--- a/docs/S-DES实验报告.docx
+++ b/docs/S-DES实验报告.docx
@@ -50,22 +50,18 @@
             <w:tcW w:type="dxa" w:w="1134"/>
             <w:vAlign w:val="center"/>
             <w:tcMar>
-              <w:top w:w="85" w:type="dxa"/>
-              <w:left w:w="85" w:type="dxa"/>
-              <w:bottom w:w="85" w:type="dxa"/>
-              <w:right w:w="85" w:type="dxa"/>
+              <w:top w:w="40" w:type="dxa"/>
+              <w:left w:w="40" w:type="dxa"/>
+              <w:bottom w:w="40" w:type="dxa"/>
+              <w:right w:w="40" w:type="dxa"/>
             </w:tcMar>
             <w:shd w:fill="F0F0F0"/>
           </w:tcPr>
           <w:p>
             <w:pPr>
-              <w:spacing w:after="0" w:line="276" w:lineRule="auto"/>
+              <w:pStyle w:val="ReportTableHeader"/>
             </w:pPr>
             <w:r>
-              <w:rPr>
-                <w:b/>
-                <w:sz w:val="20"/>
-              </w:rPr>
               <w:t>组员</w:t>
             </w:r>
           </w:p>
@@ -75,22 +71,18 @@
             <w:tcW w:type="dxa" w:w="3402"/>
             <w:vAlign w:val="center"/>
             <w:tcMar>
-              <w:top w:w="85" w:type="dxa"/>
-              <w:left w:w="85" w:type="dxa"/>
-              <w:bottom w:w="85" w:type="dxa"/>
-              <w:right w:w="85" w:type="dxa"/>
+              <w:top w:w="40" w:type="dxa"/>
+              <w:left w:w="40" w:type="dxa"/>
+              <w:bottom w:w="40" w:type="dxa"/>
+              <w:right w:w="40" w:type="dxa"/>
             </w:tcMar>
             <w:shd w:fill="F0F0F0"/>
           </w:tcPr>
           <w:p>
             <w:pPr>
-              <w:spacing w:after="0" w:line="276" w:lineRule="auto"/>
+              <w:pStyle w:val="ReportTableHeader"/>
             </w:pPr>
             <w:r>
-              <w:rPr>
-                <w:b/>
-                <w:sz w:val="20"/>
-              </w:rPr>
               <w:t>姓名</w:t>
             </w:r>
           </w:p>
@@ -100,22 +92,18 @@
             <w:tcW w:type="dxa" w:w="4535"/>
             <w:vAlign w:val="center"/>
             <w:tcMar>
-              <w:top w:w="85" w:type="dxa"/>
-              <w:left w:w="85" w:type="dxa"/>
-              <w:bottom w:w="85" w:type="dxa"/>
-              <w:right w:w="85" w:type="dxa"/>
+              <w:top w:w="40" w:type="dxa"/>
+              <w:left w:w="40" w:type="dxa"/>
+              <w:bottom w:w="40" w:type="dxa"/>
+              <w:right w:w="40" w:type="dxa"/>
             </w:tcMar>
             <w:shd w:fill="F0F0F0"/>
           </w:tcPr>
           <w:p>
             <w:pPr>
-              <w:spacing w:after="0" w:line="276" w:lineRule="auto"/>
+              <w:pStyle w:val="ReportTableHeader"/>
             </w:pPr>
             <w:r>
-              <w:rPr>
-                <w:b/>
-                <w:sz w:val="20"/>
-              </w:rPr>
               <w:t>学号</w:t>
             </w:r>
           </w:p>
@@ -130,21 +118,17 @@
             <w:tcW w:type="dxa" w:w="1134"/>
             <w:vAlign w:val="center"/>
             <w:tcMar>
-              <w:top w:w="85" w:type="dxa"/>
-              <w:left w:w="85" w:type="dxa"/>
-              <w:bottom w:w="85" w:type="dxa"/>
-              <w:right w:w="85" w:type="dxa"/>
+              <w:top w:w="40" w:type="dxa"/>
+              <w:left w:w="40" w:type="dxa"/>
+              <w:bottom w:w="40" w:type="dxa"/>
+              <w:right w:w="40" w:type="dxa"/>
             </w:tcMar>
           </w:tcPr>
           <w:p>
             <w:pPr>
-              <w:spacing w:after="0" w:line="276" w:lineRule="auto"/>
+              <w:pStyle w:val="ReportTable"/>
             </w:pPr>
             <w:r>
-              <w:rPr>
-                <w:b w:val="0"/>
-                <w:sz w:val="20"/>
-              </w:rPr>
               <w:t>1</w:t>
             </w:r>
           </w:p>
@@ -154,21 +138,17 @@
             <w:tcW w:type="dxa" w:w="3402"/>
             <w:vAlign w:val="center"/>
             <w:tcMar>
-              <w:top w:w="85" w:type="dxa"/>
-              <w:left w:w="85" w:type="dxa"/>
-              <w:bottom w:w="85" w:type="dxa"/>
-              <w:right w:w="85" w:type="dxa"/>
+              <w:top w:w="40" w:type="dxa"/>
+              <w:left w:w="40" w:type="dxa"/>
+              <w:bottom w:w="40" w:type="dxa"/>
+              <w:right w:w="40" w:type="dxa"/>
             </w:tcMar>
           </w:tcPr>
           <w:p>
             <w:pPr>
-              <w:spacing w:after="0" w:line="276" w:lineRule="auto"/>
+              <w:pStyle w:val="ReportTable"/>
             </w:pPr>
             <w:r>
-              <w:rPr>
-                <w:b w:val="0"/>
-                <w:sz w:val="20"/>
-              </w:rPr>
               <w:t>蔡旭涛</w:t>
             </w:r>
           </w:p>
@@ -178,21 +158,17 @@
             <w:tcW w:type="dxa" w:w="4535"/>
             <w:vAlign w:val="center"/>
             <w:tcMar>
-              <w:top w:w="85" w:type="dxa"/>
-              <w:left w:w="85" w:type="dxa"/>
-              <w:bottom w:w="85" w:type="dxa"/>
-              <w:right w:w="85" w:type="dxa"/>
+              <w:top w:w="40" w:type="dxa"/>
+              <w:left w:w="40" w:type="dxa"/>
+              <w:bottom w:w="40" w:type="dxa"/>
+              <w:right w:w="40" w:type="dxa"/>
             </w:tcMar>
           </w:tcPr>
           <w:p>
             <w:pPr>
-              <w:spacing w:after="0" w:line="276" w:lineRule="auto"/>
+              <w:pStyle w:val="ReportTable"/>
             </w:pPr>
             <w:r>
-              <w:rPr>
-                <w:b w:val="0"/>
-                <w:sz w:val="20"/>
-              </w:rPr>
               <w:t>20240947</w:t>
             </w:r>
           </w:p>
@@ -207,21 +183,17 @@
             <w:tcW w:type="dxa" w:w="1134"/>
             <w:vAlign w:val="center"/>
             <w:tcMar>
-              <w:top w:w="85" w:type="dxa"/>
-              <w:left w:w="85" w:type="dxa"/>
-              <w:bottom w:w="85" w:type="dxa"/>
-              <w:right w:w="85" w:type="dxa"/>
+              <w:top w:w="40" w:type="dxa"/>
+              <w:left w:w="40" w:type="dxa"/>
+              <w:bottom w:w="40" w:type="dxa"/>
+              <w:right w:w="40" w:type="dxa"/>
             </w:tcMar>
           </w:tcPr>
           <w:p>
             <w:pPr>
-              <w:spacing w:after="0" w:line="276" w:lineRule="auto"/>
+              <w:pStyle w:val="ReportTable"/>
             </w:pPr>
             <w:r>
-              <w:rPr>
-                <w:b w:val="0"/>
-                <w:sz w:val="20"/>
-              </w:rPr>
               <w:t>2</w:t>
             </w:r>
           </w:p>
@@ -231,21 +203,17 @@
             <w:tcW w:type="dxa" w:w="3402"/>
             <w:vAlign w:val="center"/>
             <w:tcMar>
-              <w:top w:w="85" w:type="dxa"/>
-              <w:left w:w="85" w:type="dxa"/>
-              <w:bottom w:w="85" w:type="dxa"/>
-              <w:right w:w="85" w:type="dxa"/>
+              <w:top w:w="40" w:type="dxa"/>
+              <w:left w:w="40" w:type="dxa"/>
+              <w:bottom w:w="40" w:type="dxa"/>
+              <w:right w:w="40" w:type="dxa"/>
             </w:tcMar>
           </w:tcPr>
           <w:p>
             <w:pPr>
-              <w:spacing w:after="0" w:line="276" w:lineRule="auto"/>
+              <w:pStyle w:val="ReportTable"/>
             </w:pPr>
             <w:r>
-              <w:rPr>
-                <w:b w:val="0"/>
-                <w:sz w:val="20"/>
-              </w:rPr>
               <w:t>扶满</w:t>
             </w:r>
           </w:p>
@@ -255,21 +223,17 @@
             <w:tcW w:type="dxa" w:w="4535"/>
             <w:vAlign w:val="center"/>
             <w:tcMar>
-              <w:top w:w="85" w:type="dxa"/>
-              <w:left w:w="85" w:type="dxa"/>
-              <w:bottom w:w="85" w:type="dxa"/>
-              <w:right w:w="85" w:type="dxa"/>
+              <w:top w:w="40" w:type="dxa"/>
+              <w:left w:w="40" w:type="dxa"/>
+              <w:bottom w:w="40" w:type="dxa"/>
+              <w:right w:w="40" w:type="dxa"/>
             </w:tcMar>
           </w:tcPr>
           <w:p>
             <w:pPr>
-              <w:spacing w:after="0" w:line="276" w:lineRule="auto"/>
+              <w:pStyle w:val="ReportTable"/>
             </w:pPr>
             <w:r>
-              <w:rPr>
-                <w:b w:val="0"/>
-                <w:sz w:val="20"/>
-              </w:rPr>
               <w:t>20245177</w:t>
             </w:r>
           </w:p>
@@ -278,13 +242,8 @@
     </w:tbl>
     <w:p>
       <w:pPr>
-        <w:spacing w:after="0" w:line="80" w:lineRule="exact"/>
+        <w:pStyle w:val="ReportSpacer"/>
       </w:pPr>
-      <w:r>
-        <w:rPr>
-          <w:sz w:val="8"/>
-        </w:rPr>
-      </w:r>
     </w:p>
     <w:p>
       <w:pPr>
@@ -296,7 +255,8 @@
     </w:p>
     <w:p>
       <w:pPr>
-        <w:ind w:firstLine="440"/>
+        <w:ind w:firstLine="480"/>
+        <w:jc w:val="both"/>
       </w:pPr>
       <w:r>
         <w:t>实现一个具有图形界面的 S-DES 加解密程序，观察置换、子密钥生成和两轮 Feistel 变换的过程。在此基础上，将分组运算扩展到 ASCII 字符串，并利用已知明密文对搜索密钥。</w:t>
@@ -304,7 +264,8 @@
     </w:p>
     <w:p>
       <w:pPr>
-        <w:ind w:firstLine="440"/>
+        <w:ind w:firstLine="480"/>
+        <w:jc w:val="both"/>
       </w:pPr>
       <w:r>
         <w:t>实验分为基本测试、交叉测试、扩展功能、暴力破解和封闭测试五关。通过逐关测试，分析固定密钥时的加密可逆性，以及固定明文时不同密钥产生相同密文的现象。</w:t>
@@ -347,22 +308,18 @@
             <w:tcW w:type="dxa" w:w="2268"/>
             <w:vAlign w:val="center"/>
             <w:tcMar>
-              <w:top w:w="85" w:type="dxa"/>
-              <w:left w:w="85" w:type="dxa"/>
-              <w:bottom w:w="85" w:type="dxa"/>
-              <w:right w:w="85" w:type="dxa"/>
+              <w:top w:w="40" w:type="dxa"/>
+              <w:left w:w="40" w:type="dxa"/>
+              <w:bottom w:w="40" w:type="dxa"/>
+              <w:right w:w="40" w:type="dxa"/>
             </w:tcMar>
             <w:shd w:fill="F0F0F0"/>
           </w:tcPr>
           <w:p>
             <w:pPr>
-              <w:spacing w:after="0" w:line="276" w:lineRule="auto"/>
+              <w:pStyle w:val="ReportTableHeader"/>
             </w:pPr>
             <w:r>
-              <w:rPr>
-                <w:b/>
-                <w:sz w:val="20"/>
-              </w:rPr>
               <w:t>项目</w:t>
             </w:r>
           </w:p>
@@ -372,22 +329,18 @@
             <w:tcW w:type="dxa" w:w="6803"/>
             <w:vAlign w:val="center"/>
             <w:tcMar>
-              <w:top w:w="85" w:type="dxa"/>
-              <w:left w:w="85" w:type="dxa"/>
-              <w:bottom w:w="85" w:type="dxa"/>
-              <w:right w:w="85" w:type="dxa"/>
+              <w:top w:w="40" w:type="dxa"/>
+              <w:left w:w="40" w:type="dxa"/>
+              <w:bottom w:w="40" w:type="dxa"/>
+              <w:right w:w="40" w:type="dxa"/>
             </w:tcMar>
             <w:shd w:fill="F0F0F0"/>
           </w:tcPr>
           <w:p>
             <w:pPr>
-              <w:spacing w:after="0" w:line="276" w:lineRule="auto"/>
+              <w:pStyle w:val="ReportTableHeader"/>
             </w:pPr>
             <w:r>
-              <w:rPr>
-                <w:b/>
-                <w:sz w:val="20"/>
-              </w:rPr>
               <w:t>环境</w:t>
             </w:r>
           </w:p>
@@ -402,21 +355,17 @@
             <w:tcW w:type="dxa" w:w="2268"/>
             <w:vAlign w:val="center"/>
             <w:tcMar>
-              <w:top w:w="85" w:type="dxa"/>
-              <w:left w:w="85" w:type="dxa"/>
-              <w:bottom w:w="85" w:type="dxa"/>
-              <w:right w:w="85" w:type="dxa"/>
+              <w:top w:w="40" w:type="dxa"/>
+              <w:left w:w="40" w:type="dxa"/>
+              <w:bottom w:w="40" w:type="dxa"/>
+              <w:right w:w="40" w:type="dxa"/>
             </w:tcMar>
           </w:tcPr>
           <w:p>
             <w:pPr>
-              <w:spacing w:after="0" w:line="276" w:lineRule="auto"/>
+              <w:pStyle w:val="ReportTable"/>
             </w:pPr>
             <w:r>
-              <w:rPr>
-                <w:b w:val="0"/>
-                <w:sz w:val="20"/>
-              </w:rPr>
               <w:t>操作系统</w:t>
             </w:r>
           </w:p>
@@ -426,21 +375,17 @@
             <w:tcW w:type="dxa" w:w="6803"/>
             <w:vAlign w:val="center"/>
             <w:tcMar>
-              <w:top w:w="85" w:type="dxa"/>
-              <w:left w:w="85" w:type="dxa"/>
-              <w:bottom w:w="85" w:type="dxa"/>
-              <w:right w:w="85" w:type="dxa"/>
+              <w:top w:w="40" w:type="dxa"/>
+              <w:left w:w="40" w:type="dxa"/>
+              <w:bottom w:w="40" w:type="dxa"/>
+              <w:right w:w="40" w:type="dxa"/>
             </w:tcMar>
           </w:tcPr>
           <w:p>
             <w:pPr>
-              <w:spacing w:after="0" w:line="276" w:lineRule="auto"/>
+              <w:pStyle w:val="ReportTable"/>
             </w:pPr>
             <w:r>
-              <w:rPr>
-                <w:b w:val="0"/>
-                <w:sz w:val="20"/>
-              </w:rPr>
               <w:t>Windows-10-10.0.26200-SP0</w:t>
             </w:r>
           </w:p>
@@ -455,21 +400,17 @@
             <w:tcW w:type="dxa" w:w="2268"/>
             <w:vAlign w:val="center"/>
             <w:tcMar>
-              <w:top w:w="85" w:type="dxa"/>
-              <w:left w:w="85" w:type="dxa"/>
-              <w:bottom w:w="85" w:type="dxa"/>
-              <w:right w:w="85" w:type="dxa"/>
+              <w:top w:w="40" w:type="dxa"/>
+              <w:left w:w="40" w:type="dxa"/>
+              <w:bottom w:w="40" w:type="dxa"/>
+              <w:right w:w="40" w:type="dxa"/>
             </w:tcMar>
           </w:tcPr>
           <w:p>
             <w:pPr>
-              <w:spacing w:after="0" w:line="276" w:lineRule="auto"/>
+              <w:pStyle w:val="ReportTable"/>
             </w:pPr>
             <w:r>
-              <w:rPr>
-                <w:b w:val="0"/>
-                <w:sz w:val="20"/>
-              </w:rPr>
               <w:t>主程序</w:t>
             </w:r>
           </w:p>
@@ -479,21 +420,17 @@
             <w:tcW w:type="dxa" w:w="6803"/>
             <w:vAlign w:val="center"/>
             <w:tcMar>
-              <w:top w:w="85" w:type="dxa"/>
-              <w:left w:w="85" w:type="dxa"/>
-              <w:bottom w:w="85" w:type="dxa"/>
-              <w:right w:w="85" w:type="dxa"/>
+              <w:top w:w="40" w:type="dxa"/>
+              <w:left w:w="40" w:type="dxa"/>
+              <w:bottom w:w="40" w:type="dxa"/>
+              <w:right w:w="40" w:type="dxa"/>
             </w:tcMar>
           </w:tcPr>
           <w:p>
             <w:pPr>
-              <w:spacing w:after="0" w:line="276" w:lineRule="auto"/>
+              <w:pStyle w:val="ReportTable"/>
             </w:pPr>
             <w:r>
-              <w:rPr>
-                <w:b w:val="0"/>
-                <w:sz w:val="20"/>
-              </w:rPr>
               <w:t>Python 3.10.0</w:t>
             </w:r>
           </w:p>
@@ -508,21 +445,17 @@
             <w:tcW w:type="dxa" w:w="2268"/>
             <w:vAlign w:val="center"/>
             <w:tcMar>
-              <w:top w:w="85" w:type="dxa"/>
-              <w:left w:w="85" w:type="dxa"/>
-              <w:bottom w:w="85" w:type="dxa"/>
-              <w:right w:w="85" w:type="dxa"/>
+              <w:top w:w="40" w:type="dxa"/>
+              <w:left w:w="40" w:type="dxa"/>
+              <w:bottom w:w="40" w:type="dxa"/>
+              <w:right w:w="40" w:type="dxa"/>
             </w:tcMar>
           </w:tcPr>
           <w:p>
             <w:pPr>
-              <w:spacing w:after="0" w:line="276" w:lineRule="auto"/>
+              <w:pStyle w:val="ReportTable"/>
             </w:pPr>
             <w:r>
-              <w:rPr>
-                <w:b w:val="0"/>
-                <w:sz w:val="20"/>
-              </w:rPr>
               <w:t>图形界面</w:t>
             </w:r>
           </w:p>
@@ -532,21 +465,17 @@
             <w:tcW w:type="dxa" w:w="6803"/>
             <w:vAlign w:val="center"/>
             <w:tcMar>
-              <w:top w:w="85" w:type="dxa"/>
-              <w:left w:w="85" w:type="dxa"/>
-              <w:bottom w:w="85" w:type="dxa"/>
-              <w:right w:w="85" w:type="dxa"/>
+              <w:top w:w="40" w:type="dxa"/>
+              <w:left w:w="40" w:type="dxa"/>
+              <w:bottom w:w="40" w:type="dxa"/>
+              <w:right w:w="40" w:type="dxa"/>
             </w:tcMar>
           </w:tcPr>
           <w:p>
             <w:pPr>
-              <w:spacing w:after="0" w:line="276" w:lineRule="auto"/>
+              <w:pStyle w:val="ReportTable"/>
             </w:pPr>
             <w:r>
-              <w:rPr>
-                <w:b w:val="0"/>
-                <w:sz w:val="20"/>
-              </w:rPr>
               <w:t>PySide6-Essentials 6.11.2</w:t>
             </w:r>
           </w:p>
@@ -561,21 +490,17 @@
             <w:tcW w:type="dxa" w:w="2268"/>
             <w:vAlign w:val="center"/>
             <w:tcMar>
-              <w:top w:w="85" w:type="dxa"/>
-              <w:left w:w="85" w:type="dxa"/>
-              <w:bottom w:w="85" w:type="dxa"/>
-              <w:right w:w="85" w:type="dxa"/>
+              <w:top w:w="40" w:type="dxa"/>
+              <w:left w:w="40" w:type="dxa"/>
+              <w:bottom w:w="40" w:type="dxa"/>
+              <w:right w:w="40" w:type="dxa"/>
             </w:tcMar>
           </w:tcPr>
           <w:p>
             <w:pPr>
-              <w:spacing w:after="0" w:line="276" w:lineRule="auto"/>
+              <w:pStyle w:val="ReportTable"/>
             </w:pPr>
             <w:r>
-              <w:rPr>
-                <w:b w:val="0"/>
-                <w:sz w:val="20"/>
-              </w:rPr>
               <w:t>参考程序</w:t>
             </w:r>
           </w:p>
@@ -585,21 +510,17 @@
             <w:tcW w:type="dxa" w:w="6803"/>
             <w:vAlign w:val="center"/>
             <w:tcMar>
-              <w:top w:w="85" w:type="dxa"/>
-              <w:left w:w="85" w:type="dxa"/>
-              <w:bottom w:w="85" w:type="dxa"/>
-              <w:right w:w="85" w:type="dxa"/>
+              <w:top w:w="40" w:type="dxa"/>
+              <w:left w:w="40" w:type="dxa"/>
+              <w:bottom w:w="40" w:type="dxa"/>
+              <w:right w:w="40" w:type="dxa"/>
             </w:tcMar>
           </w:tcPr>
           <w:p>
             <w:pPr>
-              <w:spacing w:after="0" w:line="276" w:lineRule="auto"/>
+              <w:pStyle w:val="ReportTable"/>
             </w:pPr>
             <w:r>
-              <w:rPr>
-                <w:b w:val="0"/>
-                <w:sz w:val="20"/>
-              </w:rPr>
               <w:t>C++11，MinGW GCC 4.9.2</w:t>
             </w:r>
           </w:p>
@@ -608,17 +529,13 @@
     </w:tbl>
     <w:p>
       <w:pPr>
-        <w:spacing w:after="0" w:line="80" w:lineRule="exact"/>
+        <w:pStyle w:val="ReportSpacer"/>
       </w:pPr>
-      <w:r>
-        <w:rPr>
-          <w:sz w:val="8"/>
-        </w:rPr>
-      </w:r>
     </w:p>
     <w:p>
       <w:pPr>
-        <w:ind w:firstLine="440"/>
+        <w:ind w:firstLine="480"/>
+        <w:jc w:val="both"/>
       </w:pPr>
       <w:r>
         <w:t>程序按算法、编码、分析和界面划分模块。核心函数接收整数或字节串并返回计算结果，GUI 和命令行调用相同接口。C++ 版本采用字符串置换和异或运算，用于交叉验证。</w:t>
@@ -653,22 +570,18 @@
             <w:tcW w:type="dxa" w:w="3969"/>
             <w:vAlign w:val="center"/>
             <w:tcMar>
-              <w:top w:w="85" w:type="dxa"/>
-              <w:left w:w="85" w:type="dxa"/>
-              <w:bottom w:w="85" w:type="dxa"/>
-              <w:right w:w="85" w:type="dxa"/>
+              <w:top w:w="40" w:type="dxa"/>
+              <w:left w:w="40" w:type="dxa"/>
+              <w:bottom w:w="40" w:type="dxa"/>
+              <w:right w:w="40" w:type="dxa"/>
             </w:tcMar>
             <w:shd w:fill="F0F0F0"/>
           </w:tcPr>
           <w:p>
             <w:pPr>
-              <w:spacing w:after="0" w:line="276" w:lineRule="auto"/>
+              <w:pStyle w:val="ReportTableHeader"/>
             </w:pPr>
             <w:r>
-              <w:rPr>
-                <w:b/>
-                <w:sz w:val="20"/>
-              </w:rPr>
               <w:t>文件</w:t>
             </w:r>
           </w:p>
@@ -678,22 +591,18 @@
             <w:tcW w:type="dxa" w:w="5102"/>
             <w:vAlign w:val="center"/>
             <w:tcMar>
-              <w:top w:w="85" w:type="dxa"/>
-              <w:left w:w="85" w:type="dxa"/>
-              <w:bottom w:w="85" w:type="dxa"/>
-              <w:right w:w="85" w:type="dxa"/>
+              <w:top w:w="40" w:type="dxa"/>
+              <w:left w:w="40" w:type="dxa"/>
+              <w:bottom w:w="40" w:type="dxa"/>
+              <w:right w:w="40" w:type="dxa"/>
             </w:tcMar>
             <w:shd w:fill="F0F0F0"/>
           </w:tcPr>
           <w:p>
             <w:pPr>
-              <w:spacing w:after="0" w:line="276" w:lineRule="auto"/>
+              <w:pStyle w:val="ReportTableHeader"/>
             </w:pPr>
             <w:r>
-              <w:rPr>
-                <w:b/>
-                <w:sz w:val="20"/>
-              </w:rPr>
               <w:t>主要功能</w:t>
             </w:r>
           </w:p>
@@ -708,21 +617,17 @@
             <w:tcW w:type="dxa" w:w="3969"/>
             <w:vAlign w:val="center"/>
             <w:tcMar>
-              <w:top w:w="85" w:type="dxa"/>
-              <w:left w:w="85" w:type="dxa"/>
-              <w:bottom w:w="85" w:type="dxa"/>
-              <w:right w:w="85" w:type="dxa"/>
+              <w:top w:w="40" w:type="dxa"/>
+              <w:left w:w="40" w:type="dxa"/>
+              <w:bottom w:w="40" w:type="dxa"/>
+              <w:right w:w="40" w:type="dxa"/>
             </w:tcMar>
           </w:tcPr>
           <w:p>
             <w:pPr>
-              <w:spacing w:after="0" w:line="276" w:lineRule="auto"/>
+              <w:pStyle w:val="ReportTable"/>
             </w:pPr>
             <w:r>
-              <w:rPr>
-                <w:b w:val="0"/>
-                <w:sz w:val="20"/>
-              </w:rPr>
               <w:t>sdes/core.py</w:t>
             </w:r>
           </w:p>
@@ -732,21 +637,17 @@
             <w:tcW w:type="dxa" w:w="5102"/>
             <w:vAlign w:val="center"/>
             <w:tcMar>
-              <w:top w:w="85" w:type="dxa"/>
-              <w:left w:w="85" w:type="dxa"/>
-              <w:bottom w:w="85" w:type="dxa"/>
-              <w:right w:w="85" w:type="dxa"/>
+              <w:top w:w="40" w:type="dxa"/>
+              <w:left w:w="40" w:type="dxa"/>
+              <w:bottom w:w="40" w:type="dxa"/>
+              <w:right w:w="40" w:type="dxa"/>
             </w:tcMar>
           </w:tcPr>
           <w:p>
             <w:pPr>
-              <w:spacing w:after="0" w:line="276" w:lineRule="auto"/>
+              <w:pStyle w:val="ReportTable"/>
             </w:pPr>
             <w:r>
-              <w:rPr>
-                <w:b w:val="0"/>
-                <w:sz w:val="20"/>
-              </w:rPr>
               <w:t>置换、子密钥、加解密和中间步骤</w:t>
             </w:r>
           </w:p>
@@ -761,21 +662,17 @@
             <w:tcW w:type="dxa" w:w="3969"/>
             <w:vAlign w:val="center"/>
             <w:tcMar>
-              <w:top w:w="85" w:type="dxa"/>
-              <w:left w:w="85" w:type="dxa"/>
-              <w:bottom w:w="85" w:type="dxa"/>
-              <w:right w:w="85" w:type="dxa"/>
+              <w:top w:w="40" w:type="dxa"/>
+              <w:left w:w="40" w:type="dxa"/>
+              <w:bottom w:w="40" w:type="dxa"/>
+              <w:right w:w="40" w:type="dxa"/>
             </w:tcMar>
           </w:tcPr>
           <w:p>
             <w:pPr>
-              <w:spacing w:after="0" w:line="276" w:lineRule="auto"/>
+              <w:pStyle w:val="ReportTable"/>
             </w:pPr>
             <w:r>
-              <w:rPr>
-                <w:b w:val="0"/>
-                <w:sz w:val="20"/>
-              </w:rPr>
               <w:t>sdes/encoding.py</w:t>
             </w:r>
           </w:p>
@@ -785,21 +682,17 @@
             <w:tcW w:type="dxa" w:w="5102"/>
             <w:vAlign w:val="center"/>
             <w:tcMar>
-              <w:top w:w="85" w:type="dxa"/>
-              <w:left w:w="85" w:type="dxa"/>
-              <w:bottom w:w="85" w:type="dxa"/>
-              <w:right w:w="85" w:type="dxa"/>
+              <w:top w:w="40" w:type="dxa"/>
+              <w:left w:w="40" w:type="dxa"/>
+              <w:bottom w:w="40" w:type="dxa"/>
+              <w:right w:w="40" w:type="dxa"/>
             </w:tcMar>
           </w:tcPr>
           <w:p>
             <w:pPr>
-              <w:spacing w:after="0" w:line="276" w:lineRule="auto"/>
+              <w:pStyle w:val="ReportTable"/>
             </w:pPr>
             <w:r>
-              <w:rPr>
-                <w:b w:val="0"/>
-                <w:sz w:val="20"/>
-              </w:rPr>
               <w:t>ASCII、UTF-8 和密文格式转换</w:t>
             </w:r>
           </w:p>
@@ -814,21 +707,17 @@
             <w:tcW w:type="dxa" w:w="3969"/>
             <w:vAlign w:val="center"/>
             <w:tcMar>
-              <w:top w:w="85" w:type="dxa"/>
-              <w:left w:w="85" w:type="dxa"/>
-              <w:bottom w:w="85" w:type="dxa"/>
-              <w:right w:w="85" w:type="dxa"/>
+              <w:top w:w="40" w:type="dxa"/>
+              <w:left w:w="40" w:type="dxa"/>
+              <w:bottom w:w="40" w:type="dxa"/>
+              <w:right w:w="40" w:type="dxa"/>
             </w:tcMar>
           </w:tcPr>
           <w:p>
             <w:pPr>
-              <w:spacing w:after="0" w:line="276" w:lineRule="auto"/>
+              <w:pStyle w:val="ReportTable"/>
             </w:pPr>
             <w:r>
-              <w:rPr>
-                <w:b w:val="0"/>
-                <w:sz w:val="20"/>
-              </w:rPr>
               <w:t>sdes/analysis.py</w:t>
             </w:r>
           </w:p>
@@ -838,21 +727,17 @@
             <w:tcW w:type="dxa" w:w="5102"/>
             <w:vAlign w:val="center"/>
             <w:tcMar>
-              <w:top w:w="85" w:type="dxa"/>
-              <w:left w:w="85" w:type="dxa"/>
-              <w:bottom w:w="85" w:type="dxa"/>
-              <w:right w:w="85" w:type="dxa"/>
+              <w:top w:w="40" w:type="dxa"/>
+              <w:left w:w="40" w:type="dxa"/>
+              <w:bottom w:w="40" w:type="dxa"/>
+              <w:right w:w="40" w:type="dxa"/>
             </w:tcMar>
           </w:tcPr>
           <w:p>
             <w:pPr>
-              <w:spacing w:after="0" w:line="276" w:lineRule="auto"/>
+              <w:pStyle w:val="ReportTable"/>
             </w:pPr>
             <w:r>
-              <w:rPr>
-                <w:b w:val="0"/>
-                <w:sz w:val="20"/>
-              </w:rPr>
               <w:t>穷举密钥、计时、碰撞统计</w:t>
             </w:r>
           </w:p>
@@ -867,21 +752,17 @@
             <w:tcW w:type="dxa" w:w="3969"/>
             <w:vAlign w:val="center"/>
             <w:tcMar>
-              <w:top w:w="85" w:type="dxa"/>
-              <w:left w:w="85" w:type="dxa"/>
-              <w:bottom w:w="85" w:type="dxa"/>
-              <w:right w:w="85" w:type="dxa"/>
+              <w:top w:w="40" w:type="dxa"/>
+              <w:left w:w="40" w:type="dxa"/>
+              <w:bottom w:w="40" w:type="dxa"/>
+              <w:right w:w="40" w:type="dxa"/>
             </w:tcMar>
           </w:tcPr>
           <w:p>
             <w:pPr>
-              <w:spacing w:after="0" w:line="276" w:lineRule="auto"/>
+              <w:pStyle w:val="ReportTable"/>
             </w:pPr>
             <w:r>
-              <w:rPr>
-                <w:b w:val="0"/>
-                <w:sz w:val="20"/>
-              </w:rPr>
               <w:t>sdes/gui.py</w:t>
             </w:r>
           </w:p>
@@ -891,21 +772,17 @@
             <w:tcW w:type="dxa" w:w="5102"/>
             <w:vAlign w:val="center"/>
             <w:tcMar>
-              <w:top w:w="85" w:type="dxa"/>
-              <w:left w:w="85" w:type="dxa"/>
-              <w:bottom w:w="85" w:type="dxa"/>
-              <w:right w:w="85" w:type="dxa"/>
+              <w:top w:w="40" w:type="dxa"/>
+              <w:left w:w="40" w:type="dxa"/>
+              <w:bottom w:w="40" w:type="dxa"/>
+              <w:right w:w="40" w:type="dxa"/>
             </w:tcMar>
           </w:tcPr>
           <w:p>
             <w:pPr>
-              <w:spacing w:after="0" w:line="276" w:lineRule="auto"/>
+              <w:pStyle w:val="ReportTable"/>
             </w:pPr>
             <w:r>
-              <w:rPr>
-                <w:b w:val="0"/>
-                <w:sz w:val="20"/>
-              </w:rPr>
               <w:t>图形交互和后台搜索线程</w:t>
             </w:r>
           </w:p>
@@ -920,21 +797,17 @@
             <w:tcW w:type="dxa" w:w="3969"/>
             <w:vAlign w:val="center"/>
             <w:tcMar>
-              <w:top w:w="85" w:type="dxa"/>
-              <w:left w:w="85" w:type="dxa"/>
-              <w:bottom w:w="85" w:type="dxa"/>
-              <w:right w:w="85" w:type="dxa"/>
+              <w:top w:w="40" w:type="dxa"/>
+              <w:left w:w="40" w:type="dxa"/>
+              <w:bottom w:w="40" w:type="dxa"/>
+              <w:right w:w="40" w:type="dxa"/>
             </w:tcMar>
           </w:tcPr>
           <w:p>
             <w:pPr>
-              <w:spacing w:after="0" w:line="276" w:lineRule="auto"/>
+              <w:pStyle w:val="ReportTable"/>
             </w:pPr>
             <w:r>
-              <w:rPr>
-                <w:b w:val="0"/>
-                <w:sz w:val="20"/>
-              </w:rPr>
               <w:t>reference/sdes_reference.cpp</w:t>
             </w:r>
           </w:p>
@@ -944,21 +817,17 @@
             <w:tcW w:type="dxa" w:w="5102"/>
             <w:vAlign w:val="center"/>
             <w:tcMar>
-              <w:top w:w="85" w:type="dxa"/>
-              <w:left w:w="85" w:type="dxa"/>
-              <w:bottom w:w="85" w:type="dxa"/>
-              <w:right w:w="85" w:type="dxa"/>
+              <w:top w:w="40" w:type="dxa"/>
+              <w:left w:w="40" w:type="dxa"/>
+              <w:bottom w:w="40" w:type="dxa"/>
+              <w:right w:w="40" w:type="dxa"/>
             </w:tcMar>
           </w:tcPr>
           <w:p>
             <w:pPr>
-              <w:spacing w:after="0" w:line="276" w:lineRule="auto"/>
+              <w:pStyle w:val="ReportTable"/>
             </w:pPr>
             <w:r>
-              <w:rPr>
-                <w:b w:val="0"/>
-                <w:sz w:val="20"/>
-              </w:rPr>
               <w:t>C++ 参考实现</w:t>
             </w:r>
           </w:p>
@@ -967,17 +836,13 @@
     </w:tbl>
     <w:p>
       <w:pPr>
-        <w:spacing w:after="0" w:line="80" w:lineRule="exact"/>
+        <w:pStyle w:val="ReportSpacer"/>
       </w:pPr>
-      <w:r>
-        <w:rPr>
-          <w:sz w:val="8"/>
-        </w:rPr>
-      </w:r>
     </w:p>
     <w:p>
       <w:pPr>
-        <w:ind w:firstLine="440"/>
+        <w:ind w:firstLine="480"/>
+        <w:jc w:val="left"/>
       </w:pPr>
       <w:r>
         <w:t>项目仓库：https://github.com/Cyanlament/realization-of-S-DES-algorithm。Windows 可直接运行 dist/S-DES.exe，也可通过 run.bat 启动源码版。</w:t>
@@ -994,7 +859,8 @@
     </w:p>
     <w:p>
       <w:pPr>
-        <w:ind w:firstLine="440"/>
+        <w:ind w:firstLine="480"/>
+        <w:jc w:val="both"/>
       </w:pPr>
       <w:r>
         <w:t>S-DES 的分组长度为 8 位，主密钥长度为 10 位。置换位置从最高位开始按 1 编号。加密依次执行初始置换、第一轮变换、左右交换、第二轮变换和逆初始置换。</w:t>
@@ -1029,22 +895,18 @@
             <w:tcW w:type="dxa" w:w="2268"/>
             <w:vAlign w:val="center"/>
             <w:tcMar>
-              <w:top w:w="85" w:type="dxa"/>
-              <w:left w:w="85" w:type="dxa"/>
-              <w:bottom w:w="85" w:type="dxa"/>
-              <w:right w:w="85" w:type="dxa"/>
+              <w:top w:w="40" w:type="dxa"/>
+              <w:left w:w="40" w:type="dxa"/>
+              <w:bottom w:w="40" w:type="dxa"/>
+              <w:right w:w="40" w:type="dxa"/>
             </w:tcMar>
             <w:shd w:fill="F0F0F0"/>
           </w:tcPr>
           <w:p>
             <w:pPr>
-              <w:spacing w:after="0" w:line="276" w:lineRule="auto"/>
+              <w:pStyle w:val="ReportTableHeader"/>
             </w:pPr>
             <w:r>
-              <w:rPr>
-                <w:b/>
-                <w:sz w:val="20"/>
-              </w:rPr>
               <w:t>变换</w:t>
             </w:r>
           </w:p>
@@ -1054,22 +916,18 @@
             <w:tcW w:type="dxa" w:w="6803"/>
             <w:vAlign w:val="center"/>
             <w:tcMar>
-              <w:top w:w="85" w:type="dxa"/>
-              <w:left w:w="85" w:type="dxa"/>
-              <w:bottom w:w="85" w:type="dxa"/>
-              <w:right w:w="85" w:type="dxa"/>
+              <w:top w:w="40" w:type="dxa"/>
+              <w:left w:w="40" w:type="dxa"/>
+              <w:bottom w:w="40" w:type="dxa"/>
+              <w:right w:w="40" w:type="dxa"/>
             </w:tcMar>
             <w:shd w:fill="F0F0F0"/>
           </w:tcPr>
           <w:p>
             <w:pPr>
-              <w:spacing w:after="0" w:line="276" w:lineRule="auto"/>
+              <w:pStyle w:val="ReportTableHeader"/>
             </w:pPr>
             <w:r>
-              <w:rPr>
-                <w:b/>
-                <w:sz w:val="20"/>
-              </w:rPr>
               <w:t>位置顺序</w:t>
             </w:r>
           </w:p>
@@ -1084,21 +942,17 @@
             <w:tcW w:type="dxa" w:w="2268"/>
             <w:vAlign w:val="center"/>
             <w:tcMar>
-              <w:top w:w="85" w:type="dxa"/>
-              <w:left w:w="85" w:type="dxa"/>
-              <w:bottom w:w="85" w:type="dxa"/>
-              <w:right w:w="85" w:type="dxa"/>
+              <w:top w:w="40" w:type="dxa"/>
+              <w:left w:w="40" w:type="dxa"/>
+              <w:bottom w:w="40" w:type="dxa"/>
+              <w:right w:w="40" w:type="dxa"/>
             </w:tcMar>
           </w:tcPr>
           <w:p>
             <w:pPr>
-              <w:spacing w:after="0" w:line="276" w:lineRule="auto"/>
+              <w:pStyle w:val="ReportTable"/>
             </w:pPr>
             <w:r>
-              <w:rPr>
-                <w:b w:val="0"/>
-                <w:sz w:val="20"/>
-              </w:rPr>
               <w:t>P10</w:t>
             </w:r>
           </w:p>
@@ -1108,21 +962,17 @@
             <w:tcW w:type="dxa" w:w="6803"/>
             <w:vAlign w:val="center"/>
             <w:tcMar>
-              <w:top w:w="85" w:type="dxa"/>
-              <w:left w:w="85" w:type="dxa"/>
-              <w:bottom w:w="85" w:type="dxa"/>
-              <w:right w:w="85" w:type="dxa"/>
+              <w:top w:w="40" w:type="dxa"/>
+              <w:left w:w="40" w:type="dxa"/>
+              <w:bottom w:w="40" w:type="dxa"/>
+              <w:right w:w="40" w:type="dxa"/>
             </w:tcMar>
           </w:tcPr>
           <w:p>
             <w:pPr>
-              <w:spacing w:after="0" w:line="276" w:lineRule="auto"/>
+              <w:pStyle w:val="ReportTable"/>
             </w:pPr>
             <w:r>
-              <w:rPr>
-                <w:b w:val="0"/>
-                <w:sz w:val="20"/>
-              </w:rPr>
               <w:t>3, 5, 2, 7, 4, 10, 1, 9, 8, 6</w:t>
             </w:r>
           </w:p>
@@ -1137,21 +987,17 @@
             <w:tcW w:type="dxa" w:w="2268"/>
             <w:vAlign w:val="center"/>
             <w:tcMar>
-              <w:top w:w="85" w:type="dxa"/>
-              <w:left w:w="85" w:type="dxa"/>
-              <w:bottom w:w="85" w:type="dxa"/>
-              <w:right w:w="85" w:type="dxa"/>
+              <w:top w:w="40" w:type="dxa"/>
+              <w:left w:w="40" w:type="dxa"/>
+              <w:bottom w:w="40" w:type="dxa"/>
+              <w:right w:w="40" w:type="dxa"/>
             </w:tcMar>
           </w:tcPr>
           <w:p>
             <w:pPr>
-              <w:spacing w:after="0" w:line="276" w:lineRule="auto"/>
+              <w:pStyle w:val="ReportTable"/>
             </w:pPr>
             <w:r>
-              <w:rPr>
-                <w:b w:val="0"/>
-                <w:sz w:val="20"/>
-              </w:rPr>
               <w:t>P8</w:t>
             </w:r>
           </w:p>
@@ -1161,21 +1007,17 @@
             <w:tcW w:type="dxa" w:w="6803"/>
             <w:vAlign w:val="center"/>
             <w:tcMar>
-              <w:top w:w="85" w:type="dxa"/>
-              <w:left w:w="85" w:type="dxa"/>
-              <w:bottom w:w="85" w:type="dxa"/>
-              <w:right w:w="85" w:type="dxa"/>
+              <w:top w:w="40" w:type="dxa"/>
+              <w:left w:w="40" w:type="dxa"/>
+              <w:bottom w:w="40" w:type="dxa"/>
+              <w:right w:w="40" w:type="dxa"/>
             </w:tcMar>
           </w:tcPr>
           <w:p>
             <w:pPr>
-              <w:spacing w:after="0" w:line="276" w:lineRule="auto"/>
+              <w:pStyle w:val="ReportTable"/>
             </w:pPr>
             <w:r>
-              <w:rPr>
-                <w:b w:val="0"/>
-                <w:sz w:val="20"/>
-              </w:rPr>
               <w:t>6, 3, 7, 4, 8, 5, 10, 9</w:t>
             </w:r>
           </w:p>
@@ -1190,21 +1032,17 @@
             <w:tcW w:type="dxa" w:w="2268"/>
             <w:vAlign w:val="center"/>
             <w:tcMar>
-              <w:top w:w="85" w:type="dxa"/>
-              <w:left w:w="85" w:type="dxa"/>
-              <w:bottom w:w="85" w:type="dxa"/>
-              <w:right w:w="85" w:type="dxa"/>
+              <w:top w:w="40" w:type="dxa"/>
+              <w:left w:w="40" w:type="dxa"/>
+              <w:bottom w:w="40" w:type="dxa"/>
+              <w:right w:w="40" w:type="dxa"/>
             </w:tcMar>
           </w:tcPr>
           <w:p>
             <w:pPr>
-              <w:spacing w:after="0" w:line="276" w:lineRule="auto"/>
+              <w:pStyle w:val="ReportTable"/>
             </w:pPr>
             <w:r>
-              <w:rPr>
-                <w:b w:val="0"/>
-                <w:sz w:val="20"/>
-              </w:rPr>
               <w:t>IP</w:t>
             </w:r>
           </w:p>
@@ -1214,21 +1052,17 @@
             <w:tcW w:type="dxa" w:w="6803"/>
             <w:vAlign w:val="center"/>
             <w:tcMar>
-              <w:top w:w="85" w:type="dxa"/>
-              <w:left w:w="85" w:type="dxa"/>
-              <w:bottom w:w="85" w:type="dxa"/>
-              <w:right w:w="85" w:type="dxa"/>
+              <w:top w:w="40" w:type="dxa"/>
+              <w:left w:w="40" w:type="dxa"/>
+              <w:bottom w:w="40" w:type="dxa"/>
+              <w:right w:w="40" w:type="dxa"/>
             </w:tcMar>
           </w:tcPr>
           <w:p>
             <w:pPr>
-              <w:spacing w:after="0" w:line="276" w:lineRule="auto"/>
+              <w:pStyle w:val="ReportTable"/>
             </w:pPr>
             <w:r>
-              <w:rPr>
-                <w:b w:val="0"/>
-                <w:sz w:val="20"/>
-              </w:rPr>
               <w:t>2, 6, 3, 1, 4, 8, 5, 7</w:t>
             </w:r>
           </w:p>
@@ -1243,21 +1077,17 @@
             <w:tcW w:type="dxa" w:w="2268"/>
             <w:vAlign w:val="center"/>
             <w:tcMar>
-              <w:top w:w="85" w:type="dxa"/>
-              <w:left w:w="85" w:type="dxa"/>
-              <w:bottom w:w="85" w:type="dxa"/>
-              <w:right w:w="85" w:type="dxa"/>
+              <w:top w:w="40" w:type="dxa"/>
+              <w:left w:w="40" w:type="dxa"/>
+              <w:bottom w:w="40" w:type="dxa"/>
+              <w:right w:w="40" w:type="dxa"/>
             </w:tcMar>
           </w:tcPr>
           <w:p>
             <w:pPr>
-              <w:spacing w:after="0" w:line="276" w:lineRule="auto"/>
+              <w:pStyle w:val="ReportTable"/>
             </w:pPr>
             <w:r>
-              <w:rPr>
-                <w:b w:val="0"/>
-                <w:sz w:val="20"/>
-              </w:rPr>
               <w:t>逆 IP</w:t>
             </w:r>
           </w:p>
@@ -1267,21 +1097,17 @@
             <w:tcW w:type="dxa" w:w="6803"/>
             <w:vAlign w:val="center"/>
             <w:tcMar>
-              <w:top w:w="85" w:type="dxa"/>
-              <w:left w:w="85" w:type="dxa"/>
-              <w:bottom w:w="85" w:type="dxa"/>
-              <w:right w:w="85" w:type="dxa"/>
+              <w:top w:w="40" w:type="dxa"/>
+              <w:left w:w="40" w:type="dxa"/>
+              <w:bottom w:w="40" w:type="dxa"/>
+              <w:right w:w="40" w:type="dxa"/>
             </w:tcMar>
           </w:tcPr>
           <w:p>
             <w:pPr>
-              <w:spacing w:after="0" w:line="276" w:lineRule="auto"/>
+              <w:pStyle w:val="ReportTable"/>
             </w:pPr>
             <w:r>
-              <w:rPr>
-                <w:b w:val="0"/>
-                <w:sz w:val="20"/>
-              </w:rPr>
               <w:t>4, 1, 3, 5, 7, 2, 8, 6</w:t>
             </w:r>
           </w:p>
@@ -1296,21 +1122,17 @@
             <w:tcW w:type="dxa" w:w="2268"/>
             <w:vAlign w:val="center"/>
             <w:tcMar>
-              <w:top w:w="85" w:type="dxa"/>
-              <w:left w:w="85" w:type="dxa"/>
-              <w:bottom w:w="85" w:type="dxa"/>
-              <w:right w:w="85" w:type="dxa"/>
+              <w:top w:w="40" w:type="dxa"/>
+              <w:left w:w="40" w:type="dxa"/>
+              <w:bottom w:w="40" w:type="dxa"/>
+              <w:right w:w="40" w:type="dxa"/>
             </w:tcMar>
           </w:tcPr>
           <w:p>
             <w:pPr>
-              <w:spacing w:after="0" w:line="276" w:lineRule="auto"/>
+              <w:pStyle w:val="ReportTable"/>
             </w:pPr>
             <w:r>
-              <w:rPr>
-                <w:b w:val="0"/>
-                <w:sz w:val="20"/>
-              </w:rPr>
               <w:t>EP</w:t>
             </w:r>
           </w:p>
@@ -1320,21 +1142,17 @@
             <w:tcW w:type="dxa" w:w="6803"/>
             <w:vAlign w:val="center"/>
             <w:tcMar>
-              <w:top w:w="85" w:type="dxa"/>
-              <w:left w:w="85" w:type="dxa"/>
-              <w:bottom w:w="85" w:type="dxa"/>
-              <w:right w:w="85" w:type="dxa"/>
+              <w:top w:w="40" w:type="dxa"/>
+              <w:left w:w="40" w:type="dxa"/>
+              <w:bottom w:w="40" w:type="dxa"/>
+              <w:right w:w="40" w:type="dxa"/>
             </w:tcMar>
           </w:tcPr>
           <w:p>
             <w:pPr>
-              <w:spacing w:after="0" w:line="276" w:lineRule="auto"/>
+              <w:pStyle w:val="ReportTable"/>
             </w:pPr>
             <w:r>
-              <w:rPr>
-                <w:b w:val="0"/>
-                <w:sz w:val="20"/>
-              </w:rPr>
               <w:t>4, 1, 2, 3, 2, 3, 4, 1</w:t>
             </w:r>
           </w:p>
@@ -1349,21 +1167,17 @@
             <w:tcW w:type="dxa" w:w="2268"/>
             <w:vAlign w:val="center"/>
             <w:tcMar>
-              <w:top w:w="85" w:type="dxa"/>
-              <w:left w:w="85" w:type="dxa"/>
-              <w:bottom w:w="85" w:type="dxa"/>
-              <w:right w:w="85" w:type="dxa"/>
+              <w:top w:w="40" w:type="dxa"/>
+              <w:left w:w="40" w:type="dxa"/>
+              <w:bottom w:w="40" w:type="dxa"/>
+              <w:right w:w="40" w:type="dxa"/>
             </w:tcMar>
           </w:tcPr>
           <w:p>
             <w:pPr>
-              <w:spacing w:after="0" w:line="276" w:lineRule="auto"/>
+              <w:pStyle w:val="ReportTable"/>
             </w:pPr>
             <w:r>
-              <w:rPr>
-                <w:b w:val="0"/>
-                <w:sz w:val="20"/>
-              </w:rPr>
               <w:t>P4</w:t>
             </w:r>
           </w:p>
@@ -1373,21 +1187,17 @@
             <w:tcW w:type="dxa" w:w="6803"/>
             <w:vAlign w:val="center"/>
             <w:tcMar>
-              <w:top w:w="85" w:type="dxa"/>
-              <w:left w:w="85" w:type="dxa"/>
-              <w:bottom w:w="85" w:type="dxa"/>
-              <w:right w:w="85" w:type="dxa"/>
+              <w:top w:w="40" w:type="dxa"/>
+              <w:left w:w="40" w:type="dxa"/>
+              <w:bottom w:w="40" w:type="dxa"/>
+              <w:right w:w="40" w:type="dxa"/>
             </w:tcMar>
           </w:tcPr>
           <w:p>
             <w:pPr>
-              <w:spacing w:after="0" w:line="276" w:lineRule="auto"/>
+              <w:pStyle w:val="ReportTable"/>
             </w:pPr>
             <w:r>
-              <w:rPr>
-                <w:b w:val="0"/>
-                <w:sz w:val="20"/>
-              </w:rPr>
               <w:t>2, 4, 3, 1</w:t>
             </w:r>
           </w:p>
@@ -1396,13 +1206,8 @@
     </w:tbl>
     <w:p>
       <w:pPr>
-        <w:spacing w:after="0" w:line="80" w:lineRule="exact"/>
+        <w:pStyle w:val="ReportSpacer"/>
       </w:pPr>
-      <w:r>
-        <w:rPr>
-          <w:sz w:val="8"/>
-        </w:rPr>
-      </w:r>
     </w:p>
     <w:p>
       <w:pPr>
@@ -1414,7 +1219,8 @@
     </w:p>
     <w:p>
       <w:pPr>
-        <w:ind w:firstLine="440"/>
+        <w:ind w:firstLine="480"/>
+        <w:jc w:val="both"/>
       </w:pPr>
       <w:r>
         <w:t>主密钥先经过 P10，分为两个 5 位半部。每个半部循环左移 1 位，合并后经 P8 得到 K1；在刚才的结果上继续循环左移 2 位，再经 P8 得到 K2。因此，生成 K2 时相对最初的半部共左移了 3 位。</w:t>
@@ -1430,7 +1236,8 @@
     </w:p>
     <w:p>
       <w:pPr>
-        <w:ind w:firstLine="440"/>
+        <w:ind w:firstLine="480"/>
+        <w:jc w:val="both"/>
       </w:pPr>
       <w:r>
         <w:t>右半部经 EP 扩展为 8 位，与本轮子密钥异或。异或结果分成两个 4 位输入，分别查 S-box1 和 S-box2；每个输入的外侧两位选行，内侧两位选列。两个 2 位输出拼接后经过 P4，再与左半部异或，右半部保持不变。</w:t>
@@ -1466,22 +1273,18 @@
             <w:tcW w:type="dxa" w:w="1134"/>
             <w:vAlign w:val="center"/>
             <w:tcMar>
-              <w:top w:w="85" w:type="dxa"/>
-              <w:left w:w="85" w:type="dxa"/>
-              <w:bottom w:w="85" w:type="dxa"/>
-              <w:right w:w="85" w:type="dxa"/>
+              <w:top w:w="40" w:type="dxa"/>
+              <w:left w:w="40" w:type="dxa"/>
+              <w:bottom w:w="40" w:type="dxa"/>
+              <w:right w:w="40" w:type="dxa"/>
             </w:tcMar>
             <w:shd w:fill="F0F0F0"/>
           </w:tcPr>
           <w:p>
             <w:pPr>
-              <w:spacing w:after="0" w:line="276" w:lineRule="auto"/>
+              <w:pStyle w:val="ReportTableHeader"/>
             </w:pPr>
             <w:r>
-              <w:rPr>
-                <w:b/>
-                <w:sz w:val="20"/>
-              </w:rPr>
               <w:t>行号</w:t>
             </w:r>
           </w:p>
@@ -1491,22 +1294,18 @@
             <w:tcW w:type="dxa" w:w="3969"/>
             <w:vAlign w:val="center"/>
             <w:tcMar>
-              <w:top w:w="85" w:type="dxa"/>
-              <w:left w:w="85" w:type="dxa"/>
-              <w:bottom w:w="85" w:type="dxa"/>
-              <w:right w:w="85" w:type="dxa"/>
+              <w:top w:w="40" w:type="dxa"/>
+              <w:left w:w="40" w:type="dxa"/>
+              <w:bottom w:w="40" w:type="dxa"/>
+              <w:right w:w="40" w:type="dxa"/>
             </w:tcMar>
             <w:shd w:fill="F0F0F0"/>
           </w:tcPr>
           <w:p>
             <w:pPr>
-              <w:spacing w:after="0" w:line="276" w:lineRule="auto"/>
+              <w:pStyle w:val="ReportTableHeader"/>
             </w:pPr>
             <w:r>
-              <w:rPr>
-                <w:b/>
-                <w:sz w:val="20"/>
-              </w:rPr>
               <w:t>S-box1</w:t>
             </w:r>
           </w:p>
@@ -1516,22 +1315,18 @@
             <w:tcW w:type="dxa" w:w="3969"/>
             <w:vAlign w:val="center"/>
             <w:tcMar>
-              <w:top w:w="85" w:type="dxa"/>
-              <w:left w:w="85" w:type="dxa"/>
-              <w:bottom w:w="85" w:type="dxa"/>
-              <w:right w:w="85" w:type="dxa"/>
+              <w:top w:w="40" w:type="dxa"/>
+              <w:left w:w="40" w:type="dxa"/>
+              <w:bottom w:w="40" w:type="dxa"/>
+              <w:right w:w="40" w:type="dxa"/>
             </w:tcMar>
             <w:shd w:fill="F0F0F0"/>
           </w:tcPr>
           <w:p>
             <w:pPr>
-              <w:spacing w:after="0" w:line="276" w:lineRule="auto"/>
+              <w:pStyle w:val="ReportTableHeader"/>
             </w:pPr>
             <w:r>
-              <w:rPr>
-                <w:b/>
-                <w:sz w:val="20"/>
-              </w:rPr>
               <w:t>S-box2</w:t>
             </w:r>
           </w:p>
@@ -1546,21 +1341,17 @@
             <w:tcW w:type="dxa" w:w="1134"/>
             <w:vAlign w:val="center"/>
             <w:tcMar>
-              <w:top w:w="85" w:type="dxa"/>
-              <w:left w:w="85" w:type="dxa"/>
-              <w:bottom w:w="85" w:type="dxa"/>
-              <w:right w:w="85" w:type="dxa"/>
+              <w:top w:w="40" w:type="dxa"/>
+              <w:left w:w="40" w:type="dxa"/>
+              <w:bottom w:w="40" w:type="dxa"/>
+              <w:right w:w="40" w:type="dxa"/>
             </w:tcMar>
           </w:tcPr>
           <w:p>
             <w:pPr>
-              <w:spacing w:after="0" w:line="276" w:lineRule="auto"/>
+              <w:pStyle w:val="ReportTable"/>
             </w:pPr>
             <w:r>
-              <w:rPr>
-                <w:b w:val="0"/>
-                <w:sz w:val="20"/>
-              </w:rPr>
               <w:t>0</w:t>
             </w:r>
           </w:p>
@@ -1570,21 +1361,17 @@
             <w:tcW w:type="dxa" w:w="3969"/>
             <w:vAlign w:val="center"/>
             <w:tcMar>
-              <w:top w:w="85" w:type="dxa"/>
-              <w:left w:w="85" w:type="dxa"/>
-              <w:bottom w:w="85" w:type="dxa"/>
-              <w:right w:w="85" w:type="dxa"/>
+              <w:top w:w="40" w:type="dxa"/>
+              <w:left w:w="40" w:type="dxa"/>
+              <w:bottom w:w="40" w:type="dxa"/>
+              <w:right w:w="40" w:type="dxa"/>
             </w:tcMar>
           </w:tcPr>
           <w:p>
             <w:pPr>
-              <w:spacing w:after="0" w:line="276" w:lineRule="auto"/>
+              <w:pStyle w:val="ReportTable"/>
             </w:pPr>
             <w:r>
-              <w:rPr>
-                <w:b w:val="0"/>
-                <w:sz w:val="20"/>
-              </w:rPr>
               <w:t>1, 0, 3, 2</w:t>
             </w:r>
           </w:p>
@@ -1594,21 +1381,17 @@
             <w:tcW w:type="dxa" w:w="3969"/>
             <w:vAlign w:val="center"/>
             <w:tcMar>
-              <w:top w:w="85" w:type="dxa"/>
-              <w:left w:w="85" w:type="dxa"/>
-              <w:bottom w:w="85" w:type="dxa"/>
-              <w:right w:w="85" w:type="dxa"/>
+              <w:top w:w="40" w:type="dxa"/>
+              <w:left w:w="40" w:type="dxa"/>
+              <w:bottom w:w="40" w:type="dxa"/>
+              <w:right w:w="40" w:type="dxa"/>
             </w:tcMar>
           </w:tcPr>
           <w:p>
             <w:pPr>
-              <w:spacing w:after="0" w:line="276" w:lineRule="auto"/>
+              <w:pStyle w:val="ReportTable"/>
             </w:pPr>
             <w:r>
-              <w:rPr>
-                <w:b w:val="0"/>
-                <w:sz w:val="20"/>
-              </w:rPr>
               <w:t>0, 1, 2, 3</w:t>
             </w:r>
           </w:p>
@@ -1623,21 +1406,17 @@
             <w:tcW w:type="dxa" w:w="1134"/>
             <w:vAlign w:val="center"/>
             <w:tcMar>
-              <w:top w:w="85" w:type="dxa"/>
-              <w:left w:w="85" w:type="dxa"/>
-              <w:bottom w:w="85" w:type="dxa"/>
-              <w:right w:w="85" w:type="dxa"/>
+              <w:top w:w="40" w:type="dxa"/>
+              <w:left w:w="40" w:type="dxa"/>
+              <w:bottom w:w="40" w:type="dxa"/>
+              <w:right w:w="40" w:type="dxa"/>
             </w:tcMar>
           </w:tcPr>
           <w:p>
             <w:pPr>
-              <w:spacing w:after="0" w:line="276" w:lineRule="auto"/>
+              <w:pStyle w:val="ReportTable"/>
             </w:pPr>
             <w:r>
-              <w:rPr>
-                <w:b w:val="0"/>
-                <w:sz w:val="20"/>
-              </w:rPr>
               <w:t>1</w:t>
             </w:r>
           </w:p>
@@ -1647,21 +1426,17 @@
             <w:tcW w:type="dxa" w:w="3969"/>
             <w:vAlign w:val="center"/>
             <w:tcMar>
-              <w:top w:w="85" w:type="dxa"/>
-              <w:left w:w="85" w:type="dxa"/>
-              <w:bottom w:w="85" w:type="dxa"/>
-              <w:right w:w="85" w:type="dxa"/>
+              <w:top w:w="40" w:type="dxa"/>
+              <w:left w:w="40" w:type="dxa"/>
+              <w:bottom w:w="40" w:type="dxa"/>
+              <w:right w:w="40" w:type="dxa"/>
             </w:tcMar>
           </w:tcPr>
           <w:p>
             <w:pPr>
-              <w:spacing w:after="0" w:line="276" w:lineRule="auto"/>
+              <w:pStyle w:val="ReportTable"/>
             </w:pPr>
             <w:r>
-              <w:rPr>
-                <w:b w:val="0"/>
-                <w:sz w:val="20"/>
-              </w:rPr>
               <w:t>3, 2, 1, 0</w:t>
             </w:r>
           </w:p>
@@ -1671,21 +1446,17 @@
             <w:tcW w:type="dxa" w:w="3969"/>
             <w:vAlign w:val="center"/>
             <w:tcMar>
-              <w:top w:w="85" w:type="dxa"/>
-              <w:left w:w="85" w:type="dxa"/>
-              <w:bottom w:w="85" w:type="dxa"/>
-              <w:right w:w="85" w:type="dxa"/>
+              <w:top w:w="40" w:type="dxa"/>
+              <w:left w:w="40" w:type="dxa"/>
+              <w:bottom w:w="40" w:type="dxa"/>
+              <w:right w:w="40" w:type="dxa"/>
             </w:tcMar>
           </w:tcPr>
           <w:p>
             <w:pPr>
-              <w:spacing w:after="0" w:line="276" w:lineRule="auto"/>
+              <w:pStyle w:val="ReportTable"/>
             </w:pPr>
             <w:r>
-              <w:rPr>
-                <w:b w:val="0"/>
-                <w:sz w:val="20"/>
-              </w:rPr>
               <w:t>2, 3, 1, 0</w:t>
             </w:r>
           </w:p>
@@ -1700,21 +1471,17 @@
             <w:tcW w:type="dxa" w:w="1134"/>
             <w:vAlign w:val="center"/>
             <w:tcMar>
-              <w:top w:w="85" w:type="dxa"/>
-              <w:left w:w="85" w:type="dxa"/>
-              <w:bottom w:w="85" w:type="dxa"/>
-              <w:right w:w="85" w:type="dxa"/>
+              <w:top w:w="40" w:type="dxa"/>
+              <w:left w:w="40" w:type="dxa"/>
+              <w:bottom w:w="40" w:type="dxa"/>
+              <w:right w:w="40" w:type="dxa"/>
             </w:tcMar>
           </w:tcPr>
           <w:p>
             <w:pPr>
-              <w:spacing w:after="0" w:line="276" w:lineRule="auto"/>
+              <w:pStyle w:val="ReportTable"/>
             </w:pPr>
             <w:r>
-              <w:rPr>
-                <w:b w:val="0"/>
-                <w:sz w:val="20"/>
-              </w:rPr>
               <w:t>2</w:t>
             </w:r>
           </w:p>
@@ -1724,21 +1491,17 @@
             <w:tcW w:type="dxa" w:w="3969"/>
             <w:vAlign w:val="center"/>
             <w:tcMar>
-              <w:top w:w="85" w:type="dxa"/>
-              <w:left w:w="85" w:type="dxa"/>
-              <w:bottom w:w="85" w:type="dxa"/>
-              <w:right w:w="85" w:type="dxa"/>
+              <w:top w:w="40" w:type="dxa"/>
+              <w:left w:w="40" w:type="dxa"/>
+              <w:bottom w:w="40" w:type="dxa"/>
+              <w:right w:w="40" w:type="dxa"/>
             </w:tcMar>
           </w:tcPr>
           <w:p>
             <w:pPr>
-              <w:spacing w:after="0" w:line="276" w:lineRule="auto"/>
+              <w:pStyle w:val="ReportTable"/>
             </w:pPr>
             <w:r>
-              <w:rPr>
-                <w:b w:val="0"/>
-                <w:sz w:val="20"/>
-              </w:rPr>
               <w:t>0, 2, 1, 3</w:t>
             </w:r>
           </w:p>
@@ -1748,21 +1511,17 @@
             <w:tcW w:type="dxa" w:w="3969"/>
             <w:vAlign w:val="center"/>
             <w:tcMar>
-              <w:top w:w="85" w:type="dxa"/>
-              <w:left w:w="85" w:type="dxa"/>
-              <w:bottom w:w="85" w:type="dxa"/>
-              <w:right w:w="85" w:type="dxa"/>
+              <w:top w:w="40" w:type="dxa"/>
+              <w:left w:w="40" w:type="dxa"/>
+              <w:bottom w:w="40" w:type="dxa"/>
+              <w:right w:w="40" w:type="dxa"/>
             </w:tcMar>
           </w:tcPr>
           <w:p>
             <w:pPr>
-              <w:spacing w:after="0" w:line="276" w:lineRule="auto"/>
+              <w:pStyle w:val="ReportTable"/>
             </w:pPr>
             <w:r>
-              <w:rPr>
-                <w:b w:val="0"/>
-                <w:sz w:val="20"/>
-              </w:rPr>
               <w:t>3, 0, 1, 2</w:t>
             </w:r>
           </w:p>
@@ -1777,21 +1536,17 @@
             <w:tcW w:type="dxa" w:w="1134"/>
             <w:vAlign w:val="center"/>
             <w:tcMar>
-              <w:top w:w="85" w:type="dxa"/>
-              <w:left w:w="85" w:type="dxa"/>
-              <w:bottom w:w="85" w:type="dxa"/>
-              <w:right w:w="85" w:type="dxa"/>
+              <w:top w:w="40" w:type="dxa"/>
+              <w:left w:w="40" w:type="dxa"/>
+              <w:bottom w:w="40" w:type="dxa"/>
+              <w:right w:w="40" w:type="dxa"/>
             </w:tcMar>
           </w:tcPr>
           <w:p>
             <w:pPr>
-              <w:spacing w:after="0" w:line="276" w:lineRule="auto"/>
+              <w:pStyle w:val="ReportTable"/>
             </w:pPr>
             <w:r>
-              <w:rPr>
-                <w:b w:val="0"/>
-                <w:sz w:val="20"/>
-              </w:rPr>
               <w:t>3</w:t>
             </w:r>
           </w:p>
@@ -1801,21 +1556,17 @@
             <w:tcW w:type="dxa" w:w="3969"/>
             <w:vAlign w:val="center"/>
             <w:tcMar>
-              <w:top w:w="85" w:type="dxa"/>
-              <w:left w:w="85" w:type="dxa"/>
-              <w:bottom w:w="85" w:type="dxa"/>
-              <w:right w:w="85" w:type="dxa"/>
+              <w:top w:w="40" w:type="dxa"/>
+              <w:left w:w="40" w:type="dxa"/>
+              <w:bottom w:w="40" w:type="dxa"/>
+              <w:right w:w="40" w:type="dxa"/>
             </w:tcMar>
           </w:tcPr>
           <w:p>
             <w:pPr>
-              <w:spacing w:after="0" w:line="276" w:lineRule="auto"/>
+              <w:pStyle w:val="ReportTable"/>
             </w:pPr>
             <w:r>
-              <w:rPr>
-                <w:b w:val="0"/>
-                <w:sz w:val="20"/>
-              </w:rPr>
               <w:t>3, 1, 0, 2</w:t>
             </w:r>
           </w:p>
@@ -1825,21 +1576,17 @@
             <w:tcW w:type="dxa" w:w="3969"/>
             <w:vAlign w:val="center"/>
             <w:tcMar>
-              <w:top w:w="85" w:type="dxa"/>
-              <w:left w:w="85" w:type="dxa"/>
-              <w:bottom w:w="85" w:type="dxa"/>
-              <w:right w:w="85" w:type="dxa"/>
+              <w:top w:w="40" w:type="dxa"/>
+              <w:left w:w="40" w:type="dxa"/>
+              <w:bottom w:w="40" w:type="dxa"/>
+              <w:right w:w="40" w:type="dxa"/>
             </w:tcMar>
           </w:tcPr>
           <w:p>
             <w:pPr>
-              <w:spacing w:after="0" w:line="276" w:lineRule="auto"/>
+              <w:pStyle w:val="ReportTable"/>
             </w:pPr>
             <w:r>
-              <w:rPr>
-                <w:b w:val="0"/>
-                <w:sz w:val="20"/>
-              </w:rPr>
               <w:t>2, 1, 0, 3</w:t>
             </w:r>
           </w:p>
@@ -1848,17 +1595,13 @@
     </w:tbl>
     <w:p>
       <w:pPr>
-        <w:spacing w:after="0" w:line="80" w:lineRule="exact"/>
+        <w:pStyle w:val="ReportSpacer"/>
       </w:pPr>
-      <w:r>
-        <w:rPr>
-          <w:sz w:val="8"/>
-        </w:rPr>
-      </w:r>
     </w:p>
     <w:p>
       <w:pPr>
-        <w:ind w:firstLine="440"/>
+        <w:ind w:firstLine="480"/>
+        <w:jc w:val="both"/>
       </w:pPr>
       <w:r>
         <w:t>两轮之间交换左右半部。解密沿用相同结构，先使用 K2，再使用 K1。固定密钥下，异或运算可逆，Feistel 结构因此可以恢复原分组。</w:t>
@@ -1866,25 +1609,17 @@
     </w:p>
     <w:p>
       <w:pPr>
-        <w:spacing w:after="0" w:line="276" w:lineRule="auto"/>
+        <w:pStyle w:val="ReportCode"/>
       </w:pPr>
       <w:r>
-        <w:rPr>
-          <w:rFonts w:ascii="Consolas" w:hAnsi="Consolas"/>
-          <w:sz w:val="20"/>
-        </w:rPr>
         <w:t>加密：IP → 第一轮 K1 → SW → 第二轮 K2 → 逆 IP</w:t>
       </w:r>
     </w:p>
     <w:p>
       <w:pPr>
-        <w:spacing w:after="0" w:line="276" w:lineRule="auto"/>
+        <w:pStyle w:val="ReportCode"/>
       </w:pPr>
       <w:r>
-        <w:rPr>
-          <w:rFonts w:ascii="Consolas" w:hAnsi="Consolas"/>
-          <w:sz w:val="20"/>
-        </w:rPr>
         <w:t>解密：IP → 第一轮 K2 → SW → 第二轮 K1 → 逆 IP</w:t>
       </w:r>
     </w:p>
@@ -1907,7 +1642,8 @@
     </w:p>
     <w:p>
       <w:pPr>
-        <w:ind w:firstLine="440"/>
+        <w:ind w:firstLine="480"/>
+        <w:jc w:val="both"/>
       </w:pPr>
       <w:r>
         <w:t>在分组加解密页输入明文 11010111 和密钥 1010000010，选择加密模式并运行。结果为 10001100；将该结果用作输入后切换到解密模式，输出恢复为 11010111。</w:t>
@@ -1994,22 +1730,18 @@
             <w:tcW w:type="dxa" w:w="1417"/>
             <w:vAlign w:val="center"/>
             <w:tcMar>
-              <w:top w:w="85" w:type="dxa"/>
-              <w:left w:w="85" w:type="dxa"/>
-              <w:bottom w:w="85" w:type="dxa"/>
-              <w:right w:w="85" w:type="dxa"/>
+              <w:top w:w="40" w:type="dxa"/>
+              <w:left w:w="40" w:type="dxa"/>
+              <w:bottom w:w="40" w:type="dxa"/>
+              <w:right w:w="40" w:type="dxa"/>
             </w:tcMar>
             <w:shd w:fill="F0F0F0"/>
           </w:tcPr>
           <w:p>
             <w:pPr>
-              <w:spacing w:after="0" w:line="276" w:lineRule="auto"/>
+              <w:pStyle w:val="ReportTableHeader"/>
             </w:pPr>
             <w:r>
-              <w:rPr>
-                <w:b/>
-                <w:sz w:val="20"/>
-              </w:rPr>
               <w:t>操作</w:t>
             </w:r>
           </w:p>
@@ -2019,22 +1751,18 @@
             <w:tcW w:type="dxa" w:w="2551"/>
             <w:vAlign w:val="center"/>
             <w:tcMar>
-              <w:top w:w="85" w:type="dxa"/>
-              <w:left w:w="85" w:type="dxa"/>
-              <w:bottom w:w="85" w:type="dxa"/>
-              <w:right w:w="85" w:type="dxa"/>
+              <w:top w:w="40" w:type="dxa"/>
+              <w:left w:w="40" w:type="dxa"/>
+              <w:bottom w:w="40" w:type="dxa"/>
+              <w:right w:w="40" w:type="dxa"/>
             </w:tcMar>
             <w:shd w:fill="F0F0F0"/>
           </w:tcPr>
           <w:p>
             <w:pPr>
-              <w:spacing w:after="0" w:line="276" w:lineRule="auto"/>
+              <w:pStyle w:val="ReportTableHeader"/>
             </w:pPr>
             <w:r>
-              <w:rPr>
-                <w:b/>
-                <w:sz w:val="20"/>
-              </w:rPr>
               <w:t>输入分组</w:t>
             </w:r>
           </w:p>
@@ -2044,22 +1772,18 @@
             <w:tcW w:type="dxa" w:w="2551"/>
             <w:vAlign w:val="center"/>
             <w:tcMar>
-              <w:top w:w="85" w:type="dxa"/>
-              <w:left w:w="85" w:type="dxa"/>
-              <w:bottom w:w="85" w:type="dxa"/>
-              <w:right w:w="85" w:type="dxa"/>
+              <w:top w:w="40" w:type="dxa"/>
+              <w:left w:w="40" w:type="dxa"/>
+              <w:bottom w:w="40" w:type="dxa"/>
+              <w:right w:w="40" w:type="dxa"/>
             </w:tcMar>
             <w:shd w:fill="F0F0F0"/>
           </w:tcPr>
           <w:p>
             <w:pPr>
-              <w:spacing w:after="0" w:line="276" w:lineRule="auto"/>
+              <w:pStyle w:val="ReportTableHeader"/>
             </w:pPr>
             <w:r>
-              <w:rPr>
-                <w:b/>
-                <w:sz w:val="20"/>
-              </w:rPr>
               <w:t>密钥</w:t>
             </w:r>
           </w:p>
@@ -2069,22 +1793,18 @@
             <w:tcW w:type="dxa" w:w="2551"/>
             <w:vAlign w:val="center"/>
             <w:tcMar>
-              <w:top w:w="85" w:type="dxa"/>
-              <w:left w:w="85" w:type="dxa"/>
-              <w:bottom w:w="85" w:type="dxa"/>
-              <w:right w:w="85" w:type="dxa"/>
+              <w:top w:w="40" w:type="dxa"/>
+              <w:left w:w="40" w:type="dxa"/>
+              <w:bottom w:w="40" w:type="dxa"/>
+              <w:right w:w="40" w:type="dxa"/>
             </w:tcMar>
             <w:shd w:fill="F0F0F0"/>
           </w:tcPr>
           <w:p>
             <w:pPr>
-              <w:spacing w:after="0" w:line="276" w:lineRule="auto"/>
+              <w:pStyle w:val="ReportTableHeader"/>
             </w:pPr>
             <w:r>
-              <w:rPr>
-                <w:b/>
-                <w:sz w:val="20"/>
-              </w:rPr>
               <w:t>输出分组</w:t>
             </w:r>
           </w:p>
@@ -2099,21 +1819,17 @@
             <w:tcW w:type="dxa" w:w="1417"/>
             <w:vAlign w:val="center"/>
             <w:tcMar>
-              <w:top w:w="85" w:type="dxa"/>
-              <w:left w:w="85" w:type="dxa"/>
-              <w:bottom w:w="85" w:type="dxa"/>
-              <w:right w:w="85" w:type="dxa"/>
+              <w:top w:w="40" w:type="dxa"/>
+              <w:left w:w="40" w:type="dxa"/>
+              <w:bottom w:w="40" w:type="dxa"/>
+              <w:right w:w="40" w:type="dxa"/>
             </w:tcMar>
           </w:tcPr>
           <w:p>
             <w:pPr>
-              <w:spacing w:after="0" w:line="276" w:lineRule="auto"/>
+              <w:pStyle w:val="ReportTable"/>
             </w:pPr>
             <w:r>
-              <w:rPr>
-                <w:b w:val="0"/>
-                <w:sz w:val="20"/>
-              </w:rPr>
               <w:t>加密</w:t>
             </w:r>
           </w:p>
@@ -2123,21 +1839,17 @@
             <w:tcW w:type="dxa" w:w="2551"/>
             <w:vAlign w:val="center"/>
             <w:tcMar>
-              <w:top w:w="85" w:type="dxa"/>
-              <w:left w:w="85" w:type="dxa"/>
-              <w:bottom w:w="85" w:type="dxa"/>
-              <w:right w:w="85" w:type="dxa"/>
+              <w:top w:w="40" w:type="dxa"/>
+              <w:left w:w="40" w:type="dxa"/>
+              <w:bottom w:w="40" w:type="dxa"/>
+              <w:right w:w="40" w:type="dxa"/>
             </w:tcMar>
           </w:tcPr>
           <w:p>
             <w:pPr>
-              <w:spacing w:after="0" w:line="276" w:lineRule="auto"/>
+              <w:pStyle w:val="ReportTable"/>
             </w:pPr>
             <w:r>
-              <w:rPr>
-                <w:b w:val="0"/>
-                <w:sz w:val="20"/>
-              </w:rPr>
               <w:t>11010111</w:t>
             </w:r>
           </w:p>
@@ -2147,21 +1859,17 @@
             <w:tcW w:type="dxa" w:w="2551"/>
             <w:vAlign w:val="center"/>
             <w:tcMar>
-              <w:top w:w="85" w:type="dxa"/>
-              <w:left w:w="85" w:type="dxa"/>
-              <w:bottom w:w="85" w:type="dxa"/>
-              <w:right w:w="85" w:type="dxa"/>
+              <w:top w:w="40" w:type="dxa"/>
+              <w:left w:w="40" w:type="dxa"/>
+              <w:bottom w:w="40" w:type="dxa"/>
+              <w:right w:w="40" w:type="dxa"/>
             </w:tcMar>
           </w:tcPr>
           <w:p>
             <w:pPr>
-              <w:spacing w:after="0" w:line="276" w:lineRule="auto"/>
+              <w:pStyle w:val="ReportTable"/>
             </w:pPr>
             <w:r>
-              <w:rPr>
-                <w:b w:val="0"/>
-                <w:sz w:val="20"/>
-              </w:rPr>
               <w:t>1010000010</w:t>
             </w:r>
           </w:p>
@@ -2171,21 +1879,17 @@
             <w:tcW w:type="dxa" w:w="2551"/>
             <w:vAlign w:val="center"/>
             <w:tcMar>
-              <w:top w:w="85" w:type="dxa"/>
-              <w:left w:w="85" w:type="dxa"/>
-              <w:bottom w:w="85" w:type="dxa"/>
-              <w:right w:w="85" w:type="dxa"/>
+              <w:top w:w="40" w:type="dxa"/>
+              <w:left w:w="40" w:type="dxa"/>
+              <w:bottom w:w="40" w:type="dxa"/>
+              <w:right w:w="40" w:type="dxa"/>
             </w:tcMar>
           </w:tcPr>
           <w:p>
             <w:pPr>
-              <w:spacing w:after="0" w:line="276" w:lineRule="auto"/>
+              <w:pStyle w:val="ReportTable"/>
             </w:pPr>
             <w:r>
-              <w:rPr>
-                <w:b w:val="0"/>
-                <w:sz w:val="20"/>
-              </w:rPr>
               <w:t>10001100</w:t>
             </w:r>
           </w:p>
@@ -2200,21 +1904,17 @@
             <w:tcW w:type="dxa" w:w="1417"/>
             <w:vAlign w:val="center"/>
             <w:tcMar>
-              <w:top w:w="85" w:type="dxa"/>
-              <w:left w:w="85" w:type="dxa"/>
-              <w:bottom w:w="85" w:type="dxa"/>
-              <w:right w:w="85" w:type="dxa"/>
+              <w:top w:w="40" w:type="dxa"/>
+              <w:left w:w="40" w:type="dxa"/>
+              <w:bottom w:w="40" w:type="dxa"/>
+              <w:right w:w="40" w:type="dxa"/>
             </w:tcMar>
           </w:tcPr>
           <w:p>
             <w:pPr>
-              <w:spacing w:after="0" w:line="276" w:lineRule="auto"/>
+              <w:pStyle w:val="ReportTable"/>
             </w:pPr>
             <w:r>
-              <w:rPr>
-                <w:b w:val="0"/>
-                <w:sz w:val="20"/>
-              </w:rPr>
               <w:t>解密</w:t>
             </w:r>
           </w:p>
@@ -2224,21 +1924,17 @@
             <w:tcW w:type="dxa" w:w="2551"/>
             <w:vAlign w:val="center"/>
             <w:tcMar>
-              <w:top w:w="85" w:type="dxa"/>
-              <w:left w:w="85" w:type="dxa"/>
-              <w:bottom w:w="85" w:type="dxa"/>
-              <w:right w:w="85" w:type="dxa"/>
+              <w:top w:w="40" w:type="dxa"/>
+              <w:left w:w="40" w:type="dxa"/>
+              <w:bottom w:w="40" w:type="dxa"/>
+              <w:right w:w="40" w:type="dxa"/>
             </w:tcMar>
           </w:tcPr>
           <w:p>
             <w:pPr>
-              <w:spacing w:after="0" w:line="276" w:lineRule="auto"/>
+              <w:pStyle w:val="ReportTable"/>
             </w:pPr>
             <w:r>
-              <w:rPr>
-                <w:b w:val="0"/>
-                <w:sz w:val="20"/>
-              </w:rPr>
               <w:t>10001100</w:t>
             </w:r>
           </w:p>
@@ -2248,21 +1944,17 @@
             <w:tcW w:type="dxa" w:w="2551"/>
             <w:vAlign w:val="center"/>
             <w:tcMar>
-              <w:top w:w="85" w:type="dxa"/>
-              <w:left w:w="85" w:type="dxa"/>
-              <w:bottom w:w="85" w:type="dxa"/>
-              <w:right w:w="85" w:type="dxa"/>
+              <w:top w:w="40" w:type="dxa"/>
+              <w:left w:w="40" w:type="dxa"/>
+              <w:bottom w:w="40" w:type="dxa"/>
+              <w:right w:w="40" w:type="dxa"/>
             </w:tcMar>
           </w:tcPr>
           <w:p>
             <w:pPr>
-              <w:spacing w:after="0" w:line="276" w:lineRule="auto"/>
+              <w:pStyle w:val="ReportTable"/>
             </w:pPr>
             <w:r>
-              <w:rPr>
-                <w:b w:val="0"/>
-                <w:sz w:val="20"/>
-              </w:rPr>
               <w:t>1010000010</w:t>
             </w:r>
           </w:p>
@@ -2272,21 +1964,17 @@
             <w:tcW w:type="dxa" w:w="2551"/>
             <w:vAlign w:val="center"/>
             <w:tcMar>
-              <w:top w:w="85" w:type="dxa"/>
-              <w:left w:w="85" w:type="dxa"/>
-              <w:bottom w:w="85" w:type="dxa"/>
-              <w:right w:w="85" w:type="dxa"/>
+              <w:top w:w="40" w:type="dxa"/>
+              <w:left w:w="40" w:type="dxa"/>
+              <w:bottom w:w="40" w:type="dxa"/>
+              <w:right w:w="40" w:type="dxa"/>
             </w:tcMar>
           </w:tcPr>
           <w:p>
             <w:pPr>
-              <w:spacing w:after="0" w:line="276" w:lineRule="auto"/>
+              <w:pStyle w:val="ReportTable"/>
             </w:pPr>
             <w:r>
-              <w:rPr>
-                <w:b w:val="0"/>
-                <w:sz w:val="20"/>
-              </w:rPr>
               <w:t>11010111</w:t>
             </w:r>
           </w:p>
@@ -2295,17 +1983,13 @@
     </w:tbl>
     <w:p>
       <w:pPr>
-        <w:spacing w:after="0" w:line="80" w:lineRule="exact"/>
+        <w:pStyle w:val="ReportSpacer"/>
       </w:pPr>
-      <w:r>
-        <w:rPr>
-          <w:sz w:val="8"/>
-        </w:rPr>
-      </w:r>
     </w:p>
     <w:p>
       <w:pPr>
-        <w:ind w:firstLine="440"/>
+        <w:ind w:firstLine="480"/>
+        <w:jc w:val="both"/>
       </w:pPr>
       <w:r>
         <w:t>对全部 1024 把密钥和 256 个明文逐一验证加密后再解密，共完成 262,144 次往返，均恢复原文。对任一固定密钥，256 个明文对应 256 个不同密文。</w:t>
@@ -2313,7 +1997,8 @@
     </w:p>
     <w:p>
       <w:pPr>
-        <w:ind w:firstLine="440"/>
+        <w:ind w:firstLine="480"/>
+        <w:jc w:val="both"/>
       </w:pPr>
       <w:r>
         <w:t>自动测试通过 20 项算法与边界检查，以及 28 项界面检查。界面检查覆盖加解密、结果复用、格式转换、搜索线程、导航和最小窗口尺寸。</w:t>
@@ -2330,7 +2015,8 @@
     </w:p>
     <w:p>
       <w:pPr>
-        <w:ind w:firstLine="440"/>
+        <w:ind w:firstLine="480"/>
+        <w:jc w:val="both"/>
       </w:pPr>
       <w:r>
         <w:t>下表展开同一测试向量的中间步骤，用于核对位序、累积移位和两轮子密钥的使用顺序。</w:t>
@@ -2365,22 +2051,18 @@
             <w:tcW w:type="dxa" w:w="4535"/>
             <w:vAlign w:val="center"/>
             <w:tcMar>
-              <w:top w:w="85" w:type="dxa"/>
-              <w:left w:w="85" w:type="dxa"/>
-              <w:bottom w:w="85" w:type="dxa"/>
-              <w:right w:w="85" w:type="dxa"/>
+              <w:top w:w="40" w:type="dxa"/>
+              <w:left w:w="40" w:type="dxa"/>
+              <w:bottom w:w="40" w:type="dxa"/>
+              <w:right w:w="40" w:type="dxa"/>
             </w:tcMar>
             <w:shd w:fill="F0F0F0"/>
           </w:tcPr>
           <w:p>
             <w:pPr>
-              <w:spacing w:after="0" w:line="276" w:lineRule="auto"/>
+              <w:pStyle w:val="ReportTableHeader"/>
             </w:pPr>
             <w:r>
-              <w:rPr>
-                <w:b/>
-                <w:sz w:val="20"/>
-              </w:rPr>
               <w:t>步骤</w:t>
             </w:r>
           </w:p>
@@ -2390,22 +2072,18 @@
             <w:tcW w:type="dxa" w:w="4535"/>
             <w:vAlign w:val="center"/>
             <w:tcMar>
-              <w:top w:w="85" w:type="dxa"/>
-              <w:left w:w="85" w:type="dxa"/>
-              <w:bottom w:w="85" w:type="dxa"/>
-              <w:right w:w="85" w:type="dxa"/>
+              <w:top w:w="40" w:type="dxa"/>
+              <w:left w:w="40" w:type="dxa"/>
+              <w:bottom w:w="40" w:type="dxa"/>
+              <w:right w:w="40" w:type="dxa"/>
             </w:tcMar>
             <w:shd w:fill="F0F0F0"/>
           </w:tcPr>
           <w:p>
             <w:pPr>
-              <w:spacing w:after="0" w:line="276" w:lineRule="auto"/>
+              <w:pStyle w:val="ReportTableHeader"/>
             </w:pPr>
             <w:r>
-              <w:rPr>
-                <w:b/>
-                <w:sz w:val="20"/>
-              </w:rPr>
               <w:t>结果</w:t>
             </w:r>
           </w:p>
@@ -2420,21 +2098,17 @@
             <w:tcW w:type="dxa" w:w="4535"/>
             <w:vAlign w:val="center"/>
             <w:tcMar>
-              <w:top w:w="85" w:type="dxa"/>
-              <w:left w:w="85" w:type="dxa"/>
-              <w:bottom w:w="85" w:type="dxa"/>
-              <w:right w:w="85" w:type="dxa"/>
+              <w:top w:w="40" w:type="dxa"/>
+              <w:left w:w="40" w:type="dxa"/>
+              <w:bottom w:w="40" w:type="dxa"/>
+              <w:right w:w="40" w:type="dxa"/>
             </w:tcMar>
           </w:tcPr>
           <w:p>
             <w:pPr>
-              <w:spacing w:after="0" w:line="276" w:lineRule="auto"/>
+              <w:pStyle w:val="ReportTable"/>
             </w:pPr>
             <w:r>
-              <w:rPr>
-                <w:b w:val="0"/>
-                <w:sz w:val="20"/>
-              </w:rPr>
               <w:t>P10 后的密钥</w:t>
             </w:r>
           </w:p>
@@ -2444,21 +2118,17 @@
             <w:tcW w:type="dxa" w:w="4535"/>
             <w:vAlign w:val="center"/>
             <w:tcMar>
-              <w:top w:w="85" w:type="dxa"/>
-              <w:left w:w="85" w:type="dxa"/>
-              <w:bottom w:w="85" w:type="dxa"/>
-              <w:right w:w="85" w:type="dxa"/>
+              <w:top w:w="40" w:type="dxa"/>
+              <w:left w:w="40" w:type="dxa"/>
+              <w:bottom w:w="40" w:type="dxa"/>
+              <w:right w:w="40" w:type="dxa"/>
             </w:tcMar>
           </w:tcPr>
           <w:p>
             <w:pPr>
-              <w:spacing w:after="0" w:line="276" w:lineRule="auto"/>
+              <w:pStyle w:val="ReportTable"/>
             </w:pPr>
             <w:r>
-              <w:rPr>
-                <w:b w:val="0"/>
-                <w:sz w:val="20"/>
-              </w:rPr>
               <w:t>1000001100</w:t>
             </w:r>
           </w:p>
@@ -2473,21 +2143,17 @@
             <w:tcW w:type="dxa" w:w="4535"/>
             <w:vAlign w:val="center"/>
             <w:tcMar>
-              <w:top w:w="85" w:type="dxa"/>
-              <w:left w:w="85" w:type="dxa"/>
-              <w:bottom w:w="85" w:type="dxa"/>
-              <w:right w:w="85" w:type="dxa"/>
+              <w:top w:w="40" w:type="dxa"/>
+              <w:left w:w="40" w:type="dxa"/>
+              <w:bottom w:w="40" w:type="dxa"/>
+              <w:right w:w="40" w:type="dxa"/>
             </w:tcMar>
           </w:tcPr>
           <w:p>
             <w:pPr>
-              <w:spacing w:after="0" w:line="276" w:lineRule="auto"/>
+              <w:pStyle w:val="ReportTable"/>
             </w:pPr>
             <w:r>
-              <w:rPr>
-                <w:b w:val="0"/>
-                <w:sz w:val="20"/>
-              </w:rPr>
               <w:t>左移 1 位后的两半拼接</w:t>
             </w:r>
           </w:p>
@@ -2497,21 +2163,17 @@
             <w:tcW w:type="dxa" w:w="4535"/>
             <w:vAlign w:val="center"/>
             <w:tcMar>
-              <w:top w:w="85" w:type="dxa"/>
-              <w:left w:w="85" w:type="dxa"/>
-              <w:bottom w:w="85" w:type="dxa"/>
-              <w:right w:w="85" w:type="dxa"/>
+              <w:top w:w="40" w:type="dxa"/>
+              <w:left w:w="40" w:type="dxa"/>
+              <w:bottom w:w="40" w:type="dxa"/>
+              <w:right w:w="40" w:type="dxa"/>
             </w:tcMar>
           </w:tcPr>
           <w:p>
             <w:pPr>
-              <w:spacing w:after="0" w:line="276" w:lineRule="auto"/>
+              <w:pStyle w:val="ReportTable"/>
             </w:pPr>
             <w:r>
-              <w:rPr>
-                <w:b w:val="0"/>
-                <w:sz w:val="20"/>
-              </w:rPr>
               <w:t>0000111000</w:t>
             </w:r>
           </w:p>
@@ -2526,21 +2188,17 @@
             <w:tcW w:type="dxa" w:w="4535"/>
             <w:vAlign w:val="center"/>
             <w:tcMar>
-              <w:top w:w="85" w:type="dxa"/>
-              <w:left w:w="85" w:type="dxa"/>
-              <w:bottom w:w="85" w:type="dxa"/>
-              <w:right w:w="85" w:type="dxa"/>
+              <w:top w:w="40" w:type="dxa"/>
+              <w:left w:w="40" w:type="dxa"/>
+              <w:bottom w:w="40" w:type="dxa"/>
+              <w:right w:w="40" w:type="dxa"/>
             </w:tcMar>
           </w:tcPr>
           <w:p>
             <w:pPr>
-              <w:spacing w:after="0" w:line="276" w:lineRule="auto"/>
+              <w:pStyle w:val="ReportTable"/>
             </w:pPr>
             <w:r>
-              <w:rPr>
-                <w:b w:val="0"/>
-                <w:sz w:val="20"/>
-              </w:rPr>
               <w:t>K1</w:t>
             </w:r>
           </w:p>
@@ -2550,21 +2208,17 @@
             <w:tcW w:type="dxa" w:w="4535"/>
             <w:vAlign w:val="center"/>
             <w:tcMar>
-              <w:top w:w="85" w:type="dxa"/>
-              <w:left w:w="85" w:type="dxa"/>
-              <w:bottom w:w="85" w:type="dxa"/>
-              <w:right w:w="85" w:type="dxa"/>
+              <w:top w:w="40" w:type="dxa"/>
+              <w:left w:w="40" w:type="dxa"/>
+              <w:bottom w:w="40" w:type="dxa"/>
+              <w:right w:w="40" w:type="dxa"/>
             </w:tcMar>
           </w:tcPr>
           <w:p>
             <w:pPr>
-              <w:spacing w:after="0" w:line="276" w:lineRule="auto"/>
+              <w:pStyle w:val="ReportTable"/>
             </w:pPr>
             <w:r>
-              <w:rPr>
-                <w:b w:val="0"/>
-                <w:sz w:val="20"/>
-              </w:rPr>
               <w:t>10100100</w:t>
             </w:r>
           </w:p>
@@ -2579,21 +2233,17 @@
             <w:tcW w:type="dxa" w:w="4535"/>
             <w:vAlign w:val="center"/>
             <w:tcMar>
-              <w:top w:w="85" w:type="dxa"/>
-              <w:left w:w="85" w:type="dxa"/>
-              <w:bottom w:w="85" w:type="dxa"/>
-              <w:right w:w="85" w:type="dxa"/>
+              <w:top w:w="40" w:type="dxa"/>
+              <w:left w:w="40" w:type="dxa"/>
+              <w:bottom w:w="40" w:type="dxa"/>
+              <w:right w:w="40" w:type="dxa"/>
             </w:tcMar>
           </w:tcPr>
           <w:p>
             <w:pPr>
-              <w:spacing w:after="0" w:line="276" w:lineRule="auto"/>
+              <w:pStyle w:val="ReportTable"/>
             </w:pPr>
             <w:r>
-              <w:rPr>
-                <w:b w:val="0"/>
-                <w:sz w:val="20"/>
-              </w:rPr>
               <w:t>继续左移 2 位后的两半拼接</w:t>
             </w:r>
           </w:p>
@@ -2603,21 +2253,17 @@
             <w:tcW w:type="dxa" w:w="4535"/>
             <w:vAlign w:val="center"/>
             <w:tcMar>
-              <w:top w:w="85" w:type="dxa"/>
-              <w:left w:w="85" w:type="dxa"/>
-              <w:bottom w:w="85" w:type="dxa"/>
-              <w:right w:w="85" w:type="dxa"/>
+              <w:top w:w="40" w:type="dxa"/>
+              <w:left w:w="40" w:type="dxa"/>
+              <w:bottom w:w="40" w:type="dxa"/>
+              <w:right w:w="40" w:type="dxa"/>
             </w:tcMar>
           </w:tcPr>
           <w:p>
             <w:pPr>
-              <w:spacing w:after="0" w:line="276" w:lineRule="auto"/>
+              <w:pStyle w:val="ReportTable"/>
             </w:pPr>
             <w:r>
-              <w:rPr>
-                <w:b w:val="0"/>
-                <w:sz w:val="20"/>
-              </w:rPr>
               <w:t>0010000011</w:t>
             </w:r>
           </w:p>
@@ -2632,21 +2278,17 @@
             <w:tcW w:type="dxa" w:w="4535"/>
             <w:vAlign w:val="center"/>
             <w:tcMar>
-              <w:top w:w="85" w:type="dxa"/>
-              <w:left w:w="85" w:type="dxa"/>
-              <w:bottom w:w="85" w:type="dxa"/>
-              <w:right w:w="85" w:type="dxa"/>
+              <w:top w:w="40" w:type="dxa"/>
+              <w:left w:w="40" w:type="dxa"/>
+              <w:bottom w:w="40" w:type="dxa"/>
+              <w:right w:w="40" w:type="dxa"/>
             </w:tcMar>
           </w:tcPr>
           <w:p>
             <w:pPr>
-              <w:spacing w:after="0" w:line="276" w:lineRule="auto"/>
+              <w:pStyle w:val="ReportTable"/>
             </w:pPr>
             <w:r>
-              <w:rPr>
-                <w:b w:val="0"/>
-                <w:sz w:val="20"/>
-              </w:rPr>
               <w:t>K2</w:t>
             </w:r>
           </w:p>
@@ -2656,21 +2298,17 @@
             <w:tcW w:type="dxa" w:w="4535"/>
             <w:vAlign w:val="center"/>
             <w:tcMar>
-              <w:top w:w="85" w:type="dxa"/>
-              <w:left w:w="85" w:type="dxa"/>
-              <w:bottom w:w="85" w:type="dxa"/>
-              <w:right w:w="85" w:type="dxa"/>
+              <w:top w:w="40" w:type="dxa"/>
+              <w:left w:w="40" w:type="dxa"/>
+              <w:bottom w:w="40" w:type="dxa"/>
+              <w:right w:w="40" w:type="dxa"/>
             </w:tcMar>
           </w:tcPr>
           <w:p>
             <w:pPr>
-              <w:spacing w:after="0" w:line="276" w:lineRule="auto"/>
+              <w:pStyle w:val="ReportTable"/>
             </w:pPr>
             <w:r>
-              <w:rPr>
-                <w:b w:val="0"/>
-                <w:sz w:val="20"/>
-              </w:rPr>
               <w:t>01000011</w:t>
             </w:r>
           </w:p>
@@ -2685,21 +2323,17 @@
             <w:tcW w:type="dxa" w:w="4535"/>
             <w:vAlign w:val="center"/>
             <w:tcMar>
-              <w:top w:w="85" w:type="dxa"/>
-              <w:left w:w="85" w:type="dxa"/>
-              <w:bottom w:w="85" w:type="dxa"/>
-              <w:right w:w="85" w:type="dxa"/>
+              <w:top w:w="40" w:type="dxa"/>
+              <w:left w:w="40" w:type="dxa"/>
+              <w:bottom w:w="40" w:type="dxa"/>
+              <w:right w:w="40" w:type="dxa"/>
             </w:tcMar>
           </w:tcPr>
           <w:p>
             <w:pPr>
-              <w:spacing w:after="0" w:line="276" w:lineRule="auto"/>
+              <w:pStyle w:val="ReportTable"/>
             </w:pPr>
             <w:r>
-              <w:rPr>
-                <w:b w:val="0"/>
-                <w:sz w:val="20"/>
-              </w:rPr>
               <w:t>初始置换 IP</w:t>
             </w:r>
           </w:p>
@@ -2709,21 +2343,17 @@
             <w:tcW w:type="dxa" w:w="4535"/>
             <w:vAlign w:val="center"/>
             <w:tcMar>
-              <w:top w:w="85" w:type="dxa"/>
-              <w:left w:w="85" w:type="dxa"/>
-              <w:bottom w:w="85" w:type="dxa"/>
-              <w:right w:w="85" w:type="dxa"/>
+              <w:top w:w="40" w:type="dxa"/>
+              <w:left w:w="40" w:type="dxa"/>
+              <w:bottom w:w="40" w:type="dxa"/>
+              <w:right w:w="40" w:type="dxa"/>
             </w:tcMar>
           </w:tcPr>
           <w:p>
             <w:pPr>
-              <w:spacing w:after="0" w:line="276" w:lineRule="auto"/>
+              <w:pStyle w:val="ReportTable"/>
             </w:pPr>
             <w:r>
-              <w:rPr>
-                <w:b w:val="0"/>
-                <w:sz w:val="20"/>
-              </w:rPr>
               <w:t>11011101</w:t>
             </w:r>
           </w:p>
@@ -2738,21 +2368,17 @@
             <w:tcW w:type="dxa" w:w="4535"/>
             <w:vAlign w:val="center"/>
             <w:tcMar>
-              <w:top w:w="85" w:type="dxa"/>
-              <w:left w:w="85" w:type="dxa"/>
-              <w:bottom w:w="85" w:type="dxa"/>
-              <w:right w:w="85" w:type="dxa"/>
+              <w:top w:w="40" w:type="dxa"/>
+              <w:left w:w="40" w:type="dxa"/>
+              <w:bottom w:w="40" w:type="dxa"/>
+              <w:right w:w="40" w:type="dxa"/>
             </w:tcMar>
           </w:tcPr>
           <w:p>
             <w:pPr>
-              <w:spacing w:after="0" w:line="276" w:lineRule="auto"/>
+              <w:pStyle w:val="ReportTable"/>
             </w:pPr>
             <w:r>
-              <w:rPr>
-                <w:b w:val="0"/>
-                <w:sz w:val="20"/>
-              </w:rPr>
               <w:t>第一轮 EP / 异或</w:t>
             </w:r>
           </w:p>
@@ -2762,21 +2388,17 @@
             <w:tcW w:type="dxa" w:w="4535"/>
             <w:vAlign w:val="center"/>
             <w:tcMar>
-              <w:top w:w="85" w:type="dxa"/>
-              <w:left w:w="85" w:type="dxa"/>
-              <w:bottom w:w="85" w:type="dxa"/>
-              <w:right w:w="85" w:type="dxa"/>
+              <w:top w:w="40" w:type="dxa"/>
+              <w:left w:w="40" w:type="dxa"/>
+              <w:bottom w:w="40" w:type="dxa"/>
+              <w:right w:w="40" w:type="dxa"/>
             </w:tcMar>
           </w:tcPr>
           <w:p>
             <w:pPr>
-              <w:spacing w:after="0" w:line="276" w:lineRule="auto"/>
+              <w:pStyle w:val="ReportTable"/>
             </w:pPr>
             <w:r>
-              <w:rPr>
-                <w:b w:val="0"/>
-                <w:sz w:val="20"/>
-              </w:rPr>
               <w:t>11101011 / 01001111</w:t>
             </w:r>
           </w:p>
@@ -2791,21 +2413,17 @@
             <w:tcW w:type="dxa" w:w="4535"/>
             <w:vAlign w:val="center"/>
             <w:tcMar>
-              <w:top w:w="85" w:type="dxa"/>
-              <w:left w:w="85" w:type="dxa"/>
-              <w:bottom w:w="85" w:type="dxa"/>
-              <w:right w:w="85" w:type="dxa"/>
+              <w:top w:w="40" w:type="dxa"/>
+              <w:left w:w="40" w:type="dxa"/>
+              <w:bottom w:w="40" w:type="dxa"/>
+              <w:right w:w="40" w:type="dxa"/>
             </w:tcMar>
           </w:tcPr>
           <w:p>
             <w:pPr>
-              <w:spacing w:after="0" w:line="276" w:lineRule="auto"/>
+              <w:pStyle w:val="ReportTable"/>
             </w:pPr>
             <w:r>
-              <w:rPr>
-                <w:b w:val="0"/>
-                <w:sz w:val="20"/>
-              </w:rPr>
               <w:t>第一轮 S1 / S2 / P4</w:t>
             </w:r>
           </w:p>
@@ -2815,21 +2433,17 @@
             <w:tcW w:type="dxa" w:w="4535"/>
             <w:vAlign w:val="center"/>
             <w:tcMar>
-              <w:top w:w="85" w:type="dxa"/>
-              <w:left w:w="85" w:type="dxa"/>
-              <w:bottom w:w="85" w:type="dxa"/>
-              <w:right w:w="85" w:type="dxa"/>
+              <w:top w:w="40" w:type="dxa"/>
+              <w:left w:w="40" w:type="dxa"/>
+              <w:bottom w:w="40" w:type="dxa"/>
+              <w:right w:w="40" w:type="dxa"/>
             </w:tcMar>
           </w:tcPr>
           <w:p>
             <w:pPr>
-              <w:spacing w:after="0" w:line="276" w:lineRule="auto"/>
+              <w:pStyle w:val="ReportTable"/>
             </w:pPr>
             <w:r>
-              <w:rPr>
-                <w:b w:val="0"/>
-                <w:sz w:val="20"/>
-              </w:rPr>
               <w:t>11 / 11 / 1111</w:t>
             </w:r>
           </w:p>
@@ -2844,21 +2458,17 @@
             <w:tcW w:type="dxa" w:w="4535"/>
             <w:vAlign w:val="center"/>
             <w:tcMar>
-              <w:top w:w="85" w:type="dxa"/>
-              <w:left w:w="85" w:type="dxa"/>
-              <w:bottom w:w="85" w:type="dxa"/>
-              <w:right w:w="85" w:type="dxa"/>
+              <w:top w:w="40" w:type="dxa"/>
+              <w:left w:w="40" w:type="dxa"/>
+              <w:bottom w:w="40" w:type="dxa"/>
+              <w:right w:w="40" w:type="dxa"/>
             </w:tcMar>
           </w:tcPr>
           <w:p>
             <w:pPr>
-              <w:spacing w:after="0" w:line="276" w:lineRule="auto"/>
+              <w:pStyle w:val="ReportTable"/>
             </w:pPr>
             <w:r>
-              <w:rPr>
-                <w:b w:val="0"/>
-                <w:sz w:val="20"/>
-              </w:rPr>
               <w:t>第一轮输出 / SW</w:t>
             </w:r>
           </w:p>
@@ -2868,21 +2478,17 @@
             <w:tcW w:type="dxa" w:w="4535"/>
             <w:vAlign w:val="center"/>
             <w:tcMar>
-              <w:top w:w="85" w:type="dxa"/>
-              <w:left w:w="85" w:type="dxa"/>
-              <w:bottom w:w="85" w:type="dxa"/>
-              <w:right w:w="85" w:type="dxa"/>
+              <w:top w:w="40" w:type="dxa"/>
+              <w:left w:w="40" w:type="dxa"/>
+              <w:bottom w:w="40" w:type="dxa"/>
+              <w:right w:w="40" w:type="dxa"/>
             </w:tcMar>
           </w:tcPr>
           <w:p>
             <w:pPr>
-              <w:spacing w:after="0" w:line="276" w:lineRule="auto"/>
+              <w:pStyle w:val="ReportTable"/>
             </w:pPr>
             <w:r>
-              <w:rPr>
-                <w:b w:val="0"/>
-                <w:sz w:val="20"/>
-              </w:rPr>
               <w:t>00101101 / 11010010</w:t>
             </w:r>
           </w:p>
@@ -2897,21 +2503,17 @@
             <w:tcW w:type="dxa" w:w="4535"/>
             <w:vAlign w:val="center"/>
             <w:tcMar>
-              <w:top w:w="85" w:type="dxa"/>
-              <w:left w:w="85" w:type="dxa"/>
-              <w:bottom w:w="85" w:type="dxa"/>
-              <w:right w:w="85" w:type="dxa"/>
+              <w:top w:w="40" w:type="dxa"/>
+              <w:left w:w="40" w:type="dxa"/>
+              <w:bottom w:w="40" w:type="dxa"/>
+              <w:right w:w="40" w:type="dxa"/>
             </w:tcMar>
           </w:tcPr>
           <w:p>
             <w:pPr>
-              <w:spacing w:after="0" w:line="276" w:lineRule="auto"/>
+              <w:pStyle w:val="ReportTable"/>
             </w:pPr>
             <w:r>
-              <w:rPr>
-                <w:b w:val="0"/>
-                <w:sz w:val="20"/>
-              </w:rPr>
               <w:t>第二轮 EP / 异或</w:t>
             </w:r>
           </w:p>
@@ -2921,21 +2523,17 @@
             <w:tcW w:type="dxa" w:w="4535"/>
             <w:vAlign w:val="center"/>
             <w:tcMar>
-              <w:top w:w="85" w:type="dxa"/>
-              <w:left w:w="85" w:type="dxa"/>
-              <w:bottom w:w="85" w:type="dxa"/>
-              <w:right w:w="85" w:type="dxa"/>
+              <w:top w:w="40" w:type="dxa"/>
+              <w:left w:w="40" w:type="dxa"/>
+              <w:bottom w:w="40" w:type="dxa"/>
+              <w:right w:w="40" w:type="dxa"/>
             </w:tcMar>
           </w:tcPr>
           <w:p>
             <w:pPr>
-              <w:spacing w:after="0" w:line="276" w:lineRule="auto"/>
+              <w:pStyle w:val="ReportTable"/>
             </w:pPr>
             <w:r>
-              <w:rPr>
-                <w:b w:val="0"/>
-                <w:sz w:val="20"/>
-              </w:rPr>
               <w:t>00010100 / 01010111</w:t>
             </w:r>
           </w:p>
@@ -2950,21 +2548,17 @@
             <w:tcW w:type="dxa" w:w="4535"/>
             <w:vAlign w:val="center"/>
             <w:tcMar>
-              <w:top w:w="85" w:type="dxa"/>
-              <w:left w:w="85" w:type="dxa"/>
-              <w:bottom w:w="85" w:type="dxa"/>
-              <w:right w:w="85" w:type="dxa"/>
+              <w:top w:w="40" w:type="dxa"/>
+              <w:left w:w="40" w:type="dxa"/>
+              <w:bottom w:w="40" w:type="dxa"/>
+              <w:right w:w="40" w:type="dxa"/>
             </w:tcMar>
           </w:tcPr>
           <w:p>
             <w:pPr>
-              <w:spacing w:after="0" w:line="276" w:lineRule="auto"/>
+              <w:pStyle w:val="ReportTable"/>
             </w:pPr>
             <w:r>
-              <w:rPr>
-                <w:b w:val="0"/>
-                <w:sz w:val="20"/>
-              </w:rPr>
               <w:t>第二轮 S1 / S2 / P4</w:t>
             </w:r>
           </w:p>
@@ -2974,21 +2568,17 @@
             <w:tcW w:type="dxa" w:w="4535"/>
             <w:vAlign w:val="center"/>
             <w:tcMar>
-              <w:top w:w="85" w:type="dxa"/>
-              <w:left w:w="85" w:type="dxa"/>
-              <w:bottom w:w="85" w:type="dxa"/>
-              <w:right w:w="85" w:type="dxa"/>
+              <w:top w:w="40" w:type="dxa"/>
+              <w:left w:w="40" w:type="dxa"/>
+              <w:bottom w:w="40" w:type="dxa"/>
+              <w:right w:w="40" w:type="dxa"/>
             </w:tcMar>
           </w:tcPr>
           <w:p>
             <w:pPr>
-              <w:spacing w:after="0" w:line="276" w:lineRule="auto"/>
+              <w:pStyle w:val="ReportTable"/>
             </w:pPr>
             <w:r>
-              <w:rPr>
-                <w:b w:val="0"/>
-                <w:sz w:val="20"/>
-              </w:rPr>
               <w:t>01 / 00 / 1000</w:t>
             </w:r>
           </w:p>
@@ -3003,21 +2593,17 @@
             <w:tcW w:type="dxa" w:w="4535"/>
             <w:vAlign w:val="center"/>
             <w:tcMar>
-              <w:top w:w="85" w:type="dxa"/>
-              <w:left w:w="85" w:type="dxa"/>
-              <w:bottom w:w="85" w:type="dxa"/>
-              <w:right w:w="85" w:type="dxa"/>
+              <w:top w:w="40" w:type="dxa"/>
+              <w:left w:w="40" w:type="dxa"/>
+              <w:bottom w:w="40" w:type="dxa"/>
+              <w:right w:w="40" w:type="dxa"/>
             </w:tcMar>
           </w:tcPr>
           <w:p>
             <w:pPr>
-              <w:spacing w:after="0" w:line="276" w:lineRule="auto"/>
+              <w:pStyle w:val="ReportTable"/>
             </w:pPr>
             <w:r>
-              <w:rPr>
-                <w:b w:val="0"/>
-                <w:sz w:val="20"/>
-              </w:rPr>
               <w:t>第二轮输出 / 最终密文</w:t>
             </w:r>
           </w:p>
@@ -3027,21 +2613,17 @@
             <w:tcW w:type="dxa" w:w="4535"/>
             <w:vAlign w:val="center"/>
             <w:tcMar>
-              <w:top w:w="85" w:type="dxa"/>
-              <w:left w:w="85" w:type="dxa"/>
-              <w:bottom w:w="85" w:type="dxa"/>
-              <w:right w:w="85" w:type="dxa"/>
+              <w:top w:w="40" w:type="dxa"/>
+              <w:left w:w="40" w:type="dxa"/>
+              <w:bottom w:w="40" w:type="dxa"/>
+              <w:right w:w="40" w:type="dxa"/>
             </w:tcMar>
           </w:tcPr>
           <w:p>
             <w:pPr>
-              <w:spacing w:after="0" w:line="276" w:lineRule="auto"/>
+              <w:pStyle w:val="ReportTable"/>
             </w:pPr>
             <w:r>
-              <w:rPr>
-                <w:b w:val="0"/>
-                <w:sz w:val="20"/>
-              </w:rPr>
               <w:t>01010010 / 10001100</w:t>
             </w:r>
           </w:p>
@@ -3050,17 +2632,13 @@
     </w:tbl>
     <w:p>
       <w:pPr>
-        <w:spacing w:after="0" w:line="80" w:lineRule="exact"/>
+        <w:pStyle w:val="ReportSpacer"/>
       </w:pPr>
-      <w:r>
-        <w:rPr>
-          <w:sz w:val="8"/>
-        </w:rPr>
-      </w:r>
     </w:p>
     <w:p>
       <w:pPr>
-        <w:ind w:firstLine="440"/>
+        <w:ind w:firstLine="480"/>
+        <w:jc w:val="both"/>
       </w:pPr>
       <w:r>
         <w:t>输入 123、不足 8 位的分组、超过 10 位的密钥或含有内部空格的二进制串时，程序给出格式提示并清除旧结果。首尾空白会在解析时去除。</w:t>
@@ -3127,7 +2705,8 @@
     </w:p>
     <w:p>
       <w:pPr>
-        <w:ind w:firstLine="440"/>
+        <w:ind w:firstLine="480"/>
+        <w:jc w:val="both"/>
       </w:pPr>
       <w:r>
         <w:t>Python 版本使用整数位运算，C++ 版本使用字符串置换。两者采用相同的置换表、S-box 和累积移位顺序。测试先比较两种实现对同一明文、同一密钥的加密结果，再把 Python 生成的密文交给 C++ 解密。</w:t>
@@ -3163,22 +2742,18 @@
             <w:tcW w:type="dxa" w:w="2835"/>
             <w:vAlign w:val="center"/>
             <w:tcMar>
-              <w:top w:w="85" w:type="dxa"/>
-              <w:left w:w="85" w:type="dxa"/>
-              <w:bottom w:w="85" w:type="dxa"/>
-              <w:right w:w="85" w:type="dxa"/>
+              <w:top w:w="40" w:type="dxa"/>
+              <w:left w:w="40" w:type="dxa"/>
+              <w:bottom w:w="40" w:type="dxa"/>
+              <w:right w:w="40" w:type="dxa"/>
             </w:tcMar>
             <w:shd w:fill="F0F0F0"/>
           </w:tcPr>
           <w:p>
             <w:pPr>
-              <w:spacing w:after="0" w:line="276" w:lineRule="auto"/>
+              <w:pStyle w:val="ReportTableHeader"/>
             </w:pPr>
             <w:r>
-              <w:rPr>
-                <w:b/>
-                <w:sz w:val="20"/>
-              </w:rPr>
               <w:t>比较项目</w:t>
             </w:r>
           </w:p>
@@ -3188,22 +2763,18 @@
             <w:tcW w:type="dxa" w:w="3402"/>
             <w:vAlign w:val="center"/>
             <w:tcMar>
-              <w:top w:w="85" w:type="dxa"/>
-              <w:left w:w="85" w:type="dxa"/>
-              <w:bottom w:w="85" w:type="dxa"/>
-              <w:right w:w="85" w:type="dxa"/>
+              <w:top w:w="40" w:type="dxa"/>
+              <w:left w:w="40" w:type="dxa"/>
+              <w:bottom w:w="40" w:type="dxa"/>
+              <w:right w:w="40" w:type="dxa"/>
             </w:tcMar>
             <w:shd w:fill="F0F0F0"/>
           </w:tcPr>
           <w:p>
             <w:pPr>
-              <w:spacing w:after="0" w:line="276" w:lineRule="auto"/>
+              <w:pStyle w:val="ReportTableHeader"/>
             </w:pPr>
             <w:r>
-              <w:rPr>
-                <w:b/>
-                <w:sz w:val="20"/>
-              </w:rPr>
               <w:t>测试范围</w:t>
             </w:r>
           </w:p>
@@ -3213,22 +2784,18 @@
             <w:tcW w:type="dxa" w:w="2835"/>
             <w:vAlign w:val="center"/>
             <w:tcMar>
-              <w:top w:w="85" w:type="dxa"/>
-              <w:left w:w="85" w:type="dxa"/>
-              <w:bottom w:w="85" w:type="dxa"/>
-              <w:right w:w="85" w:type="dxa"/>
+              <w:top w:w="40" w:type="dxa"/>
+              <w:left w:w="40" w:type="dxa"/>
+              <w:bottom w:w="40" w:type="dxa"/>
+              <w:right w:w="40" w:type="dxa"/>
             </w:tcMar>
             <w:shd w:fill="F0F0F0"/>
           </w:tcPr>
           <w:p>
             <w:pPr>
-              <w:spacing w:after="0" w:line="276" w:lineRule="auto"/>
+              <w:pStyle w:val="ReportTableHeader"/>
             </w:pPr>
             <w:r>
-              <w:rPr>
-                <w:b/>
-                <w:sz w:val="20"/>
-              </w:rPr>
               <w:t>结果</w:t>
             </w:r>
           </w:p>
@@ -3243,21 +2810,17 @@
             <w:tcW w:type="dxa" w:w="2835"/>
             <w:vAlign w:val="center"/>
             <w:tcMar>
-              <w:top w:w="85" w:type="dxa"/>
-              <w:left w:w="85" w:type="dxa"/>
-              <w:bottom w:w="85" w:type="dxa"/>
-              <w:right w:w="85" w:type="dxa"/>
+              <w:top w:w="40" w:type="dxa"/>
+              <w:left w:w="40" w:type="dxa"/>
+              <w:bottom w:w="40" w:type="dxa"/>
+              <w:right w:w="40" w:type="dxa"/>
             </w:tcMar>
           </w:tcPr>
           <w:p>
             <w:pPr>
-              <w:spacing w:after="0" w:line="276" w:lineRule="auto"/>
+              <w:pStyle w:val="ReportTable"/>
             </w:pPr>
             <w:r>
-              <w:rPr>
-                <w:b w:val="0"/>
-                <w:sz w:val="20"/>
-              </w:rPr>
               <w:t>加密结果比较</w:t>
             </w:r>
           </w:p>
@@ -3267,21 +2830,17 @@
             <w:tcW w:type="dxa" w:w="3402"/>
             <w:vAlign w:val="center"/>
             <w:tcMar>
-              <w:top w:w="85" w:type="dxa"/>
-              <w:left w:w="85" w:type="dxa"/>
-              <w:bottom w:w="85" w:type="dxa"/>
-              <w:right w:w="85" w:type="dxa"/>
+              <w:top w:w="40" w:type="dxa"/>
+              <w:left w:w="40" w:type="dxa"/>
+              <w:bottom w:w="40" w:type="dxa"/>
+              <w:right w:w="40" w:type="dxa"/>
             </w:tcMar>
           </w:tcPr>
           <w:p>
             <w:pPr>
-              <w:spacing w:after="0" w:line="276" w:lineRule="auto"/>
+              <w:pStyle w:val="ReportTable"/>
             </w:pPr>
             <w:r>
-              <w:rPr>
-                <w:b w:val="0"/>
-                <w:sz w:val="20"/>
-              </w:rPr>
               <w:t>1024 把密钥 × 256 个明文</w:t>
             </w:r>
           </w:p>
@@ -3291,21 +2850,17 @@
             <w:tcW w:type="dxa" w:w="2835"/>
             <w:vAlign w:val="center"/>
             <w:tcMar>
-              <w:top w:w="85" w:type="dxa"/>
-              <w:left w:w="85" w:type="dxa"/>
-              <w:bottom w:w="85" w:type="dxa"/>
-              <w:right w:w="85" w:type="dxa"/>
+              <w:top w:w="40" w:type="dxa"/>
+              <w:left w:w="40" w:type="dxa"/>
+              <w:bottom w:w="40" w:type="dxa"/>
+              <w:right w:w="40" w:type="dxa"/>
             </w:tcMar>
           </w:tcPr>
           <w:p>
             <w:pPr>
-              <w:spacing w:after="0" w:line="276" w:lineRule="auto"/>
+              <w:pStyle w:val="ReportTable"/>
             </w:pPr>
             <w:r>
-              <w:rPr>
-                <w:b w:val="0"/>
-                <w:sz w:val="20"/>
-              </w:rPr>
               <w:t>262,144 组一致，0 组差异</w:t>
             </w:r>
           </w:p>
@@ -3320,21 +2875,17 @@
             <w:tcW w:type="dxa" w:w="2835"/>
             <w:vAlign w:val="center"/>
             <w:tcMar>
-              <w:top w:w="85" w:type="dxa"/>
-              <w:left w:w="85" w:type="dxa"/>
-              <w:bottom w:w="85" w:type="dxa"/>
-              <w:right w:w="85" w:type="dxa"/>
+              <w:top w:w="40" w:type="dxa"/>
+              <w:left w:w="40" w:type="dxa"/>
+              <w:bottom w:w="40" w:type="dxa"/>
+              <w:right w:w="40" w:type="dxa"/>
             </w:tcMar>
           </w:tcPr>
           <w:p>
             <w:pPr>
-              <w:spacing w:after="0" w:line="276" w:lineRule="auto"/>
+              <w:pStyle w:val="ReportTable"/>
             </w:pPr>
             <w:r>
-              <w:rPr>
-                <w:b w:val="0"/>
-                <w:sz w:val="20"/>
-              </w:rPr>
               <w:t>C++ 解密 Python 密文</w:t>
             </w:r>
           </w:p>
@@ -3344,21 +2895,17 @@
             <w:tcW w:type="dxa" w:w="3402"/>
             <w:vAlign w:val="center"/>
             <w:tcMar>
-              <w:top w:w="85" w:type="dxa"/>
-              <w:left w:w="85" w:type="dxa"/>
-              <w:bottom w:w="85" w:type="dxa"/>
-              <w:right w:w="85" w:type="dxa"/>
+              <w:top w:w="40" w:type="dxa"/>
+              <w:left w:w="40" w:type="dxa"/>
+              <w:bottom w:w="40" w:type="dxa"/>
+              <w:right w:w="40" w:type="dxa"/>
             </w:tcMar>
           </w:tcPr>
           <w:p>
             <w:pPr>
-              <w:spacing w:after="0" w:line="276" w:lineRule="auto"/>
+              <w:pStyle w:val="ReportTable"/>
             </w:pPr>
             <w:r>
-              <w:rPr>
-                <w:b w:val="0"/>
-                <w:sz w:val="20"/>
-              </w:rPr>
               <w:t>5 把密钥 × 7 个明文</w:t>
             </w:r>
           </w:p>
@@ -3368,21 +2915,17 @@
             <w:tcW w:type="dxa" w:w="2835"/>
             <w:vAlign w:val="center"/>
             <w:tcMar>
-              <w:top w:w="85" w:type="dxa"/>
-              <w:left w:w="85" w:type="dxa"/>
-              <w:bottom w:w="85" w:type="dxa"/>
-              <w:right w:w="85" w:type="dxa"/>
+              <w:top w:w="40" w:type="dxa"/>
+              <w:left w:w="40" w:type="dxa"/>
+              <w:bottom w:w="40" w:type="dxa"/>
+              <w:right w:w="40" w:type="dxa"/>
             </w:tcMar>
           </w:tcPr>
           <w:p>
             <w:pPr>
-              <w:spacing w:after="0" w:line="276" w:lineRule="auto"/>
+              <w:pStyle w:val="ReportTable"/>
             </w:pPr>
             <w:r>
-              <w:rPr>
-                <w:b w:val="0"/>
-                <w:sz w:val="20"/>
-              </w:rPr>
               <w:t>35 组均恢复原文</w:t>
             </w:r>
           </w:p>
@@ -3397,21 +2940,17 @@
             <w:tcW w:type="dxa" w:w="2835"/>
             <w:vAlign w:val="center"/>
             <w:tcMar>
-              <w:top w:w="85" w:type="dxa"/>
-              <w:left w:w="85" w:type="dxa"/>
-              <w:bottom w:w="85" w:type="dxa"/>
-              <w:right w:w="85" w:type="dxa"/>
+              <w:top w:w="40" w:type="dxa"/>
+              <w:left w:w="40" w:type="dxa"/>
+              <w:bottom w:w="40" w:type="dxa"/>
+              <w:right w:w="40" w:type="dxa"/>
             </w:tcMar>
           </w:tcPr>
           <w:p>
             <w:pPr>
-              <w:spacing w:after="0" w:line="276" w:lineRule="auto"/>
+              <w:pStyle w:val="ReportTable"/>
             </w:pPr>
             <w:r>
-              <w:rPr>
-                <w:b w:val="0"/>
-                <w:sz w:val="20"/>
-              </w:rPr>
               <w:t>本次运行环境</w:t>
             </w:r>
           </w:p>
@@ -3421,21 +2960,17 @@
             <w:tcW w:type="dxa" w:w="3402"/>
             <w:vAlign w:val="center"/>
             <w:tcMar>
-              <w:top w:w="85" w:type="dxa"/>
-              <w:left w:w="85" w:type="dxa"/>
-              <w:bottom w:w="85" w:type="dxa"/>
-              <w:right w:w="85" w:type="dxa"/>
+              <w:top w:w="40" w:type="dxa"/>
+              <w:left w:w="40" w:type="dxa"/>
+              <w:bottom w:w="40" w:type="dxa"/>
+              <w:right w:w="40" w:type="dxa"/>
             </w:tcMar>
           </w:tcPr>
           <w:p>
             <w:pPr>
-              <w:spacing w:after="0" w:line="276" w:lineRule="auto"/>
+              <w:pStyle w:val="ReportTable"/>
             </w:pPr>
             <w:r>
-              <w:rPr>
-                <w:b w:val="0"/>
-                <w:sz w:val="20"/>
-              </w:rPr>
               <w:t>同一台 Windows 计算机</w:t>
             </w:r>
           </w:p>
@@ -3445,21 +2980,17 @@
             <w:tcW w:type="dxa" w:w="2835"/>
             <w:vAlign w:val="center"/>
             <w:tcMar>
-              <w:top w:w="85" w:type="dxa"/>
-              <w:left w:w="85" w:type="dxa"/>
-              <w:bottom w:w="85" w:type="dxa"/>
-              <w:right w:w="85" w:type="dxa"/>
+              <w:top w:w="40" w:type="dxa"/>
+              <w:left w:w="40" w:type="dxa"/>
+              <w:bottom w:w="40" w:type="dxa"/>
+              <w:right w:w="40" w:type="dxa"/>
             </w:tcMar>
           </w:tcPr>
           <w:p>
             <w:pPr>
-              <w:spacing w:after="0" w:line="276" w:lineRule="auto"/>
+              <w:pStyle w:val="ReportTable"/>
             </w:pPr>
             <w:r>
-              <w:rPr>
-                <w:b w:val="0"/>
-                <w:sz w:val="20"/>
-              </w:rPr>
               <w:t>Python 64 位 / C++ i686</w:t>
             </w:r>
           </w:p>
@@ -3468,17 +2999,13 @@
     </w:tbl>
     <w:p>
       <w:pPr>
-        <w:spacing w:after="0" w:line="80" w:lineRule="exact"/>
+        <w:pStyle w:val="ReportSpacer"/>
       </w:pPr>
-      <w:r>
-        <w:rPr>
-          <w:sz w:val="8"/>
-        </w:rPr>
-      </w:r>
     </w:p>
     <w:p>
       <w:pPr>
-        <w:ind w:firstLine="440"/>
+        <w:ind w:firstLine="480"/>
+        <w:jc w:val="both"/>
       </w:pPr>
       <w:r>
         <w:t>固定密钥 1010000010，选取下列明文比较输出。表中密文同时通过 Python 加密和 C++ 解密核对。完整交换向量保存在 evidence/cross_vectors.json。</w:t>
@@ -3515,22 +3042,18 @@
             <w:tcW w:type="dxa" w:w="2268"/>
             <w:vAlign w:val="center"/>
             <w:tcMar>
-              <w:top w:w="85" w:type="dxa"/>
-              <w:left w:w="85" w:type="dxa"/>
-              <w:bottom w:w="85" w:type="dxa"/>
-              <w:right w:w="85" w:type="dxa"/>
+              <w:top w:w="40" w:type="dxa"/>
+              <w:left w:w="40" w:type="dxa"/>
+              <w:bottom w:w="40" w:type="dxa"/>
+              <w:right w:w="40" w:type="dxa"/>
             </w:tcMar>
             <w:shd w:fill="F0F0F0"/>
           </w:tcPr>
           <w:p>
             <w:pPr>
-              <w:spacing w:after="0" w:line="276" w:lineRule="auto"/>
+              <w:pStyle w:val="ReportTableHeader"/>
             </w:pPr>
             <w:r>
-              <w:rPr>
-                <w:b/>
-                <w:sz w:val="20"/>
-              </w:rPr>
               <w:t>明文 P</w:t>
             </w:r>
           </w:p>
@@ -3540,22 +3063,18 @@
             <w:tcW w:type="dxa" w:w="2268"/>
             <w:vAlign w:val="center"/>
             <w:tcMar>
-              <w:top w:w="85" w:type="dxa"/>
-              <w:left w:w="85" w:type="dxa"/>
-              <w:bottom w:w="85" w:type="dxa"/>
-              <w:right w:w="85" w:type="dxa"/>
+              <w:top w:w="40" w:type="dxa"/>
+              <w:left w:w="40" w:type="dxa"/>
+              <w:bottom w:w="40" w:type="dxa"/>
+              <w:right w:w="40" w:type="dxa"/>
             </w:tcMar>
             <w:shd w:fill="F0F0F0"/>
           </w:tcPr>
           <w:p>
             <w:pPr>
-              <w:spacing w:after="0" w:line="276" w:lineRule="auto"/>
+              <w:pStyle w:val="ReportTableHeader"/>
             </w:pPr>
             <w:r>
-              <w:rPr>
-                <w:b/>
-                <w:sz w:val="20"/>
-              </w:rPr>
               <w:t>Python 密文</w:t>
             </w:r>
           </w:p>
@@ -3565,22 +3084,18 @@
             <w:tcW w:type="dxa" w:w="2268"/>
             <w:vAlign w:val="center"/>
             <w:tcMar>
-              <w:top w:w="85" w:type="dxa"/>
-              <w:left w:w="85" w:type="dxa"/>
-              <w:bottom w:w="85" w:type="dxa"/>
-              <w:right w:w="85" w:type="dxa"/>
+              <w:top w:w="40" w:type="dxa"/>
+              <w:left w:w="40" w:type="dxa"/>
+              <w:bottom w:w="40" w:type="dxa"/>
+              <w:right w:w="40" w:type="dxa"/>
             </w:tcMar>
             <w:shd w:fill="F0F0F0"/>
           </w:tcPr>
           <w:p>
             <w:pPr>
-              <w:spacing w:after="0" w:line="276" w:lineRule="auto"/>
+              <w:pStyle w:val="ReportTableHeader"/>
             </w:pPr>
             <w:r>
-              <w:rPr>
-                <w:b/>
-                <w:sz w:val="20"/>
-              </w:rPr>
               <w:t>C++ 密文</w:t>
             </w:r>
           </w:p>
@@ -3590,22 +3105,18 @@
             <w:tcW w:type="dxa" w:w="2268"/>
             <w:vAlign w:val="center"/>
             <w:tcMar>
-              <w:top w:w="85" w:type="dxa"/>
-              <w:left w:w="85" w:type="dxa"/>
-              <w:bottom w:w="85" w:type="dxa"/>
-              <w:right w:w="85" w:type="dxa"/>
+              <w:top w:w="40" w:type="dxa"/>
+              <w:left w:w="40" w:type="dxa"/>
+              <w:bottom w:w="40" w:type="dxa"/>
+              <w:right w:w="40" w:type="dxa"/>
             </w:tcMar>
             <w:shd w:fill="F0F0F0"/>
           </w:tcPr>
           <w:p>
             <w:pPr>
-              <w:spacing w:after="0" w:line="276" w:lineRule="auto"/>
+              <w:pStyle w:val="ReportTableHeader"/>
             </w:pPr>
             <w:r>
-              <w:rPr>
-                <w:b/>
-                <w:sz w:val="20"/>
-              </w:rPr>
               <w:t>C++ 解密结果</w:t>
             </w:r>
           </w:p>
@@ -3620,21 +3131,17 @@
             <w:tcW w:type="dxa" w:w="2268"/>
             <w:vAlign w:val="center"/>
             <w:tcMar>
-              <w:top w:w="85" w:type="dxa"/>
-              <w:left w:w="85" w:type="dxa"/>
-              <w:bottom w:w="85" w:type="dxa"/>
-              <w:right w:w="85" w:type="dxa"/>
+              <w:top w:w="40" w:type="dxa"/>
+              <w:left w:w="40" w:type="dxa"/>
+              <w:bottom w:w="40" w:type="dxa"/>
+              <w:right w:w="40" w:type="dxa"/>
             </w:tcMar>
           </w:tcPr>
           <w:p>
             <w:pPr>
-              <w:spacing w:after="0" w:line="276" w:lineRule="auto"/>
+              <w:pStyle w:val="ReportTable"/>
             </w:pPr>
             <w:r>
-              <w:rPr>
-                <w:b w:val="0"/>
-                <w:sz w:val="20"/>
-              </w:rPr>
               <w:t>00000000</w:t>
             </w:r>
           </w:p>
@@ -3644,21 +3151,17 @@
             <w:tcW w:type="dxa" w:w="2268"/>
             <w:vAlign w:val="center"/>
             <w:tcMar>
-              <w:top w:w="85" w:type="dxa"/>
-              <w:left w:w="85" w:type="dxa"/>
-              <w:bottom w:w="85" w:type="dxa"/>
-              <w:right w:w="85" w:type="dxa"/>
+              <w:top w:w="40" w:type="dxa"/>
+              <w:left w:w="40" w:type="dxa"/>
+              <w:bottom w:w="40" w:type="dxa"/>
+              <w:right w:w="40" w:type="dxa"/>
             </w:tcMar>
           </w:tcPr>
           <w:p>
             <w:pPr>
-              <w:spacing w:after="0" w:line="276" w:lineRule="auto"/>
+              <w:pStyle w:val="ReportTable"/>
             </w:pPr>
             <w:r>
-              <w:rPr>
-                <w:b w:val="0"/>
-                <w:sz w:val="20"/>
-              </w:rPr>
               <w:t>00001110</w:t>
             </w:r>
           </w:p>
@@ -3668,21 +3171,17 @@
             <w:tcW w:type="dxa" w:w="2268"/>
             <w:vAlign w:val="center"/>
             <w:tcMar>
-              <w:top w:w="85" w:type="dxa"/>
-              <w:left w:w="85" w:type="dxa"/>
-              <w:bottom w:w="85" w:type="dxa"/>
-              <w:right w:w="85" w:type="dxa"/>
+              <w:top w:w="40" w:type="dxa"/>
+              <w:left w:w="40" w:type="dxa"/>
+              <w:bottom w:w="40" w:type="dxa"/>
+              <w:right w:w="40" w:type="dxa"/>
             </w:tcMar>
           </w:tcPr>
           <w:p>
             <w:pPr>
-              <w:spacing w:after="0" w:line="276" w:lineRule="auto"/>
+              <w:pStyle w:val="ReportTable"/>
             </w:pPr>
             <w:r>
-              <w:rPr>
-                <w:b w:val="0"/>
-                <w:sz w:val="20"/>
-              </w:rPr>
               <w:t>00001110</w:t>
             </w:r>
           </w:p>
@@ -3692,21 +3191,17 @@
             <w:tcW w:type="dxa" w:w="2268"/>
             <w:vAlign w:val="center"/>
             <w:tcMar>
-              <w:top w:w="85" w:type="dxa"/>
-              <w:left w:w="85" w:type="dxa"/>
-              <w:bottom w:w="85" w:type="dxa"/>
-              <w:right w:w="85" w:type="dxa"/>
+              <w:top w:w="40" w:type="dxa"/>
+              <w:left w:w="40" w:type="dxa"/>
+              <w:bottom w:w="40" w:type="dxa"/>
+              <w:right w:w="40" w:type="dxa"/>
             </w:tcMar>
           </w:tcPr>
           <w:p>
             <w:pPr>
-              <w:spacing w:after="0" w:line="276" w:lineRule="auto"/>
+              <w:pStyle w:val="ReportTable"/>
             </w:pPr>
             <w:r>
-              <w:rPr>
-                <w:b w:val="0"/>
-                <w:sz w:val="20"/>
-              </w:rPr>
               <w:t>00000000</w:t>
             </w:r>
           </w:p>
@@ -3721,21 +3216,17 @@
             <w:tcW w:type="dxa" w:w="2268"/>
             <w:vAlign w:val="center"/>
             <w:tcMar>
-              <w:top w:w="85" w:type="dxa"/>
-              <w:left w:w="85" w:type="dxa"/>
-              <w:bottom w:w="85" w:type="dxa"/>
-              <w:right w:w="85" w:type="dxa"/>
+              <w:top w:w="40" w:type="dxa"/>
+              <w:left w:w="40" w:type="dxa"/>
+              <w:bottom w:w="40" w:type="dxa"/>
+              <w:right w:w="40" w:type="dxa"/>
             </w:tcMar>
           </w:tcPr>
           <w:p>
             <w:pPr>
-              <w:spacing w:after="0" w:line="276" w:lineRule="auto"/>
+              <w:pStyle w:val="ReportTable"/>
             </w:pPr>
             <w:r>
-              <w:rPr>
-                <w:b w:val="0"/>
-                <w:sz w:val="20"/>
-              </w:rPr>
               <w:t>00000001</w:t>
             </w:r>
           </w:p>
@@ -3745,21 +3236,17 @@
             <w:tcW w:type="dxa" w:w="2268"/>
             <w:vAlign w:val="center"/>
             <w:tcMar>
-              <w:top w:w="85" w:type="dxa"/>
-              <w:left w:w="85" w:type="dxa"/>
-              <w:bottom w:w="85" w:type="dxa"/>
-              <w:right w:w="85" w:type="dxa"/>
+              <w:top w:w="40" w:type="dxa"/>
+              <w:left w:w="40" w:type="dxa"/>
+              <w:bottom w:w="40" w:type="dxa"/>
+              <w:right w:w="40" w:type="dxa"/>
             </w:tcMar>
           </w:tcPr>
           <w:p>
             <w:pPr>
-              <w:spacing w:after="0" w:line="276" w:lineRule="auto"/>
+              <w:pStyle w:val="ReportTable"/>
             </w:pPr>
             <w:r>
-              <w:rPr>
-                <w:b w:val="0"/>
-                <w:sz w:val="20"/>
-              </w:rPr>
               <w:t>10000001</w:t>
             </w:r>
           </w:p>
@@ -3769,21 +3256,17 @@
             <w:tcW w:type="dxa" w:w="2268"/>
             <w:vAlign w:val="center"/>
             <w:tcMar>
-              <w:top w:w="85" w:type="dxa"/>
-              <w:left w:w="85" w:type="dxa"/>
-              <w:bottom w:w="85" w:type="dxa"/>
-              <w:right w:w="85" w:type="dxa"/>
+              <w:top w:w="40" w:type="dxa"/>
+              <w:left w:w="40" w:type="dxa"/>
+              <w:bottom w:w="40" w:type="dxa"/>
+              <w:right w:w="40" w:type="dxa"/>
             </w:tcMar>
           </w:tcPr>
           <w:p>
             <w:pPr>
-              <w:spacing w:after="0" w:line="276" w:lineRule="auto"/>
+              <w:pStyle w:val="ReportTable"/>
             </w:pPr>
             <w:r>
-              <w:rPr>
-                <w:b w:val="0"/>
-                <w:sz w:val="20"/>
-              </w:rPr>
               <w:t>10000001</w:t>
             </w:r>
           </w:p>
@@ -3793,21 +3276,17 @@
             <w:tcW w:type="dxa" w:w="2268"/>
             <w:vAlign w:val="center"/>
             <w:tcMar>
-              <w:top w:w="85" w:type="dxa"/>
-              <w:left w:w="85" w:type="dxa"/>
-              <w:bottom w:w="85" w:type="dxa"/>
-              <w:right w:w="85" w:type="dxa"/>
+              <w:top w:w="40" w:type="dxa"/>
+              <w:left w:w="40" w:type="dxa"/>
+              <w:bottom w:w="40" w:type="dxa"/>
+              <w:right w:w="40" w:type="dxa"/>
             </w:tcMar>
           </w:tcPr>
           <w:p>
             <w:pPr>
-              <w:spacing w:after="0" w:line="276" w:lineRule="auto"/>
+              <w:pStyle w:val="ReportTable"/>
             </w:pPr>
             <w:r>
-              <w:rPr>
-                <w:b w:val="0"/>
-                <w:sz w:val="20"/>
-              </w:rPr>
               <w:t>00000001</w:t>
             </w:r>
           </w:p>
@@ -3822,21 +3301,17 @@
             <w:tcW w:type="dxa" w:w="2268"/>
             <w:vAlign w:val="center"/>
             <w:tcMar>
-              <w:top w:w="85" w:type="dxa"/>
-              <w:left w:w="85" w:type="dxa"/>
-              <w:bottom w:w="85" w:type="dxa"/>
-              <w:right w:w="85" w:type="dxa"/>
+              <w:top w:w="40" w:type="dxa"/>
+              <w:left w:w="40" w:type="dxa"/>
+              <w:bottom w:w="40" w:type="dxa"/>
+              <w:right w:w="40" w:type="dxa"/>
             </w:tcMar>
           </w:tcPr>
           <w:p>
             <w:pPr>
-              <w:spacing w:after="0" w:line="276" w:lineRule="auto"/>
+              <w:pStyle w:val="ReportTable"/>
             </w:pPr>
             <w:r>
-              <w:rPr>
-                <w:b w:val="0"/>
-                <w:sz w:val="20"/>
-              </w:rPr>
               <w:t>01000001</w:t>
             </w:r>
           </w:p>
@@ -3846,21 +3321,17 @@
             <w:tcW w:type="dxa" w:w="2268"/>
             <w:vAlign w:val="center"/>
             <w:tcMar>
-              <w:top w:w="85" w:type="dxa"/>
-              <w:left w:w="85" w:type="dxa"/>
-              <w:bottom w:w="85" w:type="dxa"/>
-              <w:right w:w="85" w:type="dxa"/>
+              <w:top w:w="40" w:type="dxa"/>
+              <w:left w:w="40" w:type="dxa"/>
+              <w:bottom w:w="40" w:type="dxa"/>
+              <w:right w:w="40" w:type="dxa"/>
             </w:tcMar>
           </w:tcPr>
           <w:p>
             <w:pPr>
-              <w:spacing w:after="0" w:line="276" w:lineRule="auto"/>
+              <w:pStyle w:val="ReportTable"/>
             </w:pPr>
             <w:r>
-              <w:rPr>
-                <w:b w:val="0"/>
-                <w:sz w:val="20"/>
-              </w:rPr>
               <w:t>00010101</w:t>
             </w:r>
           </w:p>
@@ -3870,21 +3341,17 @@
             <w:tcW w:type="dxa" w:w="2268"/>
             <w:vAlign w:val="center"/>
             <w:tcMar>
-              <w:top w:w="85" w:type="dxa"/>
-              <w:left w:w="85" w:type="dxa"/>
-              <w:bottom w:w="85" w:type="dxa"/>
-              <w:right w:w="85" w:type="dxa"/>
+              <w:top w:w="40" w:type="dxa"/>
+              <w:left w:w="40" w:type="dxa"/>
+              <w:bottom w:w="40" w:type="dxa"/>
+              <w:right w:w="40" w:type="dxa"/>
             </w:tcMar>
           </w:tcPr>
           <w:p>
             <w:pPr>
-              <w:spacing w:after="0" w:line="276" w:lineRule="auto"/>
+              <w:pStyle w:val="ReportTable"/>
             </w:pPr>
             <w:r>
-              <w:rPr>
-                <w:b w:val="0"/>
-                <w:sz w:val="20"/>
-              </w:rPr>
               <w:t>00010101</w:t>
             </w:r>
           </w:p>
@@ -3894,21 +3361,17 @@
             <w:tcW w:type="dxa" w:w="2268"/>
             <w:vAlign w:val="center"/>
             <w:tcMar>
-              <w:top w:w="85" w:type="dxa"/>
-              <w:left w:w="85" w:type="dxa"/>
-              <w:bottom w:w="85" w:type="dxa"/>
-              <w:right w:w="85" w:type="dxa"/>
+              <w:top w:w="40" w:type="dxa"/>
+              <w:left w:w="40" w:type="dxa"/>
+              <w:bottom w:w="40" w:type="dxa"/>
+              <w:right w:w="40" w:type="dxa"/>
             </w:tcMar>
           </w:tcPr>
           <w:p>
             <w:pPr>
-              <w:spacing w:after="0" w:line="276" w:lineRule="auto"/>
+              <w:pStyle w:val="ReportTable"/>
             </w:pPr>
             <w:r>
-              <w:rPr>
-                <w:b w:val="0"/>
-                <w:sz w:val="20"/>
-              </w:rPr>
               <w:t>01000001</w:t>
             </w:r>
           </w:p>
@@ -3923,21 +3386,17 @@
             <w:tcW w:type="dxa" w:w="2268"/>
             <w:vAlign w:val="center"/>
             <w:tcMar>
-              <w:top w:w="85" w:type="dxa"/>
-              <w:left w:w="85" w:type="dxa"/>
-              <w:bottom w:w="85" w:type="dxa"/>
-              <w:right w:w="85" w:type="dxa"/>
+              <w:top w:w="40" w:type="dxa"/>
+              <w:left w:w="40" w:type="dxa"/>
+              <w:bottom w:w="40" w:type="dxa"/>
+              <w:right w:w="40" w:type="dxa"/>
             </w:tcMar>
           </w:tcPr>
           <w:p>
             <w:pPr>
-              <w:spacing w:after="0" w:line="276" w:lineRule="auto"/>
+              <w:pStyle w:val="ReportTable"/>
             </w:pPr>
             <w:r>
-              <w:rPr>
-                <w:b w:val="0"/>
-                <w:sz w:val="20"/>
-              </w:rPr>
               <w:t>01010101</w:t>
             </w:r>
           </w:p>
@@ -3947,21 +3406,17 @@
             <w:tcW w:type="dxa" w:w="2268"/>
             <w:vAlign w:val="center"/>
             <w:tcMar>
-              <w:top w:w="85" w:type="dxa"/>
-              <w:left w:w="85" w:type="dxa"/>
-              <w:bottom w:w="85" w:type="dxa"/>
-              <w:right w:w="85" w:type="dxa"/>
+              <w:top w:w="40" w:type="dxa"/>
+              <w:left w:w="40" w:type="dxa"/>
+              <w:bottom w:w="40" w:type="dxa"/>
+              <w:right w:w="40" w:type="dxa"/>
             </w:tcMar>
           </w:tcPr>
           <w:p>
             <w:pPr>
-              <w:spacing w:after="0" w:line="276" w:lineRule="auto"/>
+              <w:pStyle w:val="ReportTable"/>
             </w:pPr>
             <w:r>
-              <w:rPr>
-                <w:b w:val="0"/>
-                <w:sz w:val="20"/>
-              </w:rPr>
               <w:t>11000001</w:t>
             </w:r>
           </w:p>
@@ -3971,21 +3426,17 @@
             <w:tcW w:type="dxa" w:w="2268"/>
             <w:vAlign w:val="center"/>
             <w:tcMar>
-              <w:top w:w="85" w:type="dxa"/>
-              <w:left w:w="85" w:type="dxa"/>
-              <w:bottom w:w="85" w:type="dxa"/>
-              <w:right w:w="85" w:type="dxa"/>
+              <w:top w:w="40" w:type="dxa"/>
+              <w:left w:w="40" w:type="dxa"/>
+              <w:bottom w:w="40" w:type="dxa"/>
+              <w:right w:w="40" w:type="dxa"/>
             </w:tcMar>
           </w:tcPr>
           <w:p>
             <w:pPr>
-              <w:spacing w:after="0" w:line="276" w:lineRule="auto"/>
+              <w:pStyle w:val="ReportTable"/>
             </w:pPr>
             <w:r>
-              <w:rPr>
-                <w:b w:val="0"/>
-                <w:sz w:val="20"/>
-              </w:rPr>
               <w:t>11000001</w:t>
             </w:r>
           </w:p>
@@ -3995,21 +3446,17 @@
             <w:tcW w:type="dxa" w:w="2268"/>
             <w:vAlign w:val="center"/>
             <w:tcMar>
-              <w:top w:w="85" w:type="dxa"/>
-              <w:left w:w="85" w:type="dxa"/>
-              <w:bottom w:w="85" w:type="dxa"/>
-              <w:right w:w="85" w:type="dxa"/>
+              <w:top w:w="40" w:type="dxa"/>
+              <w:left w:w="40" w:type="dxa"/>
+              <w:bottom w:w="40" w:type="dxa"/>
+              <w:right w:w="40" w:type="dxa"/>
             </w:tcMar>
           </w:tcPr>
           <w:p>
             <w:pPr>
-              <w:spacing w:after="0" w:line="276" w:lineRule="auto"/>
+              <w:pStyle w:val="ReportTable"/>
             </w:pPr>
             <w:r>
-              <w:rPr>
-                <w:b w:val="0"/>
-                <w:sz w:val="20"/>
-              </w:rPr>
               <w:t>01010101</w:t>
             </w:r>
           </w:p>
@@ -4024,21 +3471,17 @@
             <w:tcW w:type="dxa" w:w="2268"/>
             <w:vAlign w:val="center"/>
             <w:tcMar>
-              <w:top w:w="85" w:type="dxa"/>
-              <w:left w:w="85" w:type="dxa"/>
-              <w:bottom w:w="85" w:type="dxa"/>
-              <w:right w:w="85" w:type="dxa"/>
+              <w:top w:w="40" w:type="dxa"/>
+              <w:left w:w="40" w:type="dxa"/>
+              <w:bottom w:w="40" w:type="dxa"/>
+              <w:right w:w="40" w:type="dxa"/>
             </w:tcMar>
           </w:tcPr>
           <w:p>
             <w:pPr>
-              <w:spacing w:after="0" w:line="276" w:lineRule="auto"/>
+              <w:pStyle w:val="ReportTable"/>
             </w:pPr>
             <w:r>
-              <w:rPr>
-                <w:b w:val="0"/>
-                <w:sz w:val="20"/>
-              </w:rPr>
               <w:t>10101010</w:t>
             </w:r>
           </w:p>
@@ -4048,21 +3491,17 @@
             <w:tcW w:type="dxa" w:w="2268"/>
             <w:vAlign w:val="center"/>
             <w:tcMar>
-              <w:top w:w="85" w:type="dxa"/>
-              <w:left w:w="85" w:type="dxa"/>
-              <w:bottom w:w="85" w:type="dxa"/>
-              <w:right w:w="85" w:type="dxa"/>
+              <w:top w:w="40" w:type="dxa"/>
+              <w:left w:w="40" w:type="dxa"/>
+              <w:bottom w:w="40" w:type="dxa"/>
+              <w:right w:w="40" w:type="dxa"/>
             </w:tcMar>
           </w:tcPr>
           <w:p>
             <w:pPr>
-              <w:spacing w:after="0" w:line="276" w:lineRule="auto"/>
+              <w:pStyle w:val="ReportTable"/>
             </w:pPr>
             <w:r>
-              <w:rPr>
-                <w:b w:val="0"/>
-                <w:sz w:val="20"/>
-              </w:rPr>
               <w:t>10001101</w:t>
             </w:r>
           </w:p>
@@ -4072,21 +3511,17 @@
             <w:tcW w:type="dxa" w:w="2268"/>
             <w:vAlign w:val="center"/>
             <w:tcMar>
-              <w:top w:w="85" w:type="dxa"/>
-              <w:left w:w="85" w:type="dxa"/>
-              <w:bottom w:w="85" w:type="dxa"/>
-              <w:right w:w="85" w:type="dxa"/>
+              <w:top w:w="40" w:type="dxa"/>
+              <w:left w:w="40" w:type="dxa"/>
+              <w:bottom w:w="40" w:type="dxa"/>
+              <w:right w:w="40" w:type="dxa"/>
             </w:tcMar>
           </w:tcPr>
           <w:p>
             <w:pPr>
-              <w:spacing w:after="0" w:line="276" w:lineRule="auto"/>
+              <w:pStyle w:val="ReportTable"/>
             </w:pPr>
             <w:r>
-              <w:rPr>
-                <w:b w:val="0"/>
-                <w:sz w:val="20"/>
-              </w:rPr>
               <w:t>10001101</w:t>
             </w:r>
           </w:p>
@@ -4096,21 +3531,17 @@
             <w:tcW w:type="dxa" w:w="2268"/>
             <w:vAlign w:val="center"/>
             <w:tcMar>
-              <w:top w:w="85" w:type="dxa"/>
-              <w:left w:w="85" w:type="dxa"/>
-              <w:bottom w:w="85" w:type="dxa"/>
-              <w:right w:w="85" w:type="dxa"/>
+              <w:top w:w="40" w:type="dxa"/>
+              <w:left w:w="40" w:type="dxa"/>
+              <w:bottom w:w="40" w:type="dxa"/>
+              <w:right w:w="40" w:type="dxa"/>
             </w:tcMar>
           </w:tcPr>
           <w:p>
             <w:pPr>
-              <w:spacing w:after="0" w:line="276" w:lineRule="auto"/>
+              <w:pStyle w:val="ReportTable"/>
             </w:pPr>
             <w:r>
-              <w:rPr>
-                <w:b w:val="0"/>
-                <w:sz w:val="20"/>
-              </w:rPr>
               <w:t>10101010</w:t>
             </w:r>
           </w:p>
@@ -4125,21 +3556,17 @@
             <w:tcW w:type="dxa" w:w="2268"/>
             <w:vAlign w:val="center"/>
             <w:tcMar>
-              <w:top w:w="85" w:type="dxa"/>
-              <w:left w:w="85" w:type="dxa"/>
-              <w:bottom w:w="85" w:type="dxa"/>
-              <w:right w:w="85" w:type="dxa"/>
+              <w:top w:w="40" w:type="dxa"/>
+              <w:left w:w="40" w:type="dxa"/>
+              <w:bottom w:w="40" w:type="dxa"/>
+              <w:right w:w="40" w:type="dxa"/>
             </w:tcMar>
           </w:tcPr>
           <w:p>
             <w:pPr>
-              <w:spacing w:after="0" w:line="276" w:lineRule="auto"/>
+              <w:pStyle w:val="ReportTable"/>
             </w:pPr>
             <w:r>
-              <w:rPr>
-                <w:b w:val="0"/>
-                <w:sz w:val="20"/>
-              </w:rPr>
               <w:t>11010111</w:t>
             </w:r>
           </w:p>
@@ -4149,21 +3576,17 @@
             <w:tcW w:type="dxa" w:w="2268"/>
             <w:vAlign w:val="center"/>
             <w:tcMar>
-              <w:top w:w="85" w:type="dxa"/>
-              <w:left w:w="85" w:type="dxa"/>
-              <w:bottom w:w="85" w:type="dxa"/>
-              <w:right w:w="85" w:type="dxa"/>
+              <w:top w:w="40" w:type="dxa"/>
+              <w:left w:w="40" w:type="dxa"/>
+              <w:bottom w:w="40" w:type="dxa"/>
+              <w:right w:w="40" w:type="dxa"/>
             </w:tcMar>
           </w:tcPr>
           <w:p>
             <w:pPr>
-              <w:spacing w:after="0" w:line="276" w:lineRule="auto"/>
+              <w:pStyle w:val="ReportTable"/>
             </w:pPr>
             <w:r>
-              <w:rPr>
-                <w:b w:val="0"/>
-                <w:sz w:val="20"/>
-              </w:rPr>
               <w:t>10001100</w:t>
             </w:r>
           </w:p>
@@ -4173,21 +3596,17 @@
             <w:tcW w:type="dxa" w:w="2268"/>
             <w:vAlign w:val="center"/>
             <w:tcMar>
-              <w:top w:w="85" w:type="dxa"/>
-              <w:left w:w="85" w:type="dxa"/>
-              <w:bottom w:w="85" w:type="dxa"/>
-              <w:right w:w="85" w:type="dxa"/>
+              <w:top w:w="40" w:type="dxa"/>
+              <w:left w:w="40" w:type="dxa"/>
+              <w:bottom w:w="40" w:type="dxa"/>
+              <w:right w:w="40" w:type="dxa"/>
             </w:tcMar>
           </w:tcPr>
           <w:p>
             <w:pPr>
-              <w:spacing w:after="0" w:line="276" w:lineRule="auto"/>
+              <w:pStyle w:val="ReportTable"/>
             </w:pPr>
             <w:r>
-              <w:rPr>
-                <w:b w:val="0"/>
-                <w:sz w:val="20"/>
-              </w:rPr>
               <w:t>10001100</w:t>
             </w:r>
           </w:p>
@@ -4197,21 +3616,17 @@
             <w:tcW w:type="dxa" w:w="2268"/>
             <w:vAlign w:val="center"/>
             <w:tcMar>
-              <w:top w:w="85" w:type="dxa"/>
-              <w:left w:w="85" w:type="dxa"/>
-              <w:bottom w:w="85" w:type="dxa"/>
-              <w:right w:w="85" w:type="dxa"/>
+              <w:top w:w="40" w:type="dxa"/>
+              <w:left w:w="40" w:type="dxa"/>
+              <w:bottom w:w="40" w:type="dxa"/>
+              <w:right w:w="40" w:type="dxa"/>
             </w:tcMar>
           </w:tcPr>
           <w:p>
             <w:pPr>
-              <w:spacing w:after="0" w:line="276" w:lineRule="auto"/>
+              <w:pStyle w:val="ReportTable"/>
             </w:pPr>
             <w:r>
-              <w:rPr>
-                <w:b w:val="0"/>
-                <w:sz w:val="20"/>
-              </w:rPr>
               <w:t>11010111</w:t>
             </w:r>
           </w:p>
@@ -4226,21 +3641,17 @@
             <w:tcW w:type="dxa" w:w="2268"/>
             <w:vAlign w:val="center"/>
             <w:tcMar>
-              <w:top w:w="85" w:type="dxa"/>
-              <w:left w:w="85" w:type="dxa"/>
-              <w:bottom w:w="85" w:type="dxa"/>
-              <w:right w:w="85" w:type="dxa"/>
+              <w:top w:w="40" w:type="dxa"/>
+              <w:left w:w="40" w:type="dxa"/>
+              <w:bottom w:w="40" w:type="dxa"/>
+              <w:right w:w="40" w:type="dxa"/>
             </w:tcMar>
           </w:tcPr>
           <w:p>
             <w:pPr>
-              <w:spacing w:after="0" w:line="276" w:lineRule="auto"/>
+              <w:pStyle w:val="ReportTable"/>
             </w:pPr>
             <w:r>
-              <w:rPr>
-                <w:b w:val="0"/>
-                <w:sz w:val="20"/>
-              </w:rPr>
               <w:t>11111111</w:t>
             </w:r>
           </w:p>
@@ -4250,21 +3661,17 @@
             <w:tcW w:type="dxa" w:w="2268"/>
             <w:vAlign w:val="center"/>
             <w:tcMar>
-              <w:top w:w="85" w:type="dxa"/>
-              <w:left w:w="85" w:type="dxa"/>
-              <w:bottom w:w="85" w:type="dxa"/>
-              <w:right w:w="85" w:type="dxa"/>
+              <w:top w:w="40" w:type="dxa"/>
+              <w:left w:w="40" w:type="dxa"/>
+              <w:bottom w:w="40" w:type="dxa"/>
+              <w:right w:w="40" w:type="dxa"/>
             </w:tcMar>
           </w:tcPr>
           <w:p>
             <w:pPr>
-              <w:spacing w:after="0" w:line="276" w:lineRule="auto"/>
+              <w:pStyle w:val="ReportTable"/>
             </w:pPr>
             <w:r>
-              <w:rPr>
-                <w:b w:val="0"/>
-                <w:sz w:val="20"/>
-              </w:rPr>
               <w:t>11101010</w:t>
             </w:r>
           </w:p>
@@ -4274,21 +3681,17 @@
             <w:tcW w:type="dxa" w:w="2268"/>
             <w:vAlign w:val="center"/>
             <w:tcMar>
-              <w:top w:w="85" w:type="dxa"/>
-              <w:left w:w="85" w:type="dxa"/>
-              <w:bottom w:w="85" w:type="dxa"/>
-              <w:right w:w="85" w:type="dxa"/>
+              <w:top w:w="40" w:type="dxa"/>
+              <w:left w:w="40" w:type="dxa"/>
+              <w:bottom w:w="40" w:type="dxa"/>
+              <w:right w:w="40" w:type="dxa"/>
             </w:tcMar>
           </w:tcPr>
           <w:p>
             <w:pPr>
-              <w:spacing w:after="0" w:line="276" w:lineRule="auto"/>
+              <w:pStyle w:val="ReportTable"/>
             </w:pPr>
             <w:r>
-              <w:rPr>
-                <w:b w:val="0"/>
-                <w:sz w:val="20"/>
-              </w:rPr>
               <w:t>11101010</w:t>
             </w:r>
           </w:p>
@@ -4298,21 +3701,17 @@
             <w:tcW w:type="dxa" w:w="2268"/>
             <w:vAlign w:val="center"/>
             <w:tcMar>
-              <w:top w:w="85" w:type="dxa"/>
-              <w:left w:w="85" w:type="dxa"/>
-              <w:bottom w:w="85" w:type="dxa"/>
-              <w:right w:w="85" w:type="dxa"/>
+              <w:top w:w="40" w:type="dxa"/>
+              <w:left w:w="40" w:type="dxa"/>
+              <w:bottom w:w="40" w:type="dxa"/>
+              <w:right w:w="40" w:type="dxa"/>
             </w:tcMar>
           </w:tcPr>
           <w:p>
             <w:pPr>
-              <w:spacing w:after="0" w:line="276" w:lineRule="auto"/>
+              <w:pStyle w:val="ReportTable"/>
             </w:pPr>
             <w:r>
-              <w:rPr>
-                <w:b w:val="0"/>
-                <w:sz w:val="20"/>
-              </w:rPr>
               <w:t>11111111</w:t>
             </w:r>
           </w:p>
@@ -4321,13 +3720,8 @@
     </w:tbl>
     <w:p>
       <w:pPr>
-        <w:spacing w:after="0" w:line="80" w:lineRule="exact"/>
+        <w:pStyle w:val="ReportSpacer"/>
       </w:pPr>
-      <w:r>
-        <w:rPr>
-          <w:sz w:val="8"/>
-        </w:rPr>
-      </w:r>
     </w:p>
     <w:p>
       <w:pPr>
@@ -4339,7 +3733,8 @@
     </w:p>
     <w:p>
       <w:pPr>
-        <w:ind w:firstLine="440"/>
+        <w:ind w:firstLine="480"/>
+        <w:jc w:val="both"/>
       </w:pPr>
       <w:r>
         <w:t>与其他小组同学进行交叉测试，各项测试均通过。同一明文和密钥的加密结果一致，交换密文后能够解密恢复原文。</w:t>
@@ -4374,22 +3769,18 @@
             <w:tcW w:type="dxa" w:w="6803"/>
             <w:vAlign w:val="center"/>
             <w:tcMar>
-              <w:top w:w="85" w:type="dxa"/>
-              <w:left w:w="85" w:type="dxa"/>
-              <w:bottom w:w="85" w:type="dxa"/>
-              <w:right w:w="85" w:type="dxa"/>
+              <w:top w:w="40" w:type="dxa"/>
+              <w:left w:w="40" w:type="dxa"/>
+              <w:bottom w:w="40" w:type="dxa"/>
+              <w:right w:w="40" w:type="dxa"/>
             </w:tcMar>
             <w:shd w:fill="F0F0F0"/>
           </w:tcPr>
           <w:p>
             <w:pPr>
-              <w:spacing w:after="0" w:line="276" w:lineRule="auto"/>
+              <w:pStyle w:val="ReportTableHeader"/>
             </w:pPr>
             <w:r>
-              <w:rPr>
-                <w:b/>
-                <w:sz w:val="20"/>
-              </w:rPr>
               <w:t>跨组测试项目</w:t>
             </w:r>
           </w:p>
@@ -4399,22 +3790,18 @@
             <w:tcW w:type="dxa" w:w="2268"/>
             <w:vAlign w:val="center"/>
             <w:tcMar>
-              <w:top w:w="85" w:type="dxa"/>
-              <w:left w:w="85" w:type="dxa"/>
-              <w:bottom w:w="85" w:type="dxa"/>
-              <w:right w:w="85" w:type="dxa"/>
+              <w:top w:w="40" w:type="dxa"/>
+              <w:left w:w="40" w:type="dxa"/>
+              <w:bottom w:w="40" w:type="dxa"/>
+              <w:right w:w="40" w:type="dxa"/>
             </w:tcMar>
             <w:shd w:fill="F0F0F0"/>
           </w:tcPr>
           <w:p>
             <w:pPr>
-              <w:spacing w:after="0" w:line="276" w:lineRule="auto"/>
+              <w:pStyle w:val="ReportTableHeader"/>
             </w:pPr>
             <w:r>
-              <w:rPr>
-                <w:b/>
-                <w:sz w:val="20"/>
-              </w:rPr>
               <w:t>结果</w:t>
             </w:r>
           </w:p>
@@ -4429,21 +3816,17 @@
             <w:tcW w:type="dxa" w:w="6803"/>
             <w:vAlign w:val="center"/>
             <w:tcMar>
-              <w:top w:w="85" w:type="dxa"/>
-              <w:left w:w="85" w:type="dxa"/>
-              <w:bottom w:w="85" w:type="dxa"/>
-              <w:right w:w="85" w:type="dxa"/>
+              <w:top w:w="40" w:type="dxa"/>
+              <w:left w:w="40" w:type="dxa"/>
+              <w:bottom w:w="40" w:type="dxa"/>
+              <w:right w:w="40" w:type="dxa"/>
             </w:tcMar>
           </w:tcPr>
           <w:p>
             <w:pPr>
-              <w:spacing w:after="0" w:line="276" w:lineRule="auto"/>
+              <w:pStyle w:val="ReportTable"/>
             </w:pPr>
             <w:r>
-              <w:rPr>
-                <w:b w:val="0"/>
-                <w:sz w:val="20"/>
-              </w:rPr>
               <w:t>同一明文、同一密钥的加密结果比较</w:t>
             </w:r>
           </w:p>
@@ -4453,21 +3836,17 @@
             <w:tcW w:type="dxa" w:w="2268"/>
             <w:vAlign w:val="center"/>
             <w:tcMar>
-              <w:top w:w="85" w:type="dxa"/>
-              <w:left w:w="85" w:type="dxa"/>
-              <w:bottom w:w="85" w:type="dxa"/>
-              <w:right w:w="85" w:type="dxa"/>
+              <w:top w:w="40" w:type="dxa"/>
+              <w:left w:w="40" w:type="dxa"/>
+              <w:bottom w:w="40" w:type="dxa"/>
+              <w:right w:w="40" w:type="dxa"/>
             </w:tcMar>
           </w:tcPr>
           <w:p>
             <w:pPr>
-              <w:spacing w:after="0" w:line="276" w:lineRule="auto"/>
+              <w:pStyle w:val="ReportTable"/>
             </w:pPr>
             <w:r>
-              <w:rPr>
-                <w:b w:val="0"/>
-                <w:sz w:val="20"/>
-              </w:rPr>
               <w:t>通过</w:t>
             </w:r>
           </w:p>
@@ -4482,21 +3861,17 @@
             <w:tcW w:type="dxa" w:w="6803"/>
             <w:vAlign w:val="center"/>
             <w:tcMar>
-              <w:top w:w="85" w:type="dxa"/>
-              <w:left w:w="85" w:type="dxa"/>
-              <w:bottom w:w="85" w:type="dxa"/>
-              <w:right w:w="85" w:type="dxa"/>
+              <w:top w:w="40" w:type="dxa"/>
+              <w:left w:w="40" w:type="dxa"/>
+              <w:bottom w:w="40" w:type="dxa"/>
+              <w:right w:w="40" w:type="dxa"/>
             </w:tcMar>
           </w:tcPr>
           <w:p>
             <w:pPr>
-              <w:spacing w:after="0" w:line="276" w:lineRule="auto"/>
+              <w:pStyle w:val="ReportTable"/>
             </w:pPr>
             <w:r>
-              <w:rPr>
-                <w:b w:val="0"/>
-                <w:sz w:val="20"/>
-              </w:rPr>
               <w:t>交换密文后的解密验证</w:t>
             </w:r>
           </w:p>
@@ -4506,21 +3881,17 @@
             <w:tcW w:type="dxa" w:w="2268"/>
             <w:vAlign w:val="center"/>
             <w:tcMar>
-              <w:top w:w="85" w:type="dxa"/>
-              <w:left w:w="85" w:type="dxa"/>
-              <w:bottom w:w="85" w:type="dxa"/>
-              <w:right w:w="85" w:type="dxa"/>
+              <w:top w:w="40" w:type="dxa"/>
+              <w:left w:w="40" w:type="dxa"/>
+              <w:bottom w:w="40" w:type="dxa"/>
+              <w:right w:w="40" w:type="dxa"/>
             </w:tcMar>
           </w:tcPr>
           <w:p>
             <w:pPr>
-              <w:spacing w:after="0" w:line="276" w:lineRule="auto"/>
+              <w:pStyle w:val="ReportTable"/>
             </w:pPr>
             <w:r>
-              <w:rPr>
-                <w:b w:val="0"/>
-                <w:sz w:val="20"/>
-              </w:rPr>
               <w:t>通过</w:t>
             </w:r>
           </w:p>
@@ -4529,17 +3900,13 @@
     </w:tbl>
     <w:p>
       <w:pPr>
-        <w:spacing w:after="0" w:line="80" w:lineRule="exact"/>
+        <w:pStyle w:val="ReportSpacer"/>
       </w:pPr>
-      <w:r>
-        <w:rPr>
-          <w:sz w:val="8"/>
-        </w:rPr>
-      </w:r>
     </w:p>
     <w:p>
       <w:pPr>
-        <w:ind w:firstLine="440"/>
+        <w:ind w:firstLine="480"/>
+        <w:jc w:val="both"/>
       </w:pPr>
       <w:r>
         <w:t>验证程序读取交换文件后逐条执行加密与解密，输出不一致时列出对应向量。</w:t>
@@ -4547,13 +3914,9 @@
     </w:p>
     <w:p>
       <w:pPr>
-        <w:spacing w:after="0" w:line="276" w:lineRule="auto"/>
+        <w:pStyle w:val="ReportCode"/>
       </w:pPr>
       <w:r>
-        <w:rPr>
-          <w:rFonts w:ascii="Consolas" w:hAnsi="Consolas"/>
-          <w:sz w:val="20"/>
-        </w:rPr>
         <w:t>python tools/verify_vectors.py evidence/cross_vectors.json</w:t>
       </w:r>
     </w:p>
@@ -4568,7 +3931,8 @@
     </w:p>
     <w:p>
       <w:pPr>
-        <w:ind w:firstLine="440"/>
+        <w:ind w:firstLine="480"/>
+        <w:jc w:val="both"/>
       </w:pPr>
       <w:r>
         <w:t>将 ASCII 字符串按每字节 8 位分组，使用同一把密钥逐字节加密。解密后按原编码还原字符串，保留空格和换行；空字符串返回空结果。</w:t>
@@ -4576,7 +3940,8 @@
     </w:p>
     <w:p>
       <w:pPr>
-        <w:ind w:firstLine="440"/>
+        <w:ind w:firstLine="480"/>
+        <w:jc w:val="both"/>
       </w:pPr>
       <w:r>
         <w:t>在文本页输入 Hello, S-DES!，密钥为 1010000010，明文编码选择 ASCII。加密得到 13 个字节，再解密恢复原字符串。</w:t>
@@ -4661,22 +4026,18 @@
             <w:tcW w:type="dxa" w:w="1984"/>
             <w:vAlign w:val="center"/>
             <w:tcMar>
-              <w:top w:w="85" w:type="dxa"/>
-              <w:left w:w="85" w:type="dxa"/>
-              <w:bottom w:w="85" w:type="dxa"/>
-              <w:right w:w="85" w:type="dxa"/>
+              <w:top w:w="40" w:type="dxa"/>
+              <w:left w:w="40" w:type="dxa"/>
+              <w:bottom w:w="40" w:type="dxa"/>
+              <w:right w:w="40" w:type="dxa"/>
             </w:tcMar>
             <w:shd w:fill="F0F0F0"/>
           </w:tcPr>
           <w:p>
             <w:pPr>
-              <w:spacing w:after="0" w:line="276" w:lineRule="auto"/>
+              <w:pStyle w:val="ReportTableHeader"/>
             </w:pPr>
             <w:r>
-              <w:rPr>
-                <w:b/>
-                <w:sz w:val="20"/>
-              </w:rPr>
               <w:t>项目</w:t>
             </w:r>
           </w:p>
@@ -4686,22 +4047,18 @@
             <w:tcW w:type="dxa" w:w="7087"/>
             <w:vAlign w:val="center"/>
             <w:tcMar>
-              <w:top w:w="85" w:type="dxa"/>
-              <w:left w:w="85" w:type="dxa"/>
-              <w:bottom w:w="85" w:type="dxa"/>
-              <w:right w:w="85" w:type="dxa"/>
+              <w:top w:w="40" w:type="dxa"/>
+              <w:left w:w="40" w:type="dxa"/>
+              <w:bottom w:w="40" w:type="dxa"/>
+              <w:right w:w="40" w:type="dxa"/>
             </w:tcMar>
             <w:shd w:fill="F0F0F0"/>
           </w:tcPr>
           <w:p>
             <w:pPr>
-              <w:spacing w:after="0" w:line="276" w:lineRule="auto"/>
+              <w:pStyle w:val="ReportTableHeader"/>
             </w:pPr>
             <w:r>
-              <w:rPr>
-                <w:b/>
-                <w:sz w:val="20"/>
-              </w:rPr>
               <w:t>结果</w:t>
             </w:r>
           </w:p>
@@ -4716,21 +4073,17 @@
             <w:tcW w:type="dxa" w:w="1984"/>
             <w:vAlign w:val="center"/>
             <w:tcMar>
-              <w:top w:w="85" w:type="dxa"/>
-              <w:left w:w="85" w:type="dxa"/>
-              <w:bottom w:w="85" w:type="dxa"/>
-              <w:right w:w="85" w:type="dxa"/>
+              <w:top w:w="40" w:type="dxa"/>
+              <w:left w:w="40" w:type="dxa"/>
+              <w:bottom w:w="40" w:type="dxa"/>
+              <w:right w:w="40" w:type="dxa"/>
             </w:tcMar>
           </w:tcPr>
           <w:p>
             <w:pPr>
-              <w:spacing w:after="0" w:line="276" w:lineRule="auto"/>
+              <w:pStyle w:val="ReportTable"/>
             </w:pPr>
             <w:r>
-              <w:rPr>
-                <w:b w:val="0"/>
-                <w:sz w:val="20"/>
-              </w:rPr>
               <w:t>明文</w:t>
             </w:r>
           </w:p>
@@ -4740,21 +4093,17 @@
             <w:tcW w:type="dxa" w:w="7087"/>
             <w:vAlign w:val="center"/>
             <w:tcMar>
-              <w:top w:w="85" w:type="dxa"/>
-              <w:left w:w="85" w:type="dxa"/>
-              <w:bottom w:w="85" w:type="dxa"/>
-              <w:right w:w="85" w:type="dxa"/>
+              <w:top w:w="40" w:type="dxa"/>
+              <w:left w:w="40" w:type="dxa"/>
+              <w:bottom w:w="40" w:type="dxa"/>
+              <w:right w:w="40" w:type="dxa"/>
             </w:tcMar>
           </w:tcPr>
           <w:p>
             <w:pPr>
-              <w:spacing w:after="0" w:line="276" w:lineRule="auto"/>
+              <w:pStyle w:val="ReportTable"/>
             </w:pPr>
             <w:r>
-              <w:rPr>
-                <w:b w:val="0"/>
-                <w:sz w:val="20"/>
-              </w:rPr>
               <w:t>Hello, S-DES!</w:t>
             </w:r>
           </w:p>
@@ -4769,21 +4118,17 @@
             <w:tcW w:type="dxa" w:w="1984"/>
             <w:vAlign w:val="center"/>
             <w:tcMar>
-              <w:top w:w="85" w:type="dxa"/>
-              <w:left w:w="85" w:type="dxa"/>
-              <w:bottom w:w="85" w:type="dxa"/>
-              <w:right w:w="85" w:type="dxa"/>
+              <w:top w:w="40" w:type="dxa"/>
+              <w:left w:w="40" w:type="dxa"/>
+              <w:bottom w:w="40" w:type="dxa"/>
+              <w:right w:w="40" w:type="dxa"/>
             </w:tcMar>
           </w:tcPr>
           <w:p>
             <w:pPr>
-              <w:spacing w:after="0" w:line="276" w:lineRule="auto"/>
+              <w:pStyle w:val="ReportTable"/>
             </w:pPr>
             <w:r>
-              <w:rPr>
-                <w:b w:val="0"/>
-                <w:sz w:val="20"/>
-              </w:rPr>
               <w:t>Hex 密文</w:t>
             </w:r>
           </w:p>
@@ -4793,21 +4138,17 @@
             <w:tcW w:type="dxa" w:w="7087"/>
             <w:vAlign w:val="center"/>
             <w:tcMar>
-              <w:top w:w="85" w:type="dxa"/>
-              <w:left w:w="85" w:type="dxa"/>
-              <w:bottom w:w="85" w:type="dxa"/>
-              <w:right w:w="85" w:type="dxa"/>
+              <w:top w:w="40" w:type="dxa"/>
+              <w:left w:w="40" w:type="dxa"/>
+              <w:bottom w:w="40" w:type="dxa"/>
+              <w:right w:w="40" w:type="dxa"/>
             </w:tcMar>
           </w:tcPr>
           <w:p>
             <w:pPr>
-              <w:spacing w:after="0" w:line="276" w:lineRule="auto"/>
+              <w:pStyle w:val="ReportTable"/>
             </w:pPr>
             <w:r>
-              <w:rPr>
-                <w:b w:val="0"/>
-                <w:sz w:val="20"/>
-              </w:rPr>
               <w:t>C4 F8 0D 0D 2F 99 62 4F 36 5F 50 4F 29</w:t>
             </w:r>
           </w:p>
@@ -4822,21 +4163,17 @@
             <w:tcW w:type="dxa" w:w="1984"/>
             <w:vAlign w:val="center"/>
             <w:tcMar>
-              <w:top w:w="85" w:type="dxa"/>
-              <w:left w:w="85" w:type="dxa"/>
-              <w:bottom w:w="85" w:type="dxa"/>
-              <w:right w:w="85" w:type="dxa"/>
+              <w:top w:w="40" w:type="dxa"/>
+              <w:left w:w="40" w:type="dxa"/>
+              <w:bottom w:w="40" w:type="dxa"/>
+              <w:right w:w="40" w:type="dxa"/>
             </w:tcMar>
           </w:tcPr>
           <w:p>
             <w:pPr>
-              <w:spacing w:after="0" w:line="276" w:lineRule="auto"/>
+              <w:pStyle w:val="ReportTable"/>
             </w:pPr>
             <w:r>
-              <w:rPr>
-                <w:b w:val="0"/>
-                <w:sz w:val="20"/>
-              </w:rPr>
               <w:t>Base64 密文</w:t>
             </w:r>
           </w:p>
@@ -4846,21 +4183,17 @@
             <w:tcW w:type="dxa" w:w="7087"/>
             <w:vAlign w:val="center"/>
             <w:tcMar>
-              <w:top w:w="85" w:type="dxa"/>
-              <w:left w:w="85" w:type="dxa"/>
-              <w:bottom w:w="85" w:type="dxa"/>
-              <w:right w:w="85" w:type="dxa"/>
+              <w:top w:w="40" w:type="dxa"/>
+              <w:left w:w="40" w:type="dxa"/>
+              <w:bottom w:w="40" w:type="dxa"/>
+              <w:right w:w="40" w:type="dxa"/>
             </w:tcMar>
           </w:tcPr>
           <w:p>
             <w:pPr>
-              <w:spacing w:after="0" w:line="276" w:lineRule="auto"/>
+              <w:pStyle w:val="ReportTable"/>
             </w:pPr>
             <w:r>
-              <w:rPr>
-                <w:b w:val="0"/>
-                <w:sz w:val="20"/>
-              </w:rPr>
               <w:t>xPgNDS+ZYk82X1BPKQ==</w:t>
             </w:r>
           </w:p>
@@ -4875,21 +4208,17 @@
             <w:tcW w:type="dxa" w:w="1984"/>
             <w:vAlign w:val="center"/>
             <w:tcMar>
-              <w:top w:w="85" w:type="dxa"/>
-              <w:left w:w="85" w:type="dxa"/>
-              <w:bottom w:w="85" w:type="dxa"/>
-              <w:right w:w="85" w:type="dxa"/>
+              <w:top w:w="40" w:type="dxa"/>
+              <w:left w:w="40" w:type="dxa"/>
+              <w:bottom w:w="40" w:type="dxa"/>
+              <w:right w:w="40" w:type="dxa"/>
             </w:tcMar>
           </w:tcPr>
           <w:p>
             <w:pPr>
-              <w:spacing w:after="0" w:line="276" w:lineRule="auto"/>
+              <w:pStyle w:val="ReportTable"/>
             </w:pPr>
             <w:r>
-              <w:rPr>
-                <w:b w:val="0"/>
-                <w:sz w:val="20"/>
-              </w:rPr>
               <w:t>解密结果</w:t>
             </w:r>
           </w:p>
@@ -4899,21 +4228,17 @@
             <w:tcW w:type="dxa" w:w="7087"/>
             <w:vAlign w:val="center"/>
             <w:tcMar>
-              <w:top w:w="85" w:type="dxa"/>
-              <w:left w:w="85" w:type="dxa"/>
-              <w:bottom w:w="85" w:type="dxa"/>
-              <w:right w:w="85" w:type="dxa"/>
+              <w:top w:w="40" w:type="dxa"/>
+              <w:left w:w="40" w:type="dxa"/>
+              <w:bottom w:w="40" w:type="dxa"/>
+              <w:right w:w="40" w:type="dxa"/>
             </w:tcMar>
           </w:tcPr>
           <w:p>
             <w:pPr>
-              <w:spacing w:after="0" w:line="276" w:lineRule="auto"/>
+              <w:pStyle w:val="ReportTable"/>
             </w:pPr>
             <w:r>
-              <w:rPr>
-                <w:b w:val="0"/>
-                <w:sz w:val="20"/>
-              </w:rPr>
               <w:t>Hello, S-DES!</w:t>
             </w:r>
           </w:p>
@@ -4922,17 +4247,13 @@
     </w:tbl>
     <w:p>
       <w:pPr>
-        <w:spacing w:after="0" w:line="80" w:lineRule="exact"/>
+        <w:pStyle w:val="ReportSpacer"/>
       </w:pPr>
-      <w:r>
-        <w:rPr>
-          <w:sz w:val="8"/>
-        </w:rPr>
-      </w:r>
     </w:p>
     <w:p>
       <w:pPr>
-        <w:ind w:firstLine="440"/>
+        <w:ind w:firstLine="480"/>
+        <w:jc w:val="both"/>
       </w:pPr>
       <w:r>
         <w:t>密文中包含 C4、F8 等超出 ASCII 范围的字节，也包含 0D 等控制字符。界面提供 Hex、Base64 和转义字节三种表示，切换格式时转换的是同一组密文字节。</w:t>
@@ -4940,10 +4261,11 @@
     </w:p>
     <w:p>
       <w:pPr>
-        <w:ind w:firstLine="440"/>
+        <w:ind w:firstLine="480"/>
+        <w:jc w:val="both"/>
       </w:pPr>
       <w:r>
-        <w:t>测试覆盖 0 至 127 的全部 ASCII 值，以及 0 至 255 的全部字节。额外的 UTF-8 模式支持中文和多字节字符；中文示例“信息安全：S-DES 🔐”加密解密后保持一致。</w:t>
+        <w:t>测试覆盖 0 至 127 的全部 ASCII 值，以及 0 至 255 的全部字节。额外的 UTF-8 模式支持中文及其他多字节字符，中文测试字符串加密解密后保持一致。</w:t>
       </w:r>
     </w:p>
     <w:p>
@@ -4957,7 +4279,8 @@
     </w:p>
     <w:p>
       <w:pPr>
-        <w:ind w:firstLine="440"/>
+        <w:ind w:firstLine="480"/>
+        <w:jc w:val="both"/>
       </w:pPr>
       <w:r>
         <w:t>10 位密钥共有 1024 种取值。程序从 0000000000 枚举到 1111111111，对每把候选密钥检查所有已知明密文对，保存满足全部条件的密钥。某一对不匹配时跳过当前候选，最坏需要执行 1024m 次检查，其中 m 为已知对数。</w:t>
@@ -4965,7 +4288,8 @@
     </w:p>
     <w:p>
       <w:pPr>
-        <w:ind w:firstLine="440"/>
+        <w:ind w:firstLine="480"/>
+        <w:jc w:val="both"/>
       </w:pPr>
       <w:r>
         <w:t>先输入明文 11010111、密文 10001100。搜索得到 0110000000、1010000010 和 1011001010 三把密钥，原始密钥 1010000010 包含在候选中。</w:t>
@@ -5023,7 +4347,8 @@
     </w:p>
     <w:p>
       <w:pPr>
-        <w:ind w:firstLine="440"/>
+        <w:ind w:firstLine="480"/>
+        <w:jc w:val="both"/>
       </w:pPr>
       <w:r>
         <w:t>保持密钥不变，逐步增加不同明文对应的密文。候选数从 3 缩小到 1，五组输入见下表。</w:t>
@@ -5060,22 +4385,18 @@
             <w:tcW w:type="dxa" w:w="1701"/>
             <w:vAlign w:val="center"/>
             <w:tcMar>
-              <w:top w:w="85" w:type="dxa"/>
-              <w:left w:w="85" w:type="dxa"/>
-              <w:bottom w:w="85" w:type="dxa"/>
-              <w:right w:w="85" w:type="dxa"/>
+              <w:top w:w="40" w:type="dxa"/>
+              <w:left w:w="40" w:type="dxa"/>
+              <w:bottom w:w="40" w:type="dxa"/>
+              <w:right w:w="40" w:type="dxa"/>
             </w:tcMar>
             <w:shd w:fill="F0F0F0"/>
           </w:tcPr>
           <w:p>
             <w:pPr>
-              <w:spacing w:after="0" w:line="276" w:lineRule="auto"/>
+              <w:pStyle w:val="ReportTableHeader"/>
             </w:pPr>
             <w:r>
-              <w:rPr>
-                <w:b/>
-                <w:sz w:val="20"/>
-              </w:rPr>
               <w:t>已知对数</w:t>
             </w:r>
           </w:p>
@@ -5085,22 +4406,18 @@
             <w:tcW w:type="dxa" w:w="2551"/>
             <w:vAlign w:val="center"/>
             <w:tcMar>
-              <w:top w:w="85" w:type="dxa"/>
-              <w:left w:w="85" w:type="dxa"/>
-              <w:bottom w:w="85" w:type="dxa"/>
-              <w:right w:w="85" w:type="dxa"/>
+              <w:top w:w="40" w:type="dxa"/>
+              <w:left w:w="40" w:type="dxa"/>
+              <w:bottom w:w="40" w:type="dxa"/>
+              <w:right w:w="40" w:type="dxa"/>
             </w:tcMar>
             <w:shd w:fill="F0F0F0"/>
           </w:tcPr>
           <w:p>
             <w:pPr>
-              <w:spacing w:after="0" w:line="276" w:lineRule="auto"/>
+              <w:pStyle w:val="ReportTableHeader"/>
             </w:pPr>
             <w:r>
-              <w:rPr>
-                <w:b/>
-                <w:sz w:val="20"/>
-              </w:rPr>
               <w:t>新增明文</w:t>
             </w:r>
           </w:p>
@@ -5110,22 +4427,18 @@
             <w:tcW w:type="dxa" w:w="2551"/>
             <w:vAlign w:val="center"/>
             <w:tcMar>
-              <w:top w:w="85" w:type="dxa"/>
-              <w:left w:w="85" w:type="dxa"/>
-              <w:bottom w:w="85" w:type="dxa"/>
-              <w:right w:w="85" w:type="dxa"/>
+              <w:top w:w="40" w:type="dxa"/>
+              <w:left w:w="40" w:type="dxa"/>
+              <w:bottom w:w="40" w:type="dxa"/>
+              <w:right w:w="40" w:type="dxa"/>
             </w:tcMar>
             <w:shd w:fill="F0F0F0"/>
           </w:tcPr>
           <w:p>
             <w:pPr>
-              <w:spacing w:after="0" w:line="276" w:lineRule="auto"/>
+              <w:pStyle w:val="ReportTableHeader"/>
             </w:pPr>
             <w:r>
-              <w:rPr>
-                <w:b/>
-                <w:sz w:val="20"/>
-              </w:rPr>
               <w:t>新增密文</w:t>
             </w:r>
           </w:p>
@@ -5135,22 +4448,18 @@
             <w:tcW w:type="dxa" w:w="2268"/>
             <w:vAlign w:val="center"/>
             <w:tcMar>
-              <w:top w:w="85" w:type="dxa"/>
-              <w:left w:w="85" w:type="dxa"/>
-              <w:bottom w:w="85" w:type="dxa"/>
-              <w:right w:w="85" w:type="dxa"/>
+              <w:top w:w="40" w:type="dxa"/>
+              <w:left w:w="40" w:type="dxa"/>
+              <w:bottom w:w="40" w:type="dxa"/>
+              <w:right w:w="40" w:type="dxa"/>
             </w:tcMar>
             <w:shd w:fill="F0F0F0"/>
           </w:tcPr>
           <w:p>
             <w:pPr>
-              <w:spacing w:after="0" w:line="276" w:lineRule="auto"/>
+              <w:pStyle w:val="ReportTableHeader"/>
             </w:pPr>
             <w:r>
-              <w:rPr>
-                <w:b/>
-                <w:sz w:val="20"/>
-              </w:rPr>
               <w:t>候选数</w:t>
             </w:r>
           </w:p>
@@ -5165,21 +4474,17 @@
             <w:tcW w:type="dxa" w:w="1701"/>
             <w:vAlign w:val="center"/>
             <w:tcMar>
-              <w:top w:w="85" w:type="dxa"/>
-              <w:left w:w="85" w:type="dxa"/>
-              <w:bottom w:w="85" w:type="dxa"/>
-              <w:right w:w="85" w:type="dxa"/>
+              <w:top w:w="40" w:type="dxa"/>
+              <w:left w:w="40" w:type="dxa"/>
+              <w:bottom w:w="40" w:type="dxa"/>
+              <w:right w:w="40" w:type="dxa"/>
             </w:tcMar>
           </w:tcPr>
           <w:p>
             <w:pPr>
-              <w:spacing w:after="0" w:line="276" w:lineRule="auto"/>
+              <w:pStyle w:val="ReportTable"/>
             </w:pPr>
             <w:r>
-              <w:rPr>
-                <w:b w:val="0"/>
-                <w:sz w:val="20"/>
-              </w:rPr>
               <w:t>1</w:t>
             </w:r>
           </w:p>
@@ -5189,21 +4494,17 @@
             <w:tcW w:type="dxa" w:w="2551"/>
             <w:vAlign w:val="center"/>
             <w:tcMar>
-              <w:top w:w="85" w:type="dxa"/>
-              <w:left w:w="85" w:type="dxa"/>
-              <w:bottom w:w="85" w:type="dxa"/>
-              <w:right w:w="85" w:type="dxa"/>
+              <w:top w:w="40" w:type="dxa"/>
+              <w:left w:w="40" w:type="dxa"/>
+              <w:bottom w:w="40" w:type="dxa"/>
+              <w:right w:w="40" w:type="dxa"/>
             </w:tcMar>
           </w:tcPr>
           <w:p>
             <w:pPr>
-              <w:spacing w:after="0" w:line="276" w:lineRule="auto"/>
+              <w:pStyle w:val="ReportTable"/>
             </w:pPr>
             <w:r>
-              <w:rPr>
-                <w:b w:val="0"/>
-                <w:sz w:val="20"/>
-              </w:rPr>
               <w:t>11010111</w:t>
             </w:r>
           </w:p>
@@ -5213,21 +4514,17 @@
             <w:tcW w:type="dxa" w:w="2551"/>
             <w:vAlign w:val="center"/>
             <w:tcMar>
-              <w:top w:w="85" w:type="dxa"/>
-              <w:left w:w="85" w:type="dxa"/>
-              <w:bottom w:w="85" w:type="dxa"/>
-              <w:right w:w="85" w:type="dxa"/>
+              <w:top w:w="40" w:type="dxa"/>
+              <w:left w:w="40" w:type="dxa"/>
+              <w:bottom w:w="40" w:type="dxa"/>
+              <w:right w:w="40" w:type="dxa"/>
             </w:tcMar>
           </w:tcPr>
           <w:p>
             <w:pPr>
-              <w:spacing w:after="0" w:line="276" w:lineRule="auto"/>
+              <w:pStyle w:val="ReportTable"/>
             </w:pPr>
             <w:r>
-              <w:rPr>
-                <w:b w:val="0"/>
-                <w:sz w:val="20"/>
-              </w:rPr>
               <w:t>10001100</w:t>
             </w:r>
           </w:p>
@@ -5237,21 +4534,17 @@
             <w:tcW w:type="dxa" w:w="2268"/>
             <w:vAlign w:val="center"/>
             <w:tcMar>
-              <w:top w:w="85" w:type="dxa"/>
-              <w:left w:w="85" w:type="dxa"/>
-              <w:bottom w:w="85" w:type="dxa"/>
-              <w:right w:w="85" w:type="dxa"/>
+              <w:top w:w="40" w:type="dxa"/>
+              <w:left w:w="40" w:type="dxa"/>
+              <w:bottom w:w="40" w:type="dxa"/>
+              <w:right w:w="40" w:type="dxa"/>
             </w:tcMar>
           </w:tcPr>
           <w:p>
             <w:pPr>
-              <w:spacing w:after="0" w:line="276" w:lineRule="auto"/>
+              <w:pStyle w:val="ReportTable"/>
             </w:pPr>
             <w:r>
-              <w:rPr>
-                <w:b w:val="0"/>
-                <w:sz w:val="20"/>
-              </w:rPr>
               <w:t>3</w:t>
             </w:r>
           </w:p>
@@ -5266,21 +4559,17 @@
             <w:tcW w:type="dxa" w:w="1701"/>
             <w:vAlign w:val="center"/>
             <w:tcMar>
-              <w:top w:w="85" w:type="dxa"/>
-              <w:left w:w="85" w:type="dxa"/>
-              <w:bottom w:w="85" w:type="dxa"/>
-              <w:right w:w="85" w:type="dxa"/>
+              <w:top w:w="40" w:type="dxa"/>
+              <w:left w:w="40" w:type="dxa"/>
+              <w:bottom w:w="40" w:type="dxa"/>
+              <w:right w:w="40" w:type="dxa"/>
             </w:tcMar>
           </w:tcPr>
           <w:p>
             <w:pPr>
-              <w:spacing w:after="0" w:line="276" w:lineRule="auto"/>
+              <w:pStyle w:val="ReportTable"/>
             </w:pPr>
             <w:r>
-              <w:rPr>
-                <w:b w:val="0"/>
-                <w:sz w:val="20"/>
-              </w:rPr>
               <w:t>2</w:t>
             </w:r>
           </w:p>
@@ -5290,21 +4579,17 @@
             <w:tcW w:type="dxa" w:w="2551"/>
             <w:vAlign w:val="center"/>
             <w:tcMar>
-              <w:top w:w="85" w:type="dxa"/>
-              <w:left w:w="85" w:type="dxa"/>
-              <w:bottom w:w="85" w:type="dxa"/>
-              <w:right w:w="85" w:type="dxa"/>
+              <w:top w:w="40" w:type="dxa"/>
+              <w:left w:w="40" w:type="dxa"/>
+              <w:bottom w:w="40" w:type="dxa"/>
+              <w:right w:w="40" w:type="dxa"/>
             </w:tcMar>
           </w:tcPr>
           <w:p>
             <w:pPr>
-              <w:spacing w:after="0" w:line="276" w:lineRule="auto"/>
+              <w:pStyle w:val="ReportTable"/>
             </w:pPr>
             <w:r>
-              <w:rPr>
-                <w:b w:val="0"/>
-                <w:sz w:val="20"/>
-              </w:rPr>
               <w:t>00000000</w:t>
             </w:r>
           </w:p>
@@ -5314,21 +4599,17 @@
             <w:tcW w:type="dxa" w:w="2551"/>
             <w:vAlign w:val="center"/>
             <w:tcMar>
-              <w:top w:w="85" w:type="dxa"/>
-              <w:left w:w="85" w:type="dxa"/>
-              <w:bottom w:w="85" w:type="dxa"/>
-              <w:right w:w="85" w:type="dxa"/>
+              <w:top w:w="40" w:type="dxa"/>
+              <w:left w:w="40" w:type="dxa"/>
+              <w:bottom w:w="40" w:type="dxa"/>
+              <w:right w:w="40" w:type="dxa"/>
             </w:tcMar>
           </w:tcPr>
           <w:p>
             <w:pPr>
-              <w:spacing w:after="0" w:line="276" w:lineRule="auto"/>
+              <w:pStyle w:val="ReportTable"/>
             </w:pPr>
             <w:r>
-              <w:rPr>
-                <w:b w:val="0"/>
-                <w:sz w:val="20"/>
-              </w:rPr>
               <w:t>00001110</w:t>
             </w:r>
           </w:p>
@@ -5338,21 +4619,17 @@
             <w:tcW w:type="dxa" w:w="2268"/>
             <w:vAlign w:val="center"/>
             <w:tcMar>
-              <w:top w:w="85" w:type="dxa"/>
-              <w:left w:w="85" w:type="dxa"/>
-              <w:bottom w:w="85" w:type="dxa"/>
-              <w:right w:w="85" w:type="dxa"/>
+              <w:top w:w="40" w:type="dxa"/>
+              <w:left w:w="40" w:type="dxa"/>
+              <w:bottom w:w="40" w:type="dxa"/>
+              <w:right w:w="40" w:type="dxa"/>
             </w:tcMar>
           </w:tcPr>
           <w:p>
             <w:pPr>
-              <w:spacing w:after="0" w:line="276" w:lineRule="auto"/>
+              <w:pStyle w:val="ReportTable"/>
             </w:pPr>
             <w:r>
-              <w:rPr>
-                <w:b w:val="0"/>
-                <w:sz w:val="20"/>
-              </w:rPr>
               <w:t>2</w:t>
             </w:r>
           </w:p>
@@ -5367,21 +4644,17 @@
             <w:tcW w:type="dxa" w:w="1701"/>
             <w:vAlign w:val="center"/>
             <w:tcMar>
-              <w:top w:w="85" w:type="dxa"/>
-              <w:left w:w="85" w:type="dxa"/>
-              <w:bottom w:w="85" w:type="dxa"/>
-              <w:right w:w="85" w:type="dxa"/>
+              <w:top w:w="40" w:type="dxa"/>
+              <w:left w:w="40" w:type="dxa"/>
+              <w:bottom w:w="40" w:type="dxa"/>
+              <w:right w:w="40" w:type="dxa"/>
             </w:tcMar>
           </w:tcPr>
           <w:p>
             <w:pPr>
-              <w:spacing w:after="0" w:line="276" w:lineRule="auto"/>
+              <w:pStyle w:val="ReportTable"/>
             </w:pPr>
             <w:r>
-              <w:rPr>
-                <w:b w:val="0"/>
-                <w:sz w:val="20"/>
-              </w:rPr>
               <w:t>3</w:t>
             </w:r>
           </w:p>
@@ -5391,21 +4664,17 @@
             <w:tcW w:type="dxa" w:w="2551"/>
             <w:vAlign w:val="center"/>
             <w:tcMar>
-              <w:top w:w="85" w:type="dxa"/>
-              <w:left w:w="85" w:type="dxa"/>
-              <w:bottom w:w="85" w:type="dxa"/>
-              <w:right w:w="85" w:type="dxa"/>
+              <w:top w:w="40" w:type="dxa"/>
+              <w:left w:w="40" w:type="dxa"/>
+              <w:bottom w:w="40" w:type="dxa"/>
+              <w:right w:w="40" w:type="dxa"/>
             </w:tcMar>
           </w:tcPr>
           <w:p>
             <w:pPr>
-              <w:spacing w:after="0" w:line="276" w:lineRule="auto"/>
+              <w:pStyle w:val="ReportTable"/>
             </w:pPr>
             <w:r>
-              <w:rPr>
-                <w:b w:val="0"/>
-                <w:sz w:val="20"/>
-              </w:rPr>
               <w:t>00000001</w:t>
             </w:r>
           </w:p>
@@ -5415,21 +4684,17 @@
             <w:tcW w:type="dxa" w:w="2551"/>
             <w:vAlign w:val="center"/>
             <w:tcMar>
-              <w:top w:w="85" w:type="dxa"/>
-              <w:left w:w="85" w:type="dxa"/>
-              <w:bottom w:w="85" w:type="dxa"/>
-              <w:right w:w="85" w:type="dxa"/>
+              <w:top w:w="40" w:type="dxa"/>
+              <w:left w:w="40" w:type="dxa"/>
+              <w:bottom w:w="40" w:type="dxa"/>
+              <w:right w:w="40" w:type="dxa"/>
             </w:tcMar>
           </w:tcPr>
           <w:p>
             <w:pPr>
-              <w:spacing w:after="0" w:line="276" w:lineRule="auto"/>
+              <w:pStyle w:val="ReportTable"/>
             </w:pPr>
             <w:r>
-              <w:rPr>
-                <w:b w:val="0"/>
-                <w:sz w:val="20"/>
-              </w:rPr>
               <w:t>10000001</w:t>
             </w:r>
           </w:p>
@@ -5439,21 +4704,17 @@
             <w:tcW w:type="dxa" w:w="2268"/>
             <w:vAlign w:val="center"/>
             <w:tcMar>
-              <w:top w:w="85" w:type="dxa"/>
-              <w:left w:w="85" w:type="dxa"/>
-              <w:bottom w:w="85" w:type="dxa"/>
-              <w:right w:w="85" w:type="dxa"/>
+              <w:top w:w="40" w:type="dxa"/>
+              <w:left w:w="40" w:type="dxa"/>
+              <w:bottom w:w="40" w:type="dxa"/>
+              <w:right w:w="40" w:type="dxa"/>
             </w:tcMar>
           </w:tcPr>
           <w:p>
             <w:pPr>
-              <w:spacing w:after="0" w:line="276" w:lineRule="auto"/>
+              <w:pStyle w:val="ReportTable"/>
             </w:pPr>
             <w:r>
-              <w:rPr>
-                <w:b w:val="0"/>
-                <w:sz w:val="20"/>
-              </w:rPr>
               <w:t>2</w:t>
             </w:r>
           </w:p>
@@ -5468,21 +4729,17 @@
             <w:tcW w:type="dxa" w:w="1701"/>
             <w:vAlign w:val="center"/>
             <w:tcMar>
-              <w:top w:w="85" w:type="dxa"/>
-              <w:left w:w="85" w:type="dxa"/>
-              <w:bottom w:w="85" w:type="dxa"/>
-              <w:right w:w="85" w:type="dxa"/>
+              <w:top w:w="40" w:type="dxa"/>
+              <w:left w:w="40" w:type="dxa"/>
+              <w:bottom w:w="40" w:type="dxa"/>
+              <w:right w:w="40" w:type="dxa"/>
             </w:tcMar>
           </w:tcPr>
           <w:p>
             <w:pPr>
-              <w:spacing w:after="0" w:line="276" w:lineRule="auto"/>
+              <w:pStyle w:val="ReportTable"/>
             </w:pPr>
             <w:r>
-              <w:rPr>
-                <w:b w:val="0"/>
-                <w:sz w:val="20"/>
-              </w:rPr>
               <w:t>4</w:t>
             </w:r>
           </w:p>
@@ -5492,21 +4749,17 @@
             <w:tcW w:type="dxa" w:w="2551"/>
             <w:vAlign w:val="center"/>
             <w:tcMar>
-              <w:top w:w="85" w:type="dxa"/>
-              <w:left w:w="85" w:type="dxa"/>
-              <w:bottom w:w="85" w:type="dxa"/>
-              <w:right w:w="85" w:type="dxa"/>
+              <w:top w:w="40" w:type="dxa"/>
+              <w:left w:w="40" w:type="dxa"/>
+              <w:bottom w:w="40" w:type="dxa"/>
+              <w:right w:w="40" w:type="dxa"/>
             </w:tcMar>
           </w:tcPr>
           <w:p>
             <w:pPr>
-              <w:spacing w:after="0" w:line="276" w:lineRule="auto"/>
+              <w:pStyle w:val="ReportTable"/>
             </w:pPr>
             <w:r>
-              <w:rPr>
-                <w:b w:val="0"/>
-                <w:sz w:val="20"/>
-              </w:rPr>
               <w:t>01000001</w:t>
             </w:r>
           </w:p>
@@ -5516,21 +4769,17 @@
             <w:tcW w:type="dxa" w:w="2551"/>
             <w:vAlign w:val="center"/>
             <w:tcMar>
-              <w:top w:w="85" w:type="dxa"/>
-              <w:left w:w="85" w:type="dxa"/>
-              <w:bottom w:w="85" w:type="dxa"/>
-              <w:right w:w="85" w:type="dxa"/>
+              <w:top w:w="40" w:type="dxa"/>
+              <w:left w:w="40" w:type="dxa"/>
+              <w:bottom w:w="40" w:type="dxa"/>
+              <w:right w:w="40" w:type="dxa"/>
             </w:tcMar>
           </w:tcPr>
           <w:p>
             <w:pPr>
-              <w:spacing w:after="0" w:line="276" w:lineRule="auto"/>
+              <w:pStyle w:val="ReportTable"/>
             </w:pPr>
             <w:r>
-              <w:rPr>
-                <w:b w:val="0"/>
-                <w:sz w:val="20"/>
-              </w:rPr>
               <w:t>00010101</w:t>
             </w:r>
           </w:p>
@@ -5540,21 +4789,17 @@
             <w:tcW w:type="dxa" w:w="2268"/>
             <w:vAlign w:val="center"/>
             <w:tcMar>
-              <w:top w:w="85" w:type="dxa"/>
-              <w:left w:w="85" w:type="dxa"/>
-              <w:bottom w:w="85" w:type="dxa"/>
-              <w:right w:w="85" w:type="dxa"/>
+              <w:top w:w="40" w:type="dxa"/>
+              <w:left w:w="40" w:type="dxa"/>
+              <w:bottom w:w="40" w:type="dxa"/>
+              <w:right w:w="40" w:type="dxa"/>
             </w:tcMar>
           </w:tcPr>
           <w:p>
             <w:pPr>
-              <w:spacing w:after="0" w:line="276" w:lineRule="auto"/>
+              <w:pStyle w:val="ReportTable"/>
             </w:pPr>
             <w:r>
-              <w:rPr>
-                <w:b w:val="0"/>
-                <w:sz w:val="20"/>
-              </w:rPr>
               <w:t>2</w:t>
             </w:r>
           </w:p>
@@ -5569,21 +4814,17 @@
             <w:tcW w:type="dxa" w:w="1701"/>
             <w:vAlign w:val="center"/>
             <w:tcMar>
-              <w:top w:w="85" w:type="dxa"/>
-              <w:left w:w="85" w:type="dxa"/>
-              <w:bottom w:w="85" w:type="dxa"/>
-              <w:right w:w="85" w:type="dxa"/>
+              <w:top w:w="40" w:type="dxa"/>
+              <w:left w:w="40" w:type="dxa"/>
+              <w:bottom w:w="40" w:type="dxa"/>
+              <w:right w:w="40" w:type="dxa"/>
             </w:tcMar>
           </w:tcPr>
           <w:p>
             <w:pPr>
-              <w:spacing w:after="0" w:line="276" w:lineRule="auto"/>
+              <w:pStyle w:val="ReportTable"/>
             </w:pPr>
             <w:r>
-              <w:rPr>
-                <w:b w:val="0"/>
-                <w:sz w:val="20"/>
-              </w:rPr>
               <w:t>5</w:t>
             </w:r>
           </w:p>
@@ -5593,21 +4834,17 @@
             <w:tcW w:type="dxa" w:w="2551"/>
             <w:vAlign w:val="center"/>
             <w:tcMar>
-              <w:top w:w="85" w:type="dxa"/>
-              <w:left w:w="85" w:type="dxa"/>
-              <w:bottom w:w="85" w:type="dxa"/>
-              <w:right w:w="85" w:type="dxa"/>
+              <w:top w:w="40" w:type="dxa"/>
+              <w:left w:w="40" w:type="dxa"/>
+              <w:bottom w:w="40" w:type="dxa"/>
+              <w:right w:w="40" w:type="dxa"/>
             </w:tcMar>
           </w:tcPr>
           <w:p>
             <w:pPr>
-              <w:spacing w:after="0" w:line="276" w:lineRule="auto"/>
+              <w:pStyle w:val="ReportTable"/>
             </w:pPr>
             <w:r>
-              <w:rPr>
-                <w:b w:val="0"/>
-                <w:sz w:val="20"/>
-              </w:rPr>
               <w:t>01010101</w:t>
             </w:r>
           </w:p>
@@ -5617,21 +4854,17 @@
             <w:tcW w:type="dxa" w:w="2551"/>
             <w:vAlign w:val="center"/>
             <w:tcMar>
-              <w:top w:w="85" w:type="dxa"/>
-              <w:left w:w="85" w:type="dxa"/>
-              <w:bottom w:w="85" w:type="dxa"/>
-              <w:right w:w="85" w:type="dxa"/>
+              <w:top w:w="40" w:type="dxa"/>
+              <w:left w:w="40" w:type="dxa"/>
+              <w:bottom w:w="40" w:type="dxa"/>
+              <w:right w:w="40" w:type="dxa"/>
             </w:tcMar>
           </w:tcPr>
           <w:p>
             <w:pPr>
-              <w:spacing w:after="0" w:line="276" w:lineRule="auto"/>
+              <w:pStyle w:val="ReportTable"/>
             </w:pPr>
             <w:r>
-              <w:rPr>
-                <w:b w:val="0"/>
-                <w:sz w:val="20"/>
-              </w:rPr>
               <w:t>11000001</w:t>
             </w:r>
           </w:p>
@@ -5641,21 +4874,17 @@
             <w:tcW w:type="dxa" w:w="2268"/>
             <w:vAlign w:val="center"/>
             <w:tcMar>
-              <w:top w:w="85" w:type="dxa"/>
-              <w:left w:w="85" w:type="dxa"/>
-              <w:bottom w:w="85" w:type="dxa"/>
-              <w:right w:w="85" w:type="dxa"/>
+              <w:top w:w="40" w:type="dxa"/>
+              <w:left w:w="40" w:type="dxa"/>
+              <w:bottom w:w="40" w:type="dxa"/>
+              <w:right w:w="40" w:type="dxa"/>
             </w:tcMar>
           </w:tcPr>
           <w:p>
             <w:pPr>
-              <w:spacing w:after="0" w:line="276" w:lineRule="auto"/>
+              <w:pStyle w:val="ReportTable"/>
             </w:pPr>
             <w:r>
-              <w:rPr>
-                <w:b w:val="0"/>
-                <w:sz w:val="20"/>
-              </w:rPr>
               <w:t>1</w:t>
             </w:r>
           </w:p>
@@ -5664,13 +4893,8 @@
     </w:tbl>
     <w:p>
       <w:pPr>
-        <w:spacing w:after="0" w:line="80" w:lineRule="exact"/>
+        <w:pStyle w:val="ReportSpacer"/>
       </w:pPr>
-      <w:r>
-        <w:rPr>
-          <w:sz w:val="8"/>
-        </w:rPr>
-      </w:r>
     </w:p>
     <w:p>
       <w:pPr>
@@ -5683,7 +4907,8 @@
     </w:p>
     <w:p>
       <w:pPr>
-        <w:ind w:firstLine="440"/>
+        <w:ind w:firstLine="480"/>
+        <w:jc w:val="both"/>
       </w:pPr>
       <w:r>
         <w:t>加入五组明密文对后，唯一候选为 1010000010。搜索运行在 Qt 后台线程中，进度和结果通过信号传回主窗口。停止操作返回已检查范围内的候选；相同明文配上两个不同密文时，结果为空。</w:t>
@@ -5768,22 +4993,18 @@
             <w:tcW w:type="dxa" w:w="5669"/>
             <w:vAlign w:val="center"/>
             <w:tcMar>
-              <w:top w:w="85" w:type="dxa"/>
-              <w:left w:w="85" w:type="dxa"/>
-              <w:bottom w:w="85" w:type="dxa"/>
-              <w:right w:w="85" w:type="dxa"/>
+              <w:top w:w="40" w:type="dxa"/>
+              <w:left w:w="40" w:type="dxa"/>
+              <w:bottom w:w="40" w:type="dxa"/>
+              <w:right w:w="40" w:type="dxa"/>
             </w:tcMar>
             <w:shd w:fill="F0F0F0"/>
           </w:tcPr>
           <w:p>
             <w:pPr>
-              <w:spacing w:after="0" w:line="276" w:lineRule="auto"/>
+              <w:pStyle w:val="ReportTableHeader"/>
             </w:pPr>
             <w:r>
-              <w:rPr>
-                <w:b/>
-                <w:sz w:val="20"/>
-              </w:rPr>
               <w:t>测量</w:t>
             </w:r>
           </w:p>
@@ -5793,22 +5014,18 @@
             <w:tcW w:type="dxa" w:w="3402"/>
             <w:vAlign w:val="center"/>
             <w:tcMar>
-              <w:top w:w="85" w:type="dxa"/>
-              <w:left w:w="85" w:type="dxa"/>
-              <w:bottom w:w="85" w:type="dxa"/>
-              <w:right w:w="85" w:type="dxa"/>
+              <w:top w:w="40" w:type="dxa"/>
+              <w:left w:w="40" w:type="dxa"/>
+              <w:bottom w:w="40" w:type="dxa"/>
+              <w:right w:w="40" w:type="dxa"/>
             </w:tcMar>
             <w:shd w:fill="F0F0F0"/>
           </w:tcPr>
           <w:p>
             <w:pPr>
-              <w:spacing w:after="0" w:line="276" w:lineRule="auto"/>
+              <w:pStyle w:val="ReportTableHeader"/>
             </w:pPr>
             <w:r>
-              <w:rPr>
-                <w:b/>
-                <w:sz w:val="20"/>
-              </w:rPr>
               <w:t>耗时</w:t>
             </w:r>
           </w:p>
@@ -5823,21 +5040,17 @@
             <w:tcW w:type="dxa" w:w="5669"/>
             <w:vAlign w:val="center"/>
             <w:tcMar>
-              <w:top w:w="85" w:type="dxa"/>
-              <w:left w:w="85" w:type="dxa"/>
-              <w:bottom w:w="85" w:type="dxa"/>
-              <w:right w:w="85" w:type="dxa"/>
+              <w:top w:w="40" w:type="dxa"/>
+              <w:left w:w="40" w:type="dxa"/>
+              <w:bottom w:w="40" w:type="dxa"/>
+              <w:right w:w="40" w:type="dxa"/>
             </w:tcMar>
           </w:tcPr>
           <w:p>
             <w:pPr>
-              <w:spacing w:after="0" w:line="276" w:lineRule="auto"/>
+              <w:pStyle w:val="ReportTable"/>
             </w:pPr>
             <w:r>
-              <w:rPr>
-                <w:b w:val="0"/>
-                <w:sz w:val="20"/>
-              </w:rPr>
               <w:t>GUI 单组明密文对</w:t>
             </w:r>
           </w:p>
@@ -5847,21 +5060,17 @@
             <w:tcW w:type="dxa" w:w="3402"/>
             <w:vAlign w:val="center"/>
             <w:tcMar>
-              <w:top w:w="85" w:type="dxa"/>
-              <w:left w:w="85" w:type="dxa"/>
-              <w:bottom w:w="85" w:type="dxa"/>
-              <w:right w:w="85" w:type="dxa"/>
+              <w:top w:w="40" w:type="dxa"/>
+              <w:left w:w="40" w:type="dxa"/>
+              <w:bottom w:w="40" w:type="dxa"/>
+              <w:right w:w="40" w:type="dxa"/>
             </w:tcMar>
           </w:tcPr>
           <w:p>
             <w:pPr>
-              <w:spacing w:after="0" w:line="276" w:lineRule="auto"/>
+              <w:pStyle w:val="ReportTable"/>
             </w:pPr>
             <w:r>
-              <w:rPr>
-                <w:b w:val="0"/>
-                <w:sz w:val="20"/>
-              </w:rPr>
               <w:t>8.9953 ms</w:t>
             </w:r>
           </w:p>
@@ -5876,21 +5085,17 @@
             <w:tcW w:type="dxa" w:w="5669"/>
             <w:vAlign w:val="center"/>
             <w:tcMar>
-              <w:top w:w="85" w:type="dxa"/>
-              <w:left w:w="85" w:type="dxa"/>
-              <w:bottom w:w="85" w:type="dxa"/>
-              <w:right w:w="85" w:type="dxa"/>
+              <w:top w:w="40" w:type="dxa"/>
+              <w:left w:w="40" w:type="dxa"/>
+              <w:bottom w:w="40" w:type="dxa"/>
+              <w:right w:w="40" w:type="dxa"/>
             </w:tcMar>
           </w:tcPr>
           <w:p>
             <w:pPr>
-              <w:spacing w:after="0" w:line="276" w:lineRule="auto"/>
+              <w:pStyle w:val="ReportTable"/>
             </w:pPr>
             <w:r>
-              <w:rPr>
-                <w:b w:val="0"/>
-                <w:sz w:val="20"/>
-              </w:rPr>
               <w:t>GUI 五组明密文对</w:t>
             </w:r>
           </w:p>
@@ -5900,21 +5105,17 @@
             <w:tcW w:type="dxa" w:w="3402"/>
             <w:vAlign w:val="center"/>
             <w:tcMar>
-              <w:top w:w="85" w:type="dxa"/>
-              <w:left w:w="85" w:type="dxa"/>
-              <w:bottom w:w="85" w:type="dxa"/>
-              <w:right w:w="85" w:type="dxa"/>
+              <w:top w:w="40" w:type="dxa"/>
+              <w:left w:w="40" w:type="dxa"/>
+              <w:bottom w:w="40" w:type="dxa"/>
+              <w:right w:w="40" w:type="dxa"/>
             </w:tcMar>
           </w:tcPr>
           <w:p>
             <w:pPr>
-              <w:spacing w:after="0" w:line="276" w:lineRule="auto"/>
+              <w:pStyle w:val="ReportTable"/>
             </w:pPr>
             <w:r>
-              <w:rPr>
-                <w:b w:val="0"/>
-                <w:sz w:val="20"/>
-              </w:rPr>
               <w:t>1.6498 ms</w:t>
             </w:r>
           </w:p>
@@ -5929,21 +5130,17 @@
             <w:tcW w:type="dxa" w:w="5669"/>
             <w:vAlign w:val="center"/>
             <w:tcMar>
-              <w:top w:w="85" w:type="dxa"/>
-              <w:left w:w="85" w:type="dxa"/>
-              <w:bottom w:w="85" w:type="dxa"/>
-              <w:right w:w="85" w:type="dxa"/>
+              <w:top w:w="40" w:type="dxa"/>
+              <w:left w:w="40" w:type="dxa"/>
+              <w:bottom w:w="40" w:type="dxa"/>
+              <w:right w:w="40" w:type="dxa"/>
             </w:tcMar>
           </w:tcPr>
           <w:p>
             <w:pPr>
-              <w:spacing w:after="0" w:line="276" w:lineRule="auto"/>
+              <w:pStyle w:val="ReportTable"/>
             </w:pPr>
             <w:r>
-              <w:rPr>
-                <w:b w:val="0"/>
-                <w:sz w:val="20"/>
-              </w:rPr>
               <w:t>核心搜索首次计算子密钥</w:t>
             </w:r>
           </w:p>
@@ -5953,21 +5150,17 @@
             <w:tcW w:type="dxa" w:w="3402"/>
             <w:vAlign w:val="center"/>
             <w:tcMar>
-              <w:top w:w="85" w:type="dxa"/>
-              <w:left w:w="85" w:type="dxa"/>
-              <w:bottom w:w="85" w:type="dxa"/>
-              <w:right w:w="85" w:type="dxa"/>
+              <w:top w:w="40" w:type="dxa"/>
+              <w:left w:w="40" w:type="dxa"/>
+              <w:bottom w:w="40" w:type="dxa"/>
+              <w:right w:w="40" w:type="dxa"/>
             </w:tcMar>
           </w:tcPr>
           <w:p>
             <w:pPr>
-              <w:spacing w:after="0" w:line="276" w:lineRule="auto"/>
+              <w:pStyle w:val="ReportTable"/>
             </w:pPr>
             <w:r>
-              <w:rPr>
-                <w:b w:val="0"/>
-                <w:sz w:val="20"/>
-              </w:rPr>
               <w:t>8.2247 ms</w:t>
             </w:r>
           </w:p>
@@ -5982,21 +5175,17 @@
             <w:tcW w:type="dxa" w:w="5669"/>
             <w:vAlign w:val="center"/>
             <w:tcMar>
-              <w:top w:w="85" w:type="dxa"/>
-              <w:left w:w="85" w:type="dxa"/>
-              <w:bottom w:w="85" w:type="dxa"/>
-              <w:right w:w="85" w:type="dxa"/>
+              <w:top w:w="40" w:type="dxa"/>
+              <w:left w:w="40" w:type="dxa"/>
+              <w:bottom w:w="40" w:type="dxa"/>
+              <w:right w:w="40" w:type="dxa"/>
             </w:tcMar>
           </w:tcPr>
           <w:p>
             <w:pPr>
-              <w:spacing w:after="0" w:line="276" w:lineRule="auto"/>
+              <w:pStyle w:val="ReportTable"/>
             </w:pPr>
             <w:r>
-              <w:rPr>
-                <w:b w:val="0"/>
-                <w:sz w:val="20"/>
-              </w:rPr>
               <w:t>核心搜索 30 次缓存命中中位数</w:t>
             </w:r>
           </w:p>
@@ -6006,21 +5195,17 @@
             <w:tcW w:type="dxa" w:w="3402"/>
             <w:vAlign w:val="center"/>
             <w:tcMar>
-              <w:top w:w="85" w:type="dxa"/>
-              <w:left w:w="85" w:type="dxa"/>
-              <w:bottom w:w="85" w:type="dxa"/>
-              <w:right w:w="85" w:type="dxa"/>
+              <w:top w:w="40" w:type="dxa"/>
+              <w:left w:w="40" w:type="dxa"/>
+              <w:bottom w:w="40" w:type="dxa"/>
+              <w:right w:w="40" w:type="dxa"/>
             </w:tcMar>
           </w:tcPr>
           <w:p>
             <w:pPr>
-              <w:spacing w:after="0" w:line="276" w:lineRule="auto"/>
+              <w:pStyle w:val="ReportTable"/>
             </w:pPr>
             <w:r>
-              <w:rPr>
-                <w:b w:val="0"/>
-                <w:sz w:val="20"/>
-              </w:rPr>
               <w:t>1.4790 ms</w:t>
             </w:r>
           </w:p>
@@ -6035,21 +5220,17 @@
             <w:tcW w:type="dxa" w:w="5669"/>
             <w:vAlign w:val="center"/>
             <w:tcMar>
-              <w:top w:w="85" w:type="dxa"/>
-              <w:left w:w="85" w:type="dxa"/>
-              <w:bottom w:w="85" w:type="dxa"/>
-              <w:right w:w="85" w:type="dxa"/>
+              <w:top w:w="40" w:type="dxa"/>
+              <w:left w:w="40" w:type="dxa"/>
+              <w:bottom w:w="40" w:type="dxa"/>
+              <w:right w:w="40" w:type="dxa"/>
             </w:tcMar>
           </w:tcPr>
           <w:p>
             <w:pPr>
-              <w:spacing w:after="0" w:line="276" w:lineRule="auto"/>
+              <w:pStyle w:val="ReportTable"/>
             </w:pPr>
             <w:r>
-              <w:rPr>
-                <w:b w:val="0"/>
-                <w:sz w:val="20"/>
-              </w:rPr>
               <w:t>30 次缓存命中最小值 / 最大值</w:t>
             </w:r>
           </w:p>
@@ -6059,21 +5240,17 @@
             <w:tcW w:type="dxa" w:w="3402"/>
             <w:vAlign w:val="center"/>
             <w:tcMar>
-              <w:top w:w="85" w:type="dxa"/>
-              <w:left w:w="85" w:type="dxa"/>
-              <w:bottom w:w="85" w:type="dxa"/>
-              <w:right w:w="85" w:type="dxa"/>
+              <w:top w:w="40" w:type="dxa"/>
+              <w:left w:w="40" w:type="dxa"/>
+              <w:bottom w:w="40" w:type="dxa"/>
+              <w:right w:w="40" w:type="dxa"/>
             </w:tcMar>
           </w:tcPr>
           <w:p>
             <w:pPr>
-              <w:spacing w:after="0" w:line="276" w:lineRule="auto"/>
+              <w:pStyle w:val="ReportTable"/>
             </w:pPr>
             <w:r>
-              <w:rPr>
-                <w:b w:val="0"/>
-                <w:sz w:val="20"/>
-              </w:rPr>
               <w:t>0.9108 / 2.5858 ms</w:t>
             </w:r>
           </w:p>
@@ -6082,17 +5259,13 @@
     </w:tbl>
     <w:p>
       <w:pPr>
-        <w:spacing w:after="0" w:line="80" w:lineRule="exact"/>
+        <w:pStyle w:val="ReportSpacer"/>
       </w:pPr>
-      <w:r>
-        <w:rPr>
-          <w:sz w:val="8"/>
-        </w:rPr>
-      </w:r>
     </w:p>
     <w:p>
       <w:pPr>
-        <w:ind w:firstLine="440"/>
+        <w:ind w:firstLine="480"/>
+        <w:jc w:val="both"/>
       </w:pPr>
       <w:r>
         <w:t>耗时由 perf_counter_ns 记录，测量范围为密钥搜索循环。五组输入的 UTC 时间戳如下，界面按本地时区显示。</w:t>
@@ -6100,25 +5273,17 @@
     </w:p>
     <w:p>
       <w:pPr>
-        <w:spacing w:after="0" w:line="276" w:lineRule="auto"/>
+        <w:pStyle w:val="ReportCode"/>
       </w:pPr>
       <w:r>
-        <w:rPr>
-          <w:rFonts w:ascii="Consolas" w:hAnsi="Consolas"/>
-          <w:sz w:val="20"/>
-        </w:rPr>
         <w:t>开始 2026-10-07T04:04:25.481661+00:00</w:t>
       </w:r>
     </w:p>
     <w:p>
       <w:pPr>
-        <w:spacing w:after="0" w:line="276" w:lineRule="auto"/>
+        <w:pStyle w:val="ReportCode"/>
       </w:pPr>
       <w:r>
-        <w:rPr>
-          <w:rFonts w:ascii="Consolas" w:hAnsi="Consolas"/>
-          <w:sz w:val="20"/>
-        </w:rPr>
         <w:t>结束 2026-10-07T04:04:25.483661+00:00</w:t>
       </w:r>
     </w:p>
@@ -6146,7 +5311,8 @@
     </w:p>
     <w:p>
       <w:pPr>
-        <w:ind w:firstLine="440"/>
+        <w:ind w:firstLine="480"/>
+        <w:jc w:val="both"/>
       </w:pPr>
       <w:r>
         <w:t>使用随机种子 20261007 生成明文 P=01110100 和密钥 K=1011010110，加密得到 C=11111010。对这一组明密文穷举，得到 6 把候选密钥：</w:t>
@@ -6154,79 +5320,56 @@
     </w:p>
     <w:p>
       <w:pPr>
-        <w:spacing w:after="0" w:line="276" w:lineRule="auto"/>
+        <w:pStyle w:val="ReportCode"/>
       </w:pPr>
       <w:r>
-        <w:rPr>
-          <w:rFonts w:ascii="Consolas" w:hAnsi="Consolas"/>
-          <w:sz w:val="20"/>
-        </w:rPr>
         <w:t>0100010011</w:t>
       </w:r>
     </w:p>
     <w:p>
       <w:pPr>
-        <w:spacing w:after="0" w:line="276" w:lineRule="auto"/>
+        <w:pStyle w:val="ReportCode"/>
       </w:pPr>
       <w:r>
-        <w:rPr>
-          <w:rFonts w:ascii="Consolas" w:hAnsi="Consolas"/>
-          <w:sz w:val="20"/>
-        </w:rPr>
         <w:t>0101011011</w:t>
       </w:r>
     </w:p>
     <w:p>
       <w:pPr>
-        <w:spacing w:after="0" w:line="276" w:lineRule="auto"/>
+        <w:pStyle w:val="ReportCode"/>
       </w:pPr>
       <w:r>
-        <w:rPr>
-          <w:rFonts w:ascii="Consolas" w:hAnsi="Consolas"/>
-          <w:sz w:val="20"/>
-        </w:rPr>
         <w:t>0110010110</w:t>
       </w:r>
     </w:p>
     <w:p>
       <w:pPr>
-        <w:spacing w:after="0" w:line="276" w:lineRule="auto"/>
+        <w:pStyle w:val="ReportCode"/>
       </w:pPr>
       <w:r>
-        <w:rPr>
-          <w:rFonts w:ascii="Consolas" w:hAnsi="Consolas"/>
-          <w:sz w:val="20"/>
-        </w:rPr>
         <w:t>0111011110</w:t>
       </w:r>
     </w:p>
     <w:p>
       <w:pPr>
-        <w:spacing w:after="0" w:line="276" w:lineRule="auto"/>
+        <w:pStyle w:val="ReportCode"/>
       </w:pPr>
       <w:r>
-        <w:rPr>
-          <w:rFonts w:ascii="Consolas" w:hAnsi="Consolas"/>
-          <w:sz w:val="20"/>
-        </w:rPr>
         <w:t>1010011110</w:t>
       </w:r>
     </w:p>
     <w:p>
       <w:pPr>
-        <w:spacing w:after="0" w:line="276" w:lineRule="auto"/>
+        <w:pStyle w:val="ReportCode"/>
       </w:pPr>
       <w:r>
-        <w:rPr>
-          <w:rFonts w:ascii="Consolas" w:hAnsi="Consolas"/>
-          <w:sz w:val="20"/>
-        </w:rPr>
         <w:t>1011010110</w:t>
       </w:r>
     </w:p>
     <w:p>
       <w:pPr>
-        <w:ind w:firstLine="440"/>
+        <w:ind w:firstLine="480"/>
+        <w:jc w:val="both"/>
       </w:pPr>
       <w:r>
         <w:t>该样本对应多个密钥。对于一般的明密文对，候选数量取决于具体的 P 和 C：可能没有候选，也可能只有一个或存在多个。固定 P=11010111 时，有 16 种密文各自只对应一把密钥。</w:t>
@@ -6242,7 +5385,8 @@
     </w:p>
     <w:p>
       <w:pPr>
-        <w:ind w:firstLine="440"/>
+        <w:ind w:firstLine="480"/>
+        <w:jc w:val="both"/>
       </w:pPr>
       <w:r>
         <w:t>存在。固定一个明文 P，1024 把密钥最多产生 256 种 8 位密文。把密钥按输出密文分组，由抽屉原理，至少一个密文组包含 4 把或更多密钥，因此一定能找到两把不同密钥，使它们对该明文产生相同密文。</w:t>
@@ -6250,7 +5394,8 @@
     </w:p>
     <w:p>
       <w:pPr>
-        <w:ind w:firstLine="440"/>
+        <w:ind w:firstLine="480"/>
+        <w:jc w:val="both"/>
       </w:pPr>
       <w:r>
         <w:t>枚举全部 256 个明文，每个明文再枚举 1024 把密钥，统计结果如下。每个明文都出现了密钥碰撞，与上述推导一致。</w:t>
@@ -6285,22 +5430,18 @@
             <w:tcW w:type="dxa" w:w="5669"/>
             <w:vAlign w:val="center"/>
             <w:tcMar>
-              <w:top w:w="85" w:type="dxa"/>
-              <w:left w:w="85" w:type="dxa"/>
-              <w:bottom w:w="85" w:type="dxa"/>
-              <w:right w:w="85" w:type="dxa"/>
+              <w:top w:w="40" w:type="dxa"/>
+              <w:left w:w="40" w:type="dxa"/>
+              <w:bottom w:w="40" w:type="dxa"/>
+              <w:right w:w="40" w:type="dxa"/>
             </w:tcMar>
             <w:shd w:fill="F0F0F0"/>
           </w:tcPr>
           <w:p>
             <w:pPr>
-              <w:spacing w:after="0" w:line="276" w:lineRule="auto"/>
+              <w:pStyle w:val="ReportTableHeader"/>
             </w:pPr>
             <w:r>
-              <w:rPr>
-                <w:b/>
-                <w:sz w:val="20"/>
-              </w:rPr>
               <w:t>统计项目</w:t>
             </w:r>
           </w:p>
@@ -6310,22 +5451,18 @@
             <w:tcW w:type="dxa" w:w="3402"/>
             <w:vAlign w:val="center"/>
             <w:tcMar>
-              <w:top w:w="85" w:type="dxa"/>
-              <w:left w:w="85" w:type="dxa"/>
-              <w:bottom w:w="85" w:type="dxa"/>
-              <w:right w:w="85" w:type="dxa"/>
+              <w:top w:w="40" w:type="dxa"/>
+              <w:left w:w="40" w:type="dxa"/>
+              <w:bottom w:w="40" w:type="dxa"/>
+              <w:right w:w="40" w:type="dxa"/>
             </w:tcMar>
             <w:shd w:fill="F0F0F0"/>
           </w:tcPr>
           <w:p>
             <w:pPr>
-              <w:spacing w:after="0" w:line="276" w:lineRule="auto"/>
+              <w:pStyle w:val="ReportTableHeader"/>
             </w:pPr>
             <w:r>
-              <w:rPr>
-                <w:b/>
-                <w:sz w:val="20"/>
-              </w:rPr>
               <w:t>结果</w:t>
             </w:r>
           </w:p>
@@ -6340,21 +5477,17 @@
             <w:tcW w:type="dxa" w:w="5669"/>
             <w:vAlign w:val="center"/>
             <w:tcMar>
-              <w:top w:w="85" w:type="dxa"/>
-              <w:left w:w="85" w:type="dxa"/>
-              <w:bottom w:w="85" w:type="dxa"/>
-              <w:right w:w="85" w:type="dxa"/>
+              <w:top w:w="40" w:type="dxa"/>
+              <w:left w:w="40" w:type="dxa"/>
+              <w:bottom w:w="40" w:type="dxa"/>
+              <w:right w:w="40" w:type="dxa"/>
             </w:tcMar>
           </w:tcPr>
           <w:p>
             <w:pPr>
-              <w:spacing w:after="0" w:line="276" w:lineRule="auto"/>
+              <w:pStyle w:val="ReportTable"/>
             </w:pPr>
             <w:r>
-              <w:rPr>
-                <w:b w:val="0"/>
-                <w:sz w:val="20"/>
-              </w:rPr>
               <w:t>明文数</w:t>
             </w:r>
           </w:p>
@@ -6364,21 +5497,17 @@
             <w:tcW w:type="dxa" w:w="3402"/>
             <w:vAlign w:val="center"/>
             <w:tcMar>
-              <w:top w:w="85" w:type="dxa"/>
-              <w:left w:w="85" w:type="dxa"/>
-              <w:bottom w:w="85" w:type="dxa"/>
-              <w:right w:w="85" w:type="dxa"/>
+              <w:top w:w="40" w:type="dxa"/>
+              <w:left w:w="40" w:type="dxa"/>
+              <w:bottom w:w="40" w:type="dxa"/>
+              <w:right w:w="40" w:type="dxa"/>
             </w:tcMar>
           </w:tcPr>
           <w:p>
             <w:pPr>
-              <w:spacing w:after="0" w:line="276" w:lineRule="auto"/>
+              <w:pStyle w:val="ReportTable"/>
             </w:pPr>
             <w:r>
-              <w:rPr>
-                <w:b w:val="0"/>
-                <w:sz w:val="20"/>
-              </w:rPr>
               <w:t>256</w:t>
             </w:r>
           </w:p>
@@ -6393,21 +5522,17 @@
             <w:tcW w:type="dxa" w:w="5669"/>
             <w:vAlign w:val="center"/>
             <w:tcMar>
-              <w:top w:w="85" w:type="dxa"/>
-              <w:left w:w="85" w:type="dxa"/>
-              <w:bottom w:w="85" w:type="dxa"/>
-              <w:right w:w="85" w:type="dxa"/>
+              <w:top w:w="40" w:type="dxa"/>
+              <w:left w:w="40" w:type="dxa"/>
+              <w:bottom w:w="40" w:type="dxa"/>
+              <w:right w:w="40" w:type="dxa"/>
             </w:tcMar>
           </w:tcPr>
           <w:p>
             <w:pPr>
-              <w:spacing w:after="0" w:line="276" w:lineRule="auto"/>
+              <w:pStyle w:val="ReportTable"/>
             </w:pPr>
             <w:r>
-              <w:rPr>
-                <w:b w:val="0"/>
-                <w:sz w:val="20"/>
-              </w:rPr>
               <w:t>明文与密钥组合数</w:t>
             </w:r>
           </w:p>
@@ -6417,21 +5542,17 @@
             <w:tcW w:type="dxa" w:w="3402"/>
             <w:vAlign w:val="center"/>
             <w:tcMar>
-              <w:top w:w="85" w:type="dxa"/>
-              <w:left w:w="85" w:type="dxa"/>
-              <w:bottom w:w="85" w:type="dxa"/>
-              <w:right w:w="85" w:type="dxa"/>
+              <w:top w:w="40" w:type="dxa"/>
+              <w:left w:w="40" w:type="dxa"/>
+              <w:bottom w:w="40" w:type="dxa"/>
+              <w:right w:w="40" w:type="dxa"/>
             </w:tcMar>
           </w:tcPr>
           <w:p>
             <w:pPr>
-              <w:spacing w:after="0" w:line="276" w:lineRule="auto"/>
+              <w:pStyle w:val="ReportTable"/>
             </w:pPr>
             <w:r>
-              <w:rPr>
-                <w:b w:val="0"/>
-                <w:sz w:val="20"/>
-              </w:rPr>
               <w:t>262,144</w:t>
             </w:r>
           </w:p>
@@ -6446,21 +5567,17 @@
             <w:tcW w:type="dxa" w:w="5669"/>
             <w:vAlign w:val="center"/>
             <w:tcMar>
-              <w:top w:w="85" w:type="dxa"/>
-              <w:left w:w="85" w:type="dxa"/>
-              <w:bottom w:w="85" w:type="dxa"/>
-              <w:right w:w="85" w:type="dxa"/>
+              <w:top w:w="40" w:type="dxa"/>
+              <w:left w:w="40" w:type="dxa"/>
+              <w:bottom w:w="40" w:type="dxa"/>
+              <w:right w:w="40" w:type="dxa"/>
             </w:tcMar>
           </w:tcPr>
           <w:p>
             <w:pPr>
-              <w:spacing w:after="0" w:line="276" w:lineRule="auto"/>
+              <w:pStyle w:val="ReportTable"/>
             </w:pPr>
             <w:r>
-              <w:rPr>
-                <w:b w:val="0"/>
-                <w:sz w:val="20"/>
-              </w:rPr>
               <w:t>出现碰撞的明文数</w:t>
             </w:r>
           </w:p>
@@ -6470,21 +5587,17 @@
             <w:tcW w:type="dxa" w:w="3402"/>
             <w:vAlign w:val="center"/>
             <w:tcMar>
-              <w:top w:w="85" w:type="dxa"/>
-              <w:left w:w="85" w:type="dxa"/>
-              <w:bottom w:w="85" w:type="dxa"/>
-              <w:right w:w="85" w:type="dxa"/>
+              <w:top w:w="40" w:type="dxa"/>
+              <w:left w:w="40" w:type="dxa"/>
+              <w:bottom w:w="40" w:type="dxa"/>
+              <w:right w:w="40" w:type="dxa"/>
             </w:tcMar>
           </w:tcPr>
           <w:p>
             <w:pPr>
-              <w:spacing w:after="0" w:line="276" w:lineRule="auto"/>
+              <w:pStyle w:val="ReportTable"/>
             </w:pPr>
             <w:r>
-              <w:rPr>
-                <w:b w:val="0"/>
-                <w:sz w:val="20"/>
-              </w:rPr>
               <w:t>256</w:t>
             </w:r>
           </w:p>
@@ -6499,21 +5612,17 @@
             <w:tcW w:type="dxa" w:w="5669"/>
             <w:vAlign w:val="center"/>
             <w:tcMar>
-              <w:top w:w="85" w:type="dxa"/>
-              <w:left w:w="85" w:type="dxa"/>
-              <w:bottom w:w="85" w:type="dxa"/>
-              <w:right w:w="85" w:type="dxa"/>
+              <w:top w:w="40" w:type="dxa"/>
+              <w:left w:w="40" w:type="dxa"/>
+              <w:bottom w:w="40" w:type="dxa"/>
+              <w:right w:w="40" w:type="dxa"/>
             </w:tcMar>
           </w:tcPr>
           <w:p>
             <w:pPr>
-              <w:spacing w:after="0" w:line="276" w:lineRule="auto"/>
+              <w:pStyle w:val="ReportTable"/>
             </w:pPr>
             <w:r>
-              <w:rPr>
-                <w:b w:val="0"/>
-                <w:sz w:val="20"/>
-              </w:rPr>
               <w:t>固定明文的可达密文数</w:t>
             </w:r>
           </w:p>
@@ -6523,21 +5632,17 @@
             <w:tcW w:type="dxa" w:w="3402"/>
             <w:vAlign w:val="center"/>
             <w:tcMar>
-              <w:top w:w="85" w:type="dxa"/>
-              <w:left w:w="85" w:type="dxa"/>
-              <w:bottom w:w="85" w:type="dxa"/>
-              <w:right w:w="85" w:type="dxa"/>
+              <w:top w:w="40" w:type="dxa"/>
+              <w:left w:w="40" w:type="dxa"/>
+              <w:bottom w:w="40" w:type="dxa"/>
+              <w:right w:w="40" w:type="dxa"/>
             </w:tcMar>
           </w:tcPr>
           <w:p>
             <w:pPr>
-              <w:spacing w:after="0" w:line="276" w:lineRule="auto"/>
+              <w:pStyle w:val="ReportTable"/>
             </w:pPr>
             <w:r>
-              <w:rPr>
-                <w:b w:val="0"/>
-                <w:sz w:val="20"/>
-              </w:rPr>
               <w:t>238 至 240</w:t>
             </w:r>
           </w:p>
@@ -6552,21 +5657,17 @@
             <w:tcW w:type="dxa" w:w="5669"/>
             <w:vAlign w:val="center"/>
             <w:tcMar>
-              <w:top w:w="85" w:type="dxa"/>
-              <w:left w:w="85" w:type="dxa"/>
-              <w:bottom w:w="85" w:type="dxa"/>
-              <w:right w:w="85" w:type="dxa"/>
+              <w:top w:w="40" w:type="dxa"/>
+              <w:left w:w="40" w:type="dxa"/>
+              <w:bottom w:w="40" w:type="dxa"/>
+              <w:right w:w="40" w:type="dxa"/>
             </w:tcMar>
           </w:tcPr>
           <w:p>
             <w:pPr>
-              <w:spacing w:after="0" w:line="276" w:lineRule="auto"/>
+              <w:pStyle w:val="ReportTable"/>
             </w:pPr>
             <w:r>
-              <w:rPr>
-                <w:b w:val="0"/>
-                <w:sz w:val="20"/>
-              </w:rPr>
               <w:t>单个密文对应密钥数的最大值</w:t>
             </w:r>
           </w:p>
@@ -6576,21 +5677,17 @@
             <w:tcW w:type="dxa" w:w="3402"/>
             <w:vAlign w:val="center"/>
             <w:tcMar>
-              <w:top w:w="85" w:type="dxa"/>
-              <w:left w:w="85" w:type="dxa"/>
-              <w:bottom w:w="85" w:type="dxa"/>
-              <w:right w:w="85" w:type="dxa"/>
+              <w:top w:w="40" w:type="dxa"/>
+              <w:left w:w="40" w:type="dxa"/>
+              <w:bottom w:w="40" w:type="dxa"/>
+              <w:right w:w="40" w:type="dxa"/>
             </w:tcMar>
           </w:tcPr>
           <w:p>
             <w:pPr>
-              <w:spacing w:after="0" w:line="276" w:lineRule="auto"/>
+              <w:pStyle w:val="ReportTable"/>
             </w:pPr>
             <w:r>
-              <w:rPr>
-                <w:b w:val="0"/>
-                <w:sz w:val="20"/>
-              </w:rPr>
               <w:t>12</w:t>
             </w:r>
           </w:p>
@@ -6605,21 +5702,17 @@
             <w:tcW w:type="dxa" w:w="5669"/>
             <w:vAlign w:val="center"/>
             <w:tcMar>
-              <w:top w:w="85" w:type="dxa"/>
-              <w:left w:w="85" w:type="dxa"/>
-              <w:bottom w:w="85" w:type="dxa"/>
-              <w:right w:w="85" w:type="dxa"/>
+              <w:top w:w="40" w:type="dxa"/>
+              <w:left w:w="40" w:type="dxa"/>
+              <w:bottom w:w="40" w:type="dxa"/>
+              <w:right w:w="40" w:type="dxa"/>
             </w:tcMar>
           </w:tcPr>
           <w:p>
             <w:pPr>
-              <w:spacing w:after="0" w:line="276" w:lineRule="auto"/>
+              <w:pStyle w:val="ReportTable"/>
             </w:pPr>
             <w:r>
-              <w:rPr>
-                <w:b w:val="0"/>
-                <w:sz w:val="20"/>
-              </w:rPr>
               <w:t>P=11010111 的碰撞组 / 单例组</w:t>
             </w:r>
           </w:p>
@@ -6629,21 +5722,17 @@
             <w:tcW w:type="dxa" w:w="3402"/>
             <w:vAlign w:val="center"/>
             <w:tcMar>
-              <w:top w:w="85" w:type="dxa"/>
-              <w:left w:w="85" w:type="dxa"/>
-              <w:bottom w:w="85" w:type="dxa"/>
-              <w:right w:w="85" w:type="dxa"/>
+              <w:top w:w="40" w:type="dxa"/>
+              <w:left w:w="40" w:type="dxa"/>
+              <w:bottom w:w="40" w:type="dxa"/>
+              <w:right w:w="40" w:type="dxa"/>
             </w:tcMar>
           </w:tcPr>
           <w:p>
             <w:pPr>
-              <w:spacing w:after="0" w:line="276" w:lineRule="auto"/>
+              <w:pStyle w:val="ReportTable"/>
             </w:pPr>
             <w:r>
-              <w:rPr>
-                <w:b w:val="0"/>
-                <w:sz w:val="20"/>
-              </w:rPr>
               <w:t>224 / 16</w:t>
             </w:r>
           </w:p>
@@ -6658,21 +5747,17 @@
             <w:tcW w:type="dxa" w:w="5669"/>
             <w:vAlign w:val="center"/>
             <w:tcMar>
-              <w:top w:w="85" w:type="dxa"/>
-              <w:left w:w="85" w:type="dxa"/>
-              <w:bottom w:w="85" w:type="dxa"/>
-              <w:right w:w="85" w:type="dxa"/>
+              <w:top w:w="40" w:type="dxa"/>
+              <w:left w:w="40" w:type="dxa"/>
+              <w:bottom w:w="40" w:type="dxa"/>
+              <w:right w:w="40" w:type="dxa"/>
             </w:tcMar>
           </w:tcPr>
           <w:p>
             <w:pPr>
-              <w:spacing w:after="0" w:line="276" w:lineRule="auto"/>
+              <w:pStyle w:val="ReportTable"/>
             </w:pPr>
             <w:r>
-              <w:rPr>
-                <w:b w:val="0"/>
-                <w:sz w:val="20"/>
-              </w:rPr>
               <w:t>P=11010111 的无序碰撞密钥对</w:t>
             </w:r>
           </w:p>
@@ -6682,21 +5767,17 @@
             <w:tcW w:type="dxa" w:w="3402"/>
             <w:vAlign w:val="center"/>
             <w:tcMar>
-              <w:top w:w="85" w:type="dxa"/>
-              <w:left w:w="85" w:type="dxa"/>
-              <w:bottom w:w="85" w:type="dxa"/>
-              <w:right w:w="85" w:type="dxa"/>
+              <w:top w:w="40" w:type="dxa"/>
+              <w:left w:w="40" w:type="dxa"/>
+              <w:bottom w:w="40" w:type="dxa"/>
+              <w:right w:w="40" w:type="dxa"/>
             </w:tcMar>
           </w:tcPr>
           <w:p>
             <w:pPr>
-              <w:spacing w:after="0" w:line="276" w:lineRule="auto"/>
+              <w:pStyle w:val="ReportTable"/>
             </w:pPr>
             <w:r>
-              <w:rPr>
-                <w:b w:val="0"/>
-                <w:sz w:val="20"/>
-              </w:rPr>
               <w:t>2296</w:t>
             </w:r>
           </w:p>
@@ -6711,21 +5792,17 @@
             <w:tcW w:type="dxa" w:w="5669"/>
             <w:vAlign w:val="center"/>
             <w:tcMar>
-              <w:top w:w="85" w:type="dxa"/>
-              <w:left w:w="85" w:type="dxa"/>
-              <w:bottom w:w="85" w:type="dxa"/>
-              <w:right w:w="85" w:type="dxa"/>
+              <w:top w:w="40" w:type="dxa"/>
+              <w:left w:w="40" w:type="dxa"/>
+              <w:bottom w:w="40" w:type="dxa"/>
+              <w:right w:w="40" w:type="dxa"/>
             </w:tcMar>
           </w:tcPr>
           <w:p>
             <w:pPr>
-              <w:spacing w:after="0" w:line="276" w:lineRule="auto"/>
+              <w:pStyle w:val="ReportTable"/>
             </w:pPr>
             <w:r>
-              <w:rPr>
-                <w:b w:val="0"/>
-                <w:sz w:val="20"/>
-              </w:rPr>
               <w:t>不同的完整加密排列数</w:t>
             </w:r>
           </w:p>
@@ -6735,21 +5812,17 @@
             <w:tcW w:type="dxa" w:w="3402"/>
             <w:vAlign w:val="center"/>
             <w:tcMar>
-              <w:top w:w="85" w:type="dxa"/>
-              <w:left w:w="85" w:type="dxa"/>
-              <w:bottom w:w="85" w:type="dxa"/>
-              <w:right w:w="85" w:type="dxa"/>
+              <w:top w:w="40" w:type="dxa"/>
+              <w:left w:w="40" w:type="dxa"/>
+              <w:bottom w:w="40" w:type="dxa"/>
+              <w:right w:w="40" w:type="dxa"/>
             </w:tcMar>
           </w:tcPr>
           <w:p>
             <w:pPr>
-              <w:spacing w:after="0" w:line="276" w:lineRule="auto"/>
+              <w:pStyle w:val="ReportTable"/>
             </w:pPr>
             <w:r>
-              <w:rPr>
-                <w:b w:val="0"/>
-                <w:sz w:val="20"/>
-              </w:rPr>
               <w:t>1024</w:t>
             </w:r>
           </w:p>
@@ -6764,21 +5837,17 @@
             <w:tcW w:type="dxa" w:w="5669"/>
             <w:vAlign w:val="center"/>
             <w:tcMar>
-              <w:top w:w="85" w:type="dxa"/>
-              <w:left w:w="85" w:type="dxa"/>
-              <w:bottom w:w="85" w:type="dxa"/>
-              <w:right w:w="85" w:type="dxa"/>
+              <w:top w:w="40" w:type="dxa"/>
+              <w:left w:w="40" w:type="dxa"/>
+              <w:bottom w:w="40" w:type="dxa"/>
+              <w:right w:w="40" w:type="dxa"/>
             </w:tcMar>
           </w:tcPr>
           <w:p>
             <w:pPr>
-              <w:spacing w:after="0" w:line="276" w:lineRule="auto"/>
+              <w:pStyle w:val="ReportTable"/>
             </w:pPr>
             <w:r>
-              <w:rPr>
-                <w:b w:val="0"/>
-                <w:sz w:val="20"/>
-              </w:rPr>
               <w:t>全空间等价密钥组数</w:t>
             </w:r>
           </w:p>
@@ -6788,21 +5857,17 @@
             <w:tcW w:type="dxa" w:w="3402"/>
             <w:vAlign w:val="center"/>
             <w:tcMar>
-              <w:top w:w="85" w:type="dxa"/>
-              <w:left w:w="85" w:type="dxa"/>
-              <w:bottom w:w="85" w:type="dxa"/>
-              <w:right w:w="85" w:type="dxa"/>
+              <w:top w:w="40" w:type="dxa"/>
+              <w:left w:w="40" w:type="dxa"/>
+              <w:bottom w:w="40" w:type="dxa"/>
+              <w:right w:w="40" w:type="dxa"/>
             </w:tcMar>
           </w:tcPr>
           <w:p>
             <w:pPr>
-              <w:spacing w:after="0" w:line="276" w:lineRule="auto"/>
+              <w:pStyle w:val="ReportTable"/>
             </w:pPr>
             <w:r>
-              <w:rPr>
-                <w:b w:val="0"/>
-                <w:sz w:val="20"/>
-              </w:rPr>
               <w:t>0</w:t>
             </w:r>
           </w:p>
@@ -6811,13 +5876,8 @@
     </w:tbl>
     <w:p>
       <w:pPr>
-        <w:spacing w:after="0" w:line="80" w:lineRule="exact"/>
+        <w:pStyle w:val="ReportSpacer"/>
       </w:pPr>
-      <w:r>
-        <w:rPr>
-          <w:sz w:val="8"/>
-        </w:rPr>
-      </w:r>
     </w:p>
     <w:p>
       <w:pPr>
@@ -6880,7 +5940,8 @@
     </w:p>
     <w:p>
       <w:pPr>
-        <w:ind w:firstLine="440"/>
+        <w:ind w:firstLine="480"/>
+        <w:jc w:val="both"/>
       </w:pPr>
       <w:r>
         <w:t>以 P=11010111 为例，1024 把密钥产生 240 种密文，其中 224 种对应多把密钥。例如密文 10001100 对应第四关得到的三把候选密钥。</w:t>
@@ -6888,7 +5949,8 @@
     </w:p>
     <w:p>
       <w:pPr>
-        <w:ind w:firstLine="440"/>
+        <w:ind w:firstLine="480"/>
+        <w:jc w:val="both"/>
       </w:pPr>
       <w:r>
         <w:t>进一步比较每把密钥对全部 256 个明文的加密结果，得到 1024 种不同排列。因此，本实验中两把密钥在某个明文上碰撞，并不表示它们对所有明文都等价。固定密钥时明文可逆，固定明文时密钥可能碰撞，两种现象分别对应不同的映射关系。</w:t>
@@ -6904,7 +5966,8 @@
     </w:p>
     <w:p>
       <w:pPr>
-        <w:ind w:firstLine="440"/>
+        <w:ind w:firstLine="480"/>
+        <w:jc w:val="both"/>
       </w:pPr>
       <w:r>
         <w:t>本次实验完成了分组加解密、ASCII 扩展、已知明密文搜索和碰撞分析。Python 与 C++ 对全部输入组合的加密结果一致，与其他小组的交叉测试均通过。单组明密文对产生多个候选，而增加约束后可以确定唯一候选。</w:t>
@@ -6912,7 +5975,8 @@
     </w:p>
     <w:p>
       <w:pPr>
-        <w:ind w:firstLine="440"/>
+        <w:ind w:firstLine="480"/>
+        <w:jc w:val="both"/>
       </w:pPr>
       <w:r>
         <w:t>实现中需要留意两处细节：第二次密钥移位接续第一次移位结果；密文按字节保存，显示时再转换为 Hex、Base64 或转义形式。S-DES 的密钥空间很小，可以直接穷举，适合观察分组密码结构与密钥碰撞。</w:t>
@@ -6920,7 +5984,8 @@
     </w:p>
     <w:p>
       <w:pPr>
-        <w:ind w:firstLine="440"/>
+        <w:ind w:firstLine="480"/>
+        <w:jc w:val="both"/>
       </w:pPr>
       <w:r>
         <w:t>完整测试数据保存在 evidence/，程序使用方法和接口说明分别见 docs/用户指南.md 与 docs/开发手册.md。</w:t>
@@ -7157,7 +6222,7 @@
   <w:docDefaults>
     <w:rPrDefault>
       <w:rPr>
-        <w:rFonts w:asciiTheme="minorHAnsi" w:eastAsiaTheme="minorEastAsia" w:hAnsiTheme="minorHAnsi" w:cstheme="minorBidi"/>
+        <w:rFonts w:ascii="仿宋" w:hAnsi="仿宋" w:eastAsia="仿宋" w:cs="仿宋"/>
         <w:sz w:val="22"/>
         <w:szCs w:val="22"/>
         <w:lang w:val="en-US" w:eastAsia="en-US" w:bidi="ar-SA"/>
@@ -7314,14 +6379,14 @@
     <w:rsid w:val="00FC693F"/>
     <w:pPr>
       <w:widowControl/>
-      <w:spacing w:line="312" w:lineRule="auto" w:after="120"/>
+      <w:spacing w:line="288" w:lineRule="auto" w:after="100"/>
     </w:pPr>
     <w:rPr>
-      <w:rFonts w:ascii="Times New Roman" w:hAnsi="Times New Roman" w:eastAsia="宋体"/>
+      <w:rFonts w:ascii="仿宋" w:hAnsi="仿宋" w:eastAsia="仿宋" w:cs="仿宋"/>
       <w:b w:val="0"/>
       <w:i w:val="0"/>
       <w:color w:val="000000"/>
-      <w:sz w:val="22"/>
+      <w:sz w:val="24"/>
     </w:rPr>
   </w:style>
   <w:style w:type="paragraph" w:styleId="Header">
@@ -7338,6 +6403,9 @@
       </w:tabs>
       <w:spacing w:after="0" w:line="240" w:lineRule="auto"/>
     </w:pPr>
+    <w:rPr>
+      <w:rFonts w:ascii="仿宋" w:hAnsi="仿宋" w:eastAsia="仿宋" w:cs="仿宋"/>
+    </w:rPr>
   </w:style>
   <w:style w:type="character" w:customStyle="1" w:styleId="HeaderChar">
     <w:name w:val="Header Char"/>
@@ -7345,6 +6413,9 @@
     <w:link w:val="Header"/>
     <w:uiPriority w:val="99"/>
     <w:rsid w:val="00E618BF"/>
+    <w:rPr>
+      <w:rFonts w:ascii="仿宋" w:hAnsi="仿宋" w:eastAsia="仿宋" w:cs="仿宋"/>
+    </w:rPr>
   </w:style>
   <w:style w:type="paragraph" w:styleId="Footer">
     <w:name w:val="footer"/>
@@ -7360,6 +6431,13 @@
       </w:tabs>
       <w:spacing w:after="0" w:line="240" w:lineRule="auto"/>
     </w:pPr>
+    <w:rPr>
+      <w:rFonts w:ascii="仿宋" w:hAnsi="仿宋" w:eastAsia="仿宋" w:cs="仿宋"/>
+      <w:b w:val="0"/>
+      <w:i w:val="0"/>
+      <w:color w:val="000000"/>
+      <w:sz w:val="21"/>
+    </w:rPr>
   </w:style>
   <w:style w:type="character" w:customStyle="1" w:styleId="FooterChar">
     <w:name w:val="Footer Char"/>
@@ -7367,6 +6445,9 @@
     <w:link w:val="Footer"/>
     <w:uiPriority w:val="99"/>
     <w:rsid w:val="00E618BF"/>
+    <w:rPr>
+      <w:rFonts w:ascii="仿宋" w:hAnsi="仿宋" w:eastAsia="仿宋" w:cs="仿宋"/>
+    </w:rPr>
   </w:style>
   <w:style w:type="paragraph" w:styleId="Heading1">
     <w:name w:val="heading 1"/>
@@ -7379,16 +6460,16 @@
     <w:pPr>
       <w:keepNext/>
       <w:keepLines/>
-      <w:spacing w:before="200" w:after="160" w:line="276" w:lineRule="auto"/>
+      <w:spacing w:before="160" w:after="160" w:line="276" w:lineRule="auto"/>
       <w:outlineLvl w:val="0"/>
     </w:pPr>
     <w:rPr>
-      <w:rFonts w:asciiTheme="majorHAnsi" w:eastAsiaTheme="majorEastAsia" w:hAnsiTheme="majorHAnsi" w:cstheme="majorBidi" w:ascii="Times New Roman" w:hAnsi="Times New Roman" w:eastAsia="黑体"/>
+      <w:rFonts w:ascii="仿宋" w:hAnsi="仿宋" w:eastAsia="仿宋" w:cs="仿宋"/>
       <w:b/>
       <w:bCs/>
       <w:i w:val="0"/>
       <w:color w:val="000000"/>
-      <w:sz w:val="30"/>
+      <w:sz w:val="32"/>
       <w:szCs w:val="28"/>
     </w:rPr>
   </w:style>
@@ -7404,16 +6485,16 @@
     <w:pPr>
       <w:keepNext/>
       <w:keepLines/>
-      <w:spacing w:before="200" w:after="160" w:line="276" w:lineRule="auto"/>
+      <w:spacing w:before="160" w:after="160" w:line="276" w:lineRule="auto"/>
       <w:outlineLvl w:val="1"/>
     </w:pPr>
     <w:rPr>
-      <w:rFonts w:asciiTheme="majorHAnsi" w:eastAsiaTheme="majorEastAsia" w:hAnsiTheme="majorHAnsi" w:cstheme="majorBidi" w:ascii="Times New Roman" w:hAnsi="Times New Roman" w:eastAsia="黑体"/>
+      <w:rFonts w:ascii="仿宋" w:hAnsi="仿宋" w:eastAsia="仿宋" w:cs="仿宋"/>
       <w:b/>
       <w:bCs/>
       <w:i w:val="0"/>
       <w:color w:val="000000"/>
-      <w:sz w:val="26"/>
+      <w:sz w:val="28"/>
       <w:szCs w:val="26"/>
     </w:rPr>
   </w:style>
@@ -7429,16 +6510,16 @@
     <w:pPr>
       <w:keepNext/>
       <w:keepLines/>
-      <w:spacing w:before="200" w:after="160" w:line="276" w:lineRule="auto"/>
+      <w:spacing w:before="160" w:after="160" w:line="276" w:lineRule="auto"/>
       <w:outlineLvl w:val="2"/>
     </w:pPr>
     <w:rPr>
-      <w:rFonts w:asciiTheme="majorHAnsi" w:eastAsiaTheme="majorEastAsia" w:hAnsiTheme="majorHAnsi" w:cstheme="majorBidi" w:ascii="Times New Roman" w:hAnsi="Times New Roman" w:eastAsia="黑体"/>
+      <w:rFonts w:ascii="仿宋" w:hAnsi="仿宋" w:eastAsia="仿宋" w:cs="仿宋"/>
       <w:b/>
       <w:bCs/>
       <w:i w:val="0"/>
       <w:color w:val="000000"/>
-      <w:sz w:val="22"/>
+      <w:sz w:val="24"/>
     </w:rPr>
   </w:style>
   <w:style w:type="paragraph" w:styleId="Heading4">
@@ -7458,7 +6539,7 @@
       <w:outlineLvl w:val="3"/>
     </w:pPr>
     <w:rPr>
-      <w:rFonts w:asciiTheme="majorHAnsi" w:eastAsiaTheme="majorEastAsia" w:hAnsiTheme="majorHAnsi" w:cstheme="majorBidi"/>
+      <w:rFonts w:ascii="仿宋" w:hAnsi="仿宋" w:eastAsia="仿宋" w:cs="仿宋"/>
       <w:b/>
       <w:bCs/>
       <w:i/>
@@ -7483,7 +6564,7 @@
       <w:outlineLvl w:val="4"/>
     </w:pPr>
     <w:rPr>
-      <w:rFonts w:asciiTheme="majorHAnsi" w:eastAsiaTheme="majorEastAsia" w:hAnsiTheme="majorHAnsi" w:cstheme="majorBidi"/>
+      <w:rFonts w:ascii="仿宋" w:hAnsi="仿宋" w:eastAsia="仿宋" w:cs="仿宋"/>
       <w:color w:val="243F60" w:themeColor="accent1" w:themeShade="7F"/>
     </w:rPr>
   </w:style>
@@ -7504,7 +6585,7 @@
       <w:outlineLvl w:val="5"/>
     </w:pPr>
     <w:rPr>
-      <w:rFonts w:asciiTheme="majorHAnsi" w:eastAsiaTheme="majorEastAsia" w:hAnsiTheme="majorHAnsi" w:cstheme="majorBidi"/>
+      <w:rFonts w:ascii="仿宋" w:hAnsi="仿宋" w:eastAsia="仿宋" w:cs="仿宋"/>
       <w:i/>
       <w:iCs/>
       <w:color w:val="243F60" w:themeColor="accent1" w:themeShade="7F"/>
@@ -7527,7 +6608,7 @@
       <w:outlineLvl w:val="6"/>
     </w:pPr>
     <w:rPr>
-      <w:rFonts w:asciiTheme="majorHAnsi" w:eastAsiaTheme="majorEastAsia" w:hAnsiTheme="majorHAnsi" w:cstheme="majorBidi"/>
+      <w:rFonts w:ascii="仿宋" w:hAnsi="仿宋" w:eastAsia="仿宋" w:cs="仿宋"/>
       <w:i/>
       <w:iCs/>
       <w:color w:val="404040" w:themeColor="text1" w:themeTint="BF"/>
@@ -7550,7 +6631,7 @@
       <w:outlineLvl w:val="7"/>
     </w:pPr>
     <w:rPr>
-      <w:rFonts w:asciiTheme="majorHAnsi" w:eastAsiaTheme="majorEastAsia" w:hAnsiTheme="majorHAnsi" w:cstheme="majorBidi"/>
+      <w:rFonts w:ascii="仿宋" w:hAnsi="仿宋" w:eastAsia="仿宋" w:cs="仿宋"/>
       <w:color w:val="4F81BD" w:themeColor="accent1"/>
       <w:sz w:val="20"/>
       <w:szCs w:val="20"/>
@@ -7573,7 +6654,7 @@
       <w:outlineLvl w:val="8"/>
     </w:pPr>
     <w:rPr>
-      <w:rFonts w:asciiTheme="majorHAnsi" w:eastAsiaTheme="majorEastAsia" w:hAnsiTheme="majorHAnsi" w:cstheme="majorBidi"/>
+      <w:rFonts w:ascii="仿宋" w:hAnsi="仿宋" w:eastAsia="仿宋" w:cs="仿宋"/>
       <w:i/>
       <w:iCs/>
       <w:color w:val="404040" w:themeColor="text1" w:themeTint="BF"/>
@@ -7586,12 +6667,18 @@
     <w:uiPriority w:val="1"/>
     <w:semiHidden/>
     <w:unhideWhenUsed/>
+    <w:rPr>
+      <w:rFonts w:ascii="仿宋" w:hAnsi="仿宋" w:eastAsia="仿宋" w:cs="仿宋"/>
+    </w:rPr>
   </w:style>
   <w:style w:type="table" w:default="1" w:styleId="TableNormal">
     <w:name w:val="Normal Table"/>
     <w:uiPriority w:val="99"/>
     <w:semiHidden/>
     <w:unhideWhenUsed/>
+    <w:rPr>
+      <w:rFonts w:ascii="仿宋" w:hAnsi="仿宋" w:eastAsia="仿宋" w:cs="仿宋"/>
+    </w:rPr>
     <w:tblPr>
       <w:tblInd w:w="0" w:type="dxa"/>
       <w:tblCellMar>
@@ -7607,6 +6694,9 @@
     <w:uiPriority w:val="99"/>
     <w:semiHidden/>
     <w:unhideWhenUsed/>
+    <w:rPr>
+      <w:rFonts w:ascii="仿宋" w:hAnsi="仿宋" w:eastAsia="仿宋" w:cs="仿宋"/>
+    </w:rPr>
   </w:style>
   <w:style w:type="paragraph" w:styleId="NoSpacing">
     <w:name w:val="No Spacing"/>
@@ -7616,6 +6706,9 @@
     <w:pPr>
       <w:spacing w:after="0" w:line="240" w:lineRule="auto"/>
     </w:pPr>
+    <w:rPr>
+      <w:rFonts w:ascii="仿宋" w:hAnsi="仿宋" w:eastAsia="仿宋" w:cs="仿宋"/>
+    </w:rPr>
   </w:style>
   <w:style w:type="character" w:customStyle="1" w:styleId="Heading1Char">
     <w:name w:val="Heading 1 Char"/>
@@ -7624,7 +6717,7 @@
     <w:uiPriority w:val="9"/>
     <w:rsid w:val="00FC693F"/>
     <w:rPr>
-      <w:rFonts w:asciiTheme="majorHAnsi" w:eastAsiaTheme="majorEastAsia" w:hAnsiTheme="majorHAnsi" w:cstheme="majorBidi"/>
+      <w:rFonts w:ascii="仿宋" w:hAnsi="仿宋" w:eastAsia="仿宋" w:cs="仿宋"/>
       <w:b/>
       <w:bCs/>
       <w:color w:val="365F91" w:themeColor="accent1" w:themeShade="BF"/>
@@ -7639,7 +6732,7 @@
     <w:uiPriority w:val="9"/>
     <w:rsid w:val="00FC693F"/>
     <w:rPr>
-      <w:rFonts w:asciiTheme="majorHAnsi" w:eastAsiaTheme="majorEastAsia" w:hAnsiTheme="majorHAnsi" w:cstheme="majorBidi"/>
+      <w:rFonts w:ascii="仿宋" w:hAnsi="仿宋" w:eastAsia="仿宋" w:cs="仿宋"/>
       <w:b/>
       <w:bCs/>
       <w:color w:val="4F81BD" w:themeColor="accent1"/>
@@ -7654,7 +6747,7 @@
     <w:uiPriority w:val="9"/>
     <w:rsid w:val="00FC693F"/>
     <w:rPr>
-      <w:rFonts w:asciiTheme="majorHAnsi" w:eastAsiaTheme="majorEastAsia" w:hAnsiTheme="majorHAnsi" w:cstheme="majorBidi"/>
+      <w:rFonts w:ascii="仿宋" w:hAnsi="仿宋" w:eastAsia="仿宋" w:cs="仿宋"/>
       <w:b/>
       <w:bCs/>
       <w:color w:val="4F81BD" w:themeColor="accent1"/>
@@ -7674,13 +6767,13 @@
       <w:contextualSpacing/>
     </w:pPr>
     <w:rPr>
-      <w:rFonts w:asciiTheme="majorHAnsi" w:eastAsiaTheme="majorEastAsia" w:hAnsiTheme="majorHAnsi" w:cstheme="majorBidi" w:ascii="Times New Roman" w:hAnsi="Times New Roman" w:eastAsia="黑体"/>
-      <w:b w:val="0"/>
+      <w:rFonts w:ascii="仿宋" w:hAnsi="仿宋" w:eastAsia="仿宋" w:cs="仿宋"/>
+      <w:b/>
       <w:i w:val="0"/>
       <w:color w:val="000000"/>
       <w:spacing w:val="5"/>
       <w:kern w:val="28"/>
-      <w:sz w:val="48"/>
+      <w:sz w:val="44"/>
       <w:szCs w:val="52"/>
     </w:rPr>
   </w:style>
@@ -7691,7 +6784,7 @@
     <w:uiPriority w:val="10"/>
     <w:rsid w:val="00FC693F"/>
     <w:rPr>
-      <w:rFonts w:asciiTheme="majorHAnsi" w:eastAsiaTheme="majorEastAsia" w:hAnsiTheme="majorHAnsi" w:cstheme="majorBidi"/>
+      <w:rFonts w:ascii="仿宋" w:hAnsi="仿宋" w:eastAsia="仿宋" w:cs="仿宋"/>
       <w:color w:val="17365D" w:themeColor="text2" w:themeShade="BF"/>
       <w:spacing w:val="5"/>
       <w:kern w:val="28"/>
@@ -7715,7 +6808,7 @@
       <w:spacing w:before="0" w:after="160" w:line="276" w:lineRule="auto"/>
     </w:pPr>
     <w:rPr>
-      <w:rFonts w:asciiTheme="majorHAnsi" w:eastAsiaTheme="majorEastAsia" w:hAnsiTheme="majorHAnsi" w:cstheme="majorBidi" w:ascii="Times New Roman" w:hAnsi="Times New Roman" w:eastAsia="黑体"/>
+      <w:rFonts w:ascii="仿宋" w:hAnsi="仿宋" w:eastAsia="仿宋" w:cs="仿宋"/>
       <w:b w:val="0"/>
       <w:i w:val="0"/>
       <w:iCs/>
@@ -7732,7 +6825,7 @@
     <w:uiPriority w:val="11"/>
     <w:rsid w:val="00FC693F"/>
     <w:rPr>
-      <w:rFonts w:asciiTheme="majorHAnsi" w:eastAsiaTheme="majorEastAsia" w:hAnsiTheme="majorHAnsi" w:cstheme="majorBidi"/>
+      <w:rFonts w:ascii="仿宋" w:hAnsi="仿宋" w:eastAsia="仿宋" w:cs="仿宋"/>
       <w:i/>
       <w:iCs/>
       <w:color w:val="4F81BD" w:themeColor="accent1"/>
@@ -7751,6 +6844,9 @@
       <w:ind w:left="720"/>
       <w:contextualSpacing/>
     </w:pPr>
+    <w:rPr>
+      <w:rFonts w:ascii="仿宋" w:hAnsi="仿宋" w:eastAsia="仿宋" w:cs="仿宋"/>
+    </w:rPr>
   </w:style>
   <w:style w:type="paragraph" w:styleId="BodyText">
     <w:name w:val="Body Text"/>
@@ -7762,6 +6858,9 @@
     <w:pPr>
       <w:spacing w:after="120"/>
     </w:pPr>
+    <w:rPr>
+      <w:rFonts w:ascii="仿宋" w:hAnsi="仿宋" w:eastAsia="仿宋" w:cs="仿宋"/>
+    </w:rPr>
   </w:style>
   <w:style w:type="character" w:customStyle="1" w:styleId="BodyTextChar">
     <w:name w:val="Body Text Char"/>
@@ -7769,6 +6868,9 @@
     <w:link w:val="BodyText"/>
     <w:uiPriority w:val="99"/>
     <w:rsid w:val="00AA1D8D"/>
+    <w:rPr>
+      <w:rFonts w:ascii="仿宋" w:hAnsi="仿宋" w:eastAsia="仿宋" w:cs="仿宋"/>
+    </w:rPr>
   </w:style>
   <w:style w:type="paragraph" w:styleId="BodyText2">
     <w:name w:val="Body Text 2"/>
@@ -7780,6 +6882,9 @@
     <w:pPr>
       <w:spacing w:after="120" w:line="480" w:lineRule="auto"/>
     </w:pPr>
+    <w:rPr>
+      <w:rFonts w:ascii="仿宋" w:hAnsi="仿宋" w:eastAsia="仿宋" w:cs="仿宋"/>
+    </w:rPr>
   </w:style>
   <w:style w:type="character" w:customStyle="1" w:styleId="BodyText2Char">
     <w:name w:val="Body Text 2 Char"/>
@@ -7787,6 +6892,9 @@
     <w:link w:val="BodyText2"/>
     <w:uiPriority w:val="99"/>
     <w:rsid w:val="00AA1D8D"/>
+    <w:rPr>
+      <w:rFonts w:ascii="仿宋" w:hAnsi="仿宋" w:eastAsia="仿宋" w:cs="仿宋"/>
+    </w:rPr>
   </w:style>
   <w:style w:type="paragraph" w:styleId="BodyText3">
     <w:name w:val="Body Text 3"/>
@@ -7799,6 +6907,7 @@
       <w:spacing w:after="120"/>
     </w:pPr>
     <w:rPr>
+      <w:rFonts w:ascii="仿宋" w:hAnsi="仿宋" w:eastAsia="仿宋" w:cs="仿宋"/>
       <w:sz w:val="16"/>
       <w:szCs w:val="16"/>
     </w:rPr>
@@ -7810,6 +6919,7 @@
     <w:uiPriority w:val="99"/>
     <w:rsid w:val="00AA1D8D"/>
     <w:rPr>
+      <w:rFonts w:ascii="仿宋" w:hAnsi="仿宋" w:eastAsia="仿宋" w:cs="仿宋"/>
       <w:sz w:val="16"/>
       <w:szCs w:val="16"/>
     </w:rPr>
@@ -7824,6 +6934,9 @@
       <w:ind w:left="360" w:hanging="360"/>
       <w:contextualSpacing/>
     </w:pPr>
+    <w:rPr>
+      <w:rFonts w:ascii="仿宋" w:hAnsi="仿宋" w:eastAsia="仿宋" w:cs="仿宋"/>
+    </w:rPr>
   </w:style>
   <w:style w:type="paragraph" w:styleId="List2">
     <w:name w:val="List 2"/>
@@ -7835,6 +6948,9 @@
       <w:ind w:left="720" w:hanging="360"/>
       <w:contextualSpacing/>
     </w:pPr>
+    <w:rPr>
+      <w:rFonts w:ascii="仿宋" w:hAnsi="仿宋" w:eastAsia="仿宋" w:cs="仿宋"/>
+    </w:rPr>
   </w:style>
   <w:style w:type="paragraph" w:styleId="List3">
     <w:name w:val="List 3"/>
@@ -7846,6 +6962,9 @@
       <w:ind w:left="1080" w:hanging="360"/>
       <w:contextualSpacing/>
     </w:pPr>
+    <w:rPr>
+      <w:rFonts w:ascii="仿宋" w:hAnsi="仿宋" w:eastAsia="仿宋" w:cs="仿宋"/>
+    </w:rPr>
   </w:style>
   <w:style w:type="paragraph" w:styleId="ListBullet">
     <w:name w:val="List Bullet"/>
@@ -7859,6 +6978,9 @@
       </w:numPr>
       <w:contextualSpacing/>
     </w:pPr>
+    <w:rPr>
+      <w:rFonts w:ascii="仿宋" w:hAnsi="仿宋" w:eastAsia="仿宋" w:cs="仿宋"/>
+    </w:rPr>
   </w:style>
   <w:style w:type="paragraph" w:styleId="ListBullet2">
     <w:name w:val="List Bullet 2"/>
@@ -7872,6 +6994,9 @@
       </w:numPr>
       <w:contextualSpacing/>
     </w:pPr>
+    <w:rPr>
+      <w:rFonts w:ascii="仿宋" w:hAnsi="仿宋" w:eastAsia="仿宋" w:cs="仿宋"/>
+    </w:rPr>
   </w:style>
   <w:style w:type="paragraph" w:styleId="ListBullet3">
     <w:name w:val="List Bullet 3"/>
@@ -7885,6 +7010,9 @@
       </w:numPr>
       <w:contextualSpacing/>
     </w:pPr>
+    <w:rPr>
+      <w:rFonts w:ascii="仿宋" w:hAnsi="仿宋" w:eastAsia="仿宋" w:cs="仿宋"/>
+    </w:rPr>
   </w:style>
   <w:style w:type="paragraph" w:styleId="ListNumber">
     <w:name w:val="List Number"/>
@@ -7898,6 +7026,9 @@
       </w:numPr>
       <w:contextualSpacing/>
     </w:pPr>
+    <w:rPr>
+      <w:rFonts w:ascii="仿宋" w:hAnsi="仿宋" w:eastAsia="仿宋" w:cs="仿宋"/>
+    </w:rPr>
   </w:style>
   <w:style w:type="paragraph" w:styleId="ListNumber2">
     <w:name w:val="List Number 2"/>
@@ -7911,6 +7042,9 @@
       </w:numPr>
       <w:contextualSpacing/>
     </w:pPr>
+    <w:rPr>
+      <w:rFonts w:ascii="仿宋" w:hAnsi="仿宋" w:eastAsia="仿宋" w:cs="仿宋"/>
+    </w:rPr>
   </w:style>
   <w:style w:type="paragraph" w:styleId="ListNumber3">
     <w:name w:val="List Number 3"/>
@@ -7924,6 +7058,9 @@
       </w:numPr>
       <w:contextualSpacing/>
     </w:pPr>
+    <w:rPr>
+      <w:rFonts w:ascii="仿宋" w:hAnsi="仿宋" w:eastAsia="仿宋" w:cs="仿宋"/>
+    </w:rPr>
   </w:style>
   <w:style w:type="paragraph" w:styleId="ListContinue">
     <w:name w:val="List Continue"/>
@@ -7936,6 +7073,9 @@
       <w:ind w:left="360"/>
       <w:contextualSpacing/>
     </w:pPr>
+    <w:rPr>
+      <w:rFonts w:ascii="仿宋" w:hAnsi="仿宋" w:eastAsia="仿宋" w:cs="仿宋"/>
+    </w:rPr>
   </w:style>
   <w:style w:type="paragraph" w:styleId="ListContinue2">
     <w:name w:val="List Continue 2"/>
@@ -7948,6 +7088,9 @@
       <w:ind w:left="720"/>
       <w:contextualSpacing/>
     </w:pPr>
+    <w:rPr>
+      <w:rFonts w:ascii="仿宋" w:hAnsi="仿宋" w:eastAsia="仿宋" w:cs="仿宋"/>
+    </w:rPr>
   </w:style>
   <w:style w:type="paragraph" w:styleId="ListContinue3">
     <w:name w:val="List Continue 3"/>
@@ -7960,6 +7103,9 @@
       <w:ind w:left="1080"/>
       <w:contextualSpacing/>
     </w:pPr>
+    <w:rPr>
+      <w:rFonts w:ascii="仿宋" w:hAnsi="仿宋" w:eastAsia="仿宋" w:cs="仿宋"/>
+    </w:rPr>
   </w:style>
   <w:style w:type="paragraph" w:styleId="MacroText">
     <w:name w:val="macro"/>
@@ -7979,7 +7125,7 @@
       </w:tabs>
     </w:pPr>
     <w:rPr>
-      <w:rFonts w:ascii="Courier" w:hAnsi="Courier"/>
+      <w:rFonts w:ascii="仿宋" w:hAnsi="仿宋" w:eastAsia="仿宋" w:cs="仿宋"/>
       <w:sz w:val="20"/>
       <w:szCs w:val="20"/>
     </w:rPr>
@@ -7991,7 +7137,7 @@
     <w:uiPriority w:val="99"/>
     <w:rsid w:val="0029639D"/>
     <w:rPr>
-      <w:rFonts w:ascii="Courier" w:hAnsi="Courier"/>
+      <w:rFonts w:ascii="仿宋" w:hAnsi="仿宋" w:eastAsia="仿宋" w:cs="仿宋"/>
       <w:sz w:val="20"/>
       <w:szCs w:val="20"/>
     </w:rPr>
@@ -8005,6 +7151,7 @@
     <w:qFormat/>
     <w:rsid w:val="00FC693F"/>
     <w:rPr>
+      <w:rFonts w:ascii="仿宋" w:hAnsi="仿宋" w:eastAsia="仿宋" w:cs="仿宋"/>
       <w:i/>
       <w:iCs/>
       <w:color w:val="000000" w:themeColor="text1"/>
@@ -8017,6 +7164,7 @@
     <w:uiPriority w:val="29"/>
     <w:rsid w:val="00FC693F"/>
     <w:rPr>
+      <w:rFonts w:ascii="仿宋" w:hAnsi="仿宋" w:eastAsia="仿宋" w:cs="仿宋"/>
       <w:i/>
       <w:iCs/>
       <w:color w:val="000000" w:themeColor="text1"/>
@@ -8030,7 +7178,7 @@
     <w:semiHidden/>
     <w:rsid w:val="00FC693F"/>
     <w:rPr>
-      <w:rFonts w:asciiTheme="majorHAnsi" w:eastAsiaTheme="majorEastAsia" w:hAnsiTheme="majorHAnsi" w:cstheme="majorBidi"/>
+      <w:rFonts w:ascii="仿宋" w:hAnsi="仿宋" w:eastAsia="仿宋" w:cs="仿宋"/>
       <w:b/>
       <w:bCs/>
       <w:i/>
@@ -8046,7 +7194,7 @@
     <w:semiHidden/>
     <w:rsid w:val="00FC693F"/>
     <w:rPr>
-      <w:rFonts w:asciiTheme="majorHAnsi" w:eastAsiaTheme="majorEastAsia" w:hAnsiTheme="majorHAnsi" w:cstheme="majorBidi"/>
+      <w:rFonts w:ascii="仿宋" w:hAnsi="仿宋" w:eastAsia="仿宋" w:cs="仿宋"/>
       <w:color w:val="243F60" w:themeColor="accent1" w:themeShade="7F"/>
     </w:rPr>
   </w:style>
@@ -8058,7 +7206,7 @@
     <w:semiHidden/>
     <w:rsid w:val="00FC693F"/>
     <w:rPr>
-      <w:rFonts w:asciiTheme="majorHAnsi" w:eastAsiaTheme="majorEastAsia" w:hAnsiTheme="majorHAnsi" w:cstheme="majorBidi"/>
+      <w:rFonts w:ascii="仿宋" w:hAnsi="仿宋" w:eastAsia="仿宋" w:cs="仿宋"/>
       <w:i/>
       <w:iCs/>
       <w:color w:val="243F60" w:themeColor="accent1" w:themeShade="7F"/>
@@ -8072,7 +7220,7 @@
     <w:semiHidden/>
     <w:rsid w:val="00FC693F"/>
     <w:rPr>
-      <w:rFonts w:asciiTheme="majorHAnsi" w:eastAsiaTheme="majorEastAsia" w:hAnsiTheme="majorHAnsi" w:cstheme="majorBidi"/>
+      <w:rFonts w:ascii="仿宋" w:hAnsi="仿宋" w:eastAsia="仿宋" w:cs="仿宋"/>
       <w:i/>
       <w:iCs/>
       <w:color w:val="404040" w:themeColor="text1" w:themeTint="BF"/>
@@ -8086,7 +7234,7 @@
     <w:semiHidden/>
     <w:rsid w:val="00FC693F"/>
     <w:rPr>
-      <w:rFonts w:asciiTheme="majorHAnsi" w:eastAsiaTheme="majorEastAsia" w:hAnsiTheme="majorHAnsi" w:cstheme="majorBidi"/>
+      <w:rFonts w:ascii="仿宋" w:hAnsi="仿宋" w:eastAsia="仿宋" w:cs="仿宋"/>
       <w:color w:val="4F81BD" w:themeColor="accent1"/>
       <w:sz w:val="20"/>
       <w:szCs w:val="20"/>
@@ -8100,7 +7248,7 @@
     <w:semiHidden/>
     <w:rsid w:val="00FC693F"/>
     <w:rPr>
-      <w:rFonts w:asciiTheme="majorHAnsi" w:eastAsiaTheme="majorEastAsia" w:hAnsiTheme="majorHAnsi" w:cstheme="majorBidi"/>
+      <w:rFonts w:ascii="仿宋" w:hAnsi="仿宋" w:eastAsia="仿宋" w:cs="仿宋"/>
       <w:i/>
       <w:iCs/>
       <w:color w:val="404040" w:themeColor="text1" w:themeTint="BF"/>
@@ -8121,12 +7269,12 @@
       <w:spacing w:line="264" w:lineRule="auto" w:after="160"/>
     </w:pPr>
     <w:rPr>
-      <w:rFonts w:ascii="Times New Roman" w:hAnsi="Times New Roman" w:eastAsia="宋体"/>
+      <w:rFonts w:ascii="仿宋" w:hAnsi="仿宋" w:eastAsia="仿宋" w:cs="仿宋"/>
       <w:b w:val="0"/>
       <w:bCs/>
       <w:i w:val="0"/>
       <w:color w:val="000000"/>
-      <w:sz w:val="20"/>
+      <w:sz w:val="21"/>
       <w:szCs w:val="18"/>
     </w:rPr>
   </w:style>
@@ -8137,6 +7285,7 @@
     <w:qFormat/>
     <w:rsid w:val="00FC693F"/>
     <w:rPr>
+      <w:rFonts w:ascii="仿宋" w:hAnsi="仿宋" w:eastAsia="仿宋" w:cs="仿宋"/>
       <w:b/>
       <w:bCs/>
     </w:rPr>
@@ -8148,6 +7297,7 @@
     <w:qFormat/>
     <w:rsid w:val="00FC693F"/>
     <w:rPr>
+      <w:rFonts w:ascii="仿宋" w:hAnsi="仿宋" w:eastAsia="仿宋" w:cs="仿宋"/>
       <w:i/>
       <w:iCs/>
     </w:rPr>
@@ -8165,6 +7315,7 @@
       <w:ind w:left="936" w:right="936"/>
     </w:pPr>
     <w:rPr>
+      <w:rFonts w:ascii="仿宋" w:hAnsi="仿宋" w:eastAsia="仿宋" w:cs="仿宋"/>
       <w:b/>
       <w:bCs/>
       <w:i/>
@@ -8179,6 +7330,7 @@
     <w:uiPriority w:val="30"/>
     <w:rsid w:val="00FC693F"/>
     <w:rPr>
+      <w:rFonts w:ascii="仿宋" w:hAnsi="仿宋" w:eastAsia="仿宋" w:cs="仿宋"/>
       <w:b/>
       <w:bCs/>
       <w:i/>
@@ -8193,6 +7345,7 @@
     <w:qFormat/>
     <w:rsid w:val="00FC693F"/>
     <w:rPr>
+      <w:rFonts w:ascii="仿宋" w:hAnsi="仿宋" w:eastAsia="仿宋" w:cs="仿宋"/>
       <w:i/>
       <w:iCs/>
       <w:color w:val="808080" w:themeColor="text1" w:themeTint="7F"/>
@@ -8205,6 +7358,7 @@
     <w:qFormat/>
     <w:rsid w:val="00FC693F"/>
     <w:rPr>
+      <w:rFonts w:ascii="仿宋" w:hAnsi="仿宋" w:eastAsia="仿宋" w:cs="仿宋"/>
       <w:b/>
       <w:bCs/>
       <w:i/>
@@ -8219,6 +7373,7 @@
     <w:qFormat/>
     <w:rsid w:val="00FC693F"/>
     <w:rPr>
+      <w:rFonts w:ascii="仿宋" w:hAnsi="仿宋" w:eastAsia="仿宋" w:cs="仿宋"/>
       <w:smallCaps/>
       <w:color w:val="C0504D" w:themeColor="accent2"/>
       <w:u w:val="single"/>
@@ -8231,6 +7386,7 @@
     <w:qFormat/>
     <w:rsid w:val="00FC693F"/>
     <w:rPr>
+      <w:rFonts w:ascii="仿宋" w:hAnsi="仿宋" w:eastAsia="仿宋" w:cs="仿宋"/>
       <w:b/>
       <w:bCs/>
       <w:smallCaps/>
@@ -8246,6 +7402,7 @@
     <w:qFormat/>
     <w:rsid w:val="00FC693F"/>
     <w:rPr>
+      <w:rFonts w:ascii="仿宋" w:hAnsi="仿宋" w:eastAsia="仿宋" w:cs="仿宋"/>
       <w:b/>
       <w:bCs/>
       <w:smallCaps/>
@@ -8264,6 +7421,9 @@
     <w:pPr>
       <w:outlineLvl w:val="9"/>
     </w:pPr>
+    <w:rPr>
+      <w:rFonts w:ascii="仿宋" w:hAnsi="仿宋" w:eastAsia="仿宋" w:cs="仿宋"/>
+    </w:rPr>
   </w:style>
   <w:style w:type="table" w:styleId="TableGrid">
     <w:name w:val="Table Grid"/>
@@ -8273,6 +7433,9 @@
     <w:pPr>
       <w:spacing w:after="0" w:line="240" w:lineRule="auto"/>
     </w:pPr>
+    <w:rPr>
+      <w:rFonts w:ascii="仿宋" w:hAnsi="仿宋" w:eastAsia="仿宋" w:cs="仿宋"/>
+    </w:rPr>
     <w:tblPr>
       <w:tblInd w:w="0" w:type="dxa"/>
       <w:tblBorders>
@@ -8300,6 +7463,7 @@
       <w:spacing w:after="0" w:line="240" w:lineRule="auto"/>
     </w:pPr>
     <w:rPr>
+      <w:rFonts w:ascii="仿宋" w:hAnsi="仿宋" w:eastAsia="仿宋" w:cs="仿宋"/>
       <w:color w:val="000000" w:themeColor="text1" w:themeShade="BF"/>
     </w:rPr>
     <w:tblPr>
@@ -8403,6 +7567,7 @@
       <w:spacing w:after="0" w:line="240" w:lineRule="auto"/>
     </w:pPr>
     <w:rPr>
+      <w:rFonts w:ascii="仿宋" w:hAnsi="仿宋" w:eastAsia="仿宋" w:cs="仿宋"/>
       <w:color w:val="365F91" w:themeColor="accent1" w:themeShade="BF"/>
     </w:rPr>
     <w:tblPr>
@@ -8506,6 +7671,7 @@
       <w:spacing w:after="0" w:line="240" w:lineRule="auto"/>
     </w:pPr>
     <w:rPr>
+      <w:rFonts w:ascii="仿宋" w:hAnsi="仿宋" w:eastAsia="仿宋" w:cs="仿宋"/>
       <w:color w:val="943634" w:themeColor="accent2" w:themeShade="BF"/>
     </w:rPr>
     <w:tblPr>
@@ -8609,6 +7775,7 @@
       <w:spacing w:after="0" w:line="240" w:lineRule="auto"/>
     </w:pPr>
     <w:rPr>
+      <w:rFonts w:ascii="仿宋" w:hAnsi="仿宋" w:eastAsia="仿宋" w:cs="仿宋"/>
       <w:color w:val="76923C" w:themeColor="accent3" w:themeShade="BF"/>
     </w:rPr>
     <w:tblPr>
@@ -8712,6 +7879,7 @@
       <w:spacing w:after="0" w:line="240" w:lineRule="auto"/>
     </w:pPr>
     <w:rPr>
+      <w:rFonts w:ascii="仿宋" w:hAnsi="仿宋" w:eastAsia="仿宋" w:cs="仿宋"/>
       <w:color w:val="5F497A" w:themeColor="accent4" w:themeShade="BF"/>
     </w:rPr>
     <w:tblPr>
@@ -8815,6 +7983,7 @@
       <w:spacing w:after="0" w:line="240" w:lineRule="auto"/>
     </w:pPr>
     <w:rPr>
+      <w:rFonts w:ascii="仿宋" w:hAnsi="仿宋" w:eastAsia="仿宋" w:cs="仿宋"/>
       <w:color w:val="31849B" w:themeColor="accent5" w:themeShade="BF"/>
     </w:rPr>
     <w:tblPr>
@@ -8918,6 +8087,7 @@
       <w:spacing w:after="0" w:line="240" w:lineRule="auto"/>
     </w:pPr>
     <w:rPr>
+      <w:rFonts w:ascii="仿宋" w:hAnsi="仿宋" w:eastAsia="仿宋" w:cs="仿宋"/>
       <w:color w:val="E36C0A" w:themeColor="accent6" w:themeShade="BF"/>
     </w:rPr>
     <w:tblPr>
@@ -9020,6 +8190,9 @@
     <w:pPr>
       <w:spacing w:after="0" w:line="240" w:lineRule="auto"/>
     </w:pPr>
+    <w:rPr>
+      <w:rFonts w:ascii="仿宋" w:hAnsi="仿宋" w:eastAsia="仿宋" w:cs="仿宋"/>
+    </w:rPr>
     <w:tblPr>
       <w:tblStyleRowBandSize w:val="1"/>
       <w:tblStyleColBandSize w:val="1"/>
@@ -9112,6 +8285,9 @@
     <w:pPr>
       <w:spacing w:after="0" w:line="240" w:lineRule="auto"/>
     </w:pPr>
+    <w:rPr>
+      <w:rFonts w:ascii="仿宋" w:hAnsi="仿宋" w:eastAsia="仿宋" w:cs="仿宋"/>
+    </w:rPr>
     <w:tblPr>
       <w:tblStyleRowBandSize w:val="1"/>
       <w:tblStyleColBandSize w:val="1"/>
@@ -9204,6 +8380,9 @@
     <w:pPr>
       <w:spacing w:after="0" w:line="240" w:lineRule="auto"/>
     </w:pPr>
+    <w:rPr>
+      <w:rFonts w:ascii="仿宋" w:hAnsi="仿宋" w:eastAsia="仿宋" w:cs="仿宋"/>
+    </w:rPr>
     <w:tblPr>
       <w:tblStyleRowBandSize w:val="1"/>
       <w:tblStyleColBandSize w:val="1"/>
@@ -9296,6 +8475,9 @@
     <w:pPr>
       <w:spacing w:after="0" w:line="240" w:lineRule="auto"/>
     </w:pPr>
+    <w:rPr>
+      <w:rFonts w:ascii="仿宋" w:hAnsi="仿宋" w:eastAsia="仿宋" w:cs="仿宋"/>
+    </w:rPr>
     <w:tblPr>
       <w:tblStyleRowBandSize w:val="1"/>
       <w:tblStyleColBandSize w:val="1"/>
@@ -9388,6 +8570,9 @@
     <w:pPr>
       <w:spacing w:after="0" w:line="240" w:lineRule="auto"/>
     </w:pPr>
+    <w:rPr>
+      <w:rFonts w:ascii="仿宋" w:hAnsi="仿宋" w:eastAsia="仿宋" w:cs="仿宋"/>
+    </w:rPr>
     <w:tblPr>
       <w:tblStyleRowBandSize w:val="1"/>
       <w:tblStyleColBandSize w:val="1"/>
@@ -9480,6 +8665,9 @@
     <w:pPr>
       <w:spacing w:after="0" w:line="240" w:lineRule="auto"/>
     </w:pPr>
+    <w:rPr>
+      <w:rFonts w:ascii="仿宋" w:hAnsi="仿宋" w:eastAsia="仿宋" w:cs="仿宋"/>
+    </w:rPr>
     <w:tblPr>
       <w:tblStyleRowBandSize w:val="1"/>
       <w:tblStyleColBandSize w:val="1"/>
@@ -9572,6 +8760,9 @@
     <w:pPr>
       <w:spacing w:after="0" w:line="240" w:lineRule="auto"/>
     </w:pPr>
+    <w:rPr>
+      <w:rFonts w:ascii="仿宋" w:hAnsi="仿宋" w:eastAsia="仿宋" w:cs="仿宋"/>
+    </w:rPr>
     <w:tblPr>
       <w:tblStyleRowBandSize w:val="1"/>
       <w:tblStyleColBandSize w:val="1"/>
@@ -9664,6 +8855,9 @@
     <w:pPr>
       <w:spacing w:after="0" w:line="240" w:lineRule="auto"/>
     </w:pPr>
+    <w:rPr>
+      <w:rFonts w:ascii="仿宋" w:hAnsi="仿宋" w:eastAsia="仿宋" w:cs="仿宋"/>
+    </w:rPr>
     <w:tblPr>
       <w:tblStyleRowBandSize w:val="1"/>
       <w:tblStyleColBandSize w:val="1"/>
@@ -9688,7 +8882,7 @@
         <w:spacing w:before="0" w:after="0" w:line="240" w:lineRule="auto"/>
       </w:pPr>
       <w:rPr>
-        <w:rFonts w:asciiTheme="majorHAnsi" w:eastAsiaTheme="majorEastAsia" w:hAnsiTheme="majorHAnsi" w:cstheme="majorBidi"/>
+        <w:rFonts w:ascii="仿宋" w:hAnsi="仿宋" w:eastAsia="仿宋" w:cs="仿宋"/>
         <w:b/>
         <w:bCs/>
       </w:rPr>
@@ -9709,7 +8903,7 @@
         <w:spacing w:before="0" w:after="0" w:line="240" w:lineRule="auto"/>
       </w:pPr>
       <w:rPr>
-        <w:rFonts w:asciiTheme="majorHAnsi" w:eastAsiaTheme="majorEastAsia" w:hAnsiTheme="majorHAnsi" w:cstheme="majorBidi"/>
+        <w:rFonts w:ascii="仿宋" w:hAnsi="仿宋" w:eastAsia="仿宋" w:cs="仿宋"/>
         <w:b/>
         <w:bCs/>
       </w:rPr>
@@ -9727,14 +8921,14 @@
     </w:tblStylePr>
     <w:tblStylePr w:type="firstCol">
       <w:rPr>
-        <w:rFonts w:asciiTheme="majorHAnsi" w:eastAsiaTheme="majorEastAsia" w:hAnsiTheme="majorHAnsi" w:cstheme="majorBidi"/>
+        <w:rFonts w:ascii="仿宋" w:hAnsi="仿宋" w:eastAsia="仿宋" w:cs="仿宋"/>
         <w:b/>
         <w:bCs/>
       </w:rPr>
     </w:tblStylePr>
     <w:tblStylePr w:type="lastCol">
       <w:rPr>
-        <w:rFonts w:asciiTheme="majorHAnsi" w:eastAsiaTheme="majorEastAsia" w:hAnsiTheme="majorHAnsi" w:cstheme="majorBidi"/>
+        <w:rFonts w:ascii="仿宋" w:hAnsi="仿宋" w:eastAsia="仿宋" w:cs="仿宋"/>
         <w:b/>
         <w:bCs/>
       </w:rPr>
@@ -9794,6 +8988,9 @@
     <w:pPr>
       <w:spacing w:after="0" w:line="240" w:lineRule="auto"/>
     </w:pPr>
+    <w:rPr>
+      <w:rFonts w:ascii="仿宋" w:hAnsi="仿宋" w:eastAsia="仿宋" w:cs="仿宋"/>
+    </w:rPr>
     <w:tblPr>
       <w:tblStyleRowBandSize w:val="1"/>
       <w:tblStyleColBandSize w:val="1"/>
@@ -9818,7 +9015,7 @@
         <w:spacing w:before="0" w:after="0" w:line="240" w:lineRule="auto"/>
       </w:pPr>
       <w:rPr>
-        <w:rFonts w:asciiTheme="majorHAnsi" w:eastAsiaTheme="majorEastAsia" w:hAnsiTheme="majorHAnsi" w:cstheme="majorBidi"/>
+        <w:rFonts w:ascii="仿宋" w:hAnsi="仿宋" w:eastAsia="仿宋" w:cs="仿宋"/>
         <w:b/>
         <w:bCs/>
       </w:rPr>
@@ -9839,7 +9036,7 @@
         <w:spacing w:before="0" w:after="0" w:line="240" w:lineRule="auto"/>
       </w:pPr>
       <w:rPr>
-        <w:rFonts w:asciiTheme="majorHAnsi" w:eastAsiaTheme="majorEastAsia" w:hAnsiTheme="majorHAnsi" w:cstheme="majorBidi"/>
+        <w:rFonts w:ascii="仿宋" w:hAnsi="仿宋" w:eastAsia="仿宋" w:cs="仿宋"/>
         <w:b/>
         <w:bCs/>
       </w:rPr>
@@ -9857,14 +9054,14 @@
     </w:tblStylePr>
     <w:tblStylePr w:type="firstCol">
       <w:rPr>
-        <w:rFonts w:asciiTheme="majorHAnsi" w:eastAsiaTheme="majorEastAsia" w:hAnsiTheme="majorHAnsi" w:cstheme="majorBidi"/>
+        <w:rFonts w:ascii="仿宋" w:hAnsi="仿宋" w:eastAsia="仿宋" w:cs="仿宋"/>
         <w:b/>
         <w:bCs/>
       </w:rPr>
     </w:tblStylePr>
     <w:tblStylePr w:type="lastCol">
       <w:rPr>
-        <w:rFonts w:asciiTheme="majorHAnsi" w:eastAsiaTheme="majorEastAsia" w:hAnsiTheme="majorHAnsi" w:cstheme="majorBidi"/>
+        <w:rFonts w:ascii="仿宋" w:hAnsi="仿宋" w:eastAsia="仿宋" w:cs="仿宋"/>
         <w:b/>
         <w:bCs/>
       </w:rPr>
@@ -9924,6 +9121,9 @@
     <w:pPr>
       <w:spacing w:after="0" w:line="240" w:lineRule="auto"/>
     </w:pPr>
+    <w:rPr>
+      <w:rFonts w:ascii="仿宋" w:hAnsi="仿宋" w:eastAsia="仿宋" w:cs="仿宋"/>
+    </w:rPr>
     <w:tblPr>
       <w:tblStyleRowBandSize w:val="1"/>
       <w:tblStyleColBandSize w:val="1"/>
@@ -9948,7 +9148,7 @@
         <w:spacing w:before="0" w:after="0" w:line="240" w:lineRule="auto"/>
       </w:pPr>
       <w:rPr>
-        <w:rFonts w:asciiTheme="majorHAnsi" w:eastAsiaTheme="majorEastAsia" w:hAnsiTheme="majorHAnsi" w:cstheme="majorBidi"/>
+        <w:rFonts w:ascii="仿宋" w:hAnsi="仿宋" w:eastAsia="仿宋" w:cs="仿宋"/>
         <w:b/>
         <w:bCs/>
       </w:rPr>
@@ -9969,7 +9169,7 @@
         <w:spacing w:before="0" w:after="0" w:line="240" w:lineRule="auto"/>
       </w:pPr>
       <w:rPr>
-        <w:rFonts w:asciiTheme="majorHAnsi" w:eastAsiaTheme="majorEastAsia" w:hAnsiTheme="majorHAnsi" w:cstheme="majorBidi"/>
+        <w:rFonts w:ascii="仿宋" w:hAnsi="仿宋" w:eastAsia="仿宋" w:cs="仿宋"/>
         <w:b/>
         <w:bCs/>
       </w:rPr>
@@ -9987,14 +9187,14 @@
     </w:tblStylePr>
     <w:tblStylePr w:type="firstCol">
       <w:rPr>
-        <w:rFonts w:asciiTheme="majorHAnsi" w:eastAsiaTheme="majorEastAsia" w:hAnsiTheme="majorHAnsi" w:cstheme="majorBidi"/>
+        <w:rFonts w:ascii="仿宋" w:hAnsi="仿宋" w:eastAsia="仿宋" w:cs="仿宋"/>
         <w:b/>
         <w:bCs/>
       </w:rPr>
     </w:tblStylePr>
     <w:tblStylePr w:type="lastCol">
       <w:rPr>
-        <w:rFonts w:asciiTheme="majorHAnsi" w:eastAsiaTheme="majorEastAsia" w:hAnsiTheme="majorHAnsi" w:cstheme="majorBidi"/>
+        <w:rFonts w:ascii="仿宋" w:hAnsi="仿宋" w:eastAsia="仿宋" w:cs="仿宋"/>
         <w:b/>
         <w:bCs/>
       </w:rPr>
@@ -10054,6 +9254,9 @@
     <w:pPr>
       <w:spacing w:after="0" w:line="240" w:lineRule="auto"/>
     </w:pPr>
+    <w:rPr>
+      <w:rFonts w:ascii="仿宋" w:hAnsi="仿宋" w:eastAsia="仿宋" w:cs="仿宋"/>
+    </w:rPr>
     <w:tblPr>
       <w:tblStyleRowBandSize w:val="1"/>
       <w:tblStyleColBandSize w:val="1"/>
@@ -10078,7 +9281,7 @@
         <w:spacing w:before="0" w:after="0" w:line="240" w:lineRule="auto"/>
       </w:pPr>
       <w:rPr>
-        <w:rFonts w:asciiTheme="majorHAnsi" w:eastAsiaTheme="majorEastAsia" w:hAnsiTheme="majorHAnsi" w:cstheme="majorBidi"/>
+        <w:rFonts w:ascii="仿宋" w:hAnsi="仿宋" w:eastAsia="仿宋" w:cs="仿宋"/>
         <w:b/>
         <w:bCs/>
       </w:rPr>
@@ -10099,7 +9302,7 @@
         <w:spacing w:before="0" w:after="0" w:line="240" w:lineRule="auto"/>
       </w:pPr>
       <w:rPr>
-        <w:rFonts w:asciiTheme="majorHAnsi" w:eastAsiaTheme="majorEastAsia" w:hAnsiTheme="majorHAnsi" w:cstheme="majorBidi"/>
+        <w:rFonts w:ascii="仿宋" w:hAnsi="仿宋" w:eastAsia="仿宋" w:cs="仿宋"/>
         <w:b/>
         <w:bCs/>
       </w:rPr>
@@ -10117,14 +9320,14 @@
     </w:tblStylePr>
     <w:tblStylePr w:type="firstCol">
       <w:rPr>
-        <w:rFonts w:asciiTheme="majorHAnsi" w:eastAsiaTheme="majorEastAsia" w:hAnsiTheme="majorHAnsi" w:cstheme="majorBidi"/>
+        <w:rFonts w:ascii="仿宋" w:hAnsi="仿宋" w:eastAsia="仿宋" w:cs="仿宋"/>
         <w:b/>
         <w:bCs/>
       </w:rPr>
     </w:tblStylePr>
     <w:tblStylePr w:type="lastCol">
       <w:rPr>
-        <w:rFonts w:asciiTheme="majorHAnsi" w:eastAsiaTheme="majorEastAsia" w:hAnsiTheme="majorHAnsi" w:cstheme="majorBidi"/>
+        <w:rFonts w:ascii="仿宋" w:hAnsi="仿宋" w:eastAsia="仿宋" w:cs="仿宋"/>
         <w:b/>
         <w:bCs/>
       </w:rPr>
@@ -10184,6 +9387,9 @@
     <w:pPr>
       <w:spacing w:after="0" w:line="240" w:lineRule="auto"/>
     </w:pPr>
+    <w:rPr>
+      <w:rFonts w:ascii="仿宋" w:hAnsi="仿宋" w:eastAsia="仿宋" w:cs="仿宋"/>
+    </w:rPr>
     <w:tblPr>
       <w:tblStyleRowBandSize w:val="1"/>
       <w:tblStyleColBandSize w:val="1"/>
@@ -10208,7 +9414,7 @@
         <w:spacing w:before="0" w:after="0" w:line="240" w:lineRule="auto"/>
       </w:pPr>
       <w:rPr>
-        <w:rFonts w:asciiTheme="majorHAnsi" w:eastAsiaTheme="majorEastAsia" w:hAnsiTheme="majorHAnsi" w:cstheme="majorBidi"/>
+        <w:rFonts w:ascii="仿宋" w:hAnsi="仿宋" w:eastAsia="仿宋" w:cs="仿宋"/>
         <w:b/>
         <w:bCs/>
       </w:rPr>
@@ -10229,7 +9435,7 @@
         <w:spacing w:before="0" w:after="0" w:line="240" w:lineRule="auto"/>
       </w:pPr>
       <w:rPr>
-        <w:rFonts w:asciiTheme="majorHAnsi" w:eastAsiaTheme="majorEastAsia" w:hAnsiTheme="majorHAnsi" w:cstheme="majorBidi"/>
+        <w:rFonts w:ascii="仿宋" w:hAnsi="仿宋" w:eastAsia="仿宋" w:cs="仿宋"/>
         <w:b/>
         <w:bCs/>
       </w:rPr>
@@ -10247,14 +9453,14 @@
     </w:tblStylePr>
     <w:tblStylePr w:type="firstCol">
       <w:rPr>
-        <w:rFonts w:asciiTheme="majorHAnsi" w:eastAsiaTheme="majorEastAsia" w:hAnsiTheme="majorHAnsi" w:cstheme="majorBidi"/>
+        <w:rFonts w:ascii="仿宋" w:hAnsi="仿宋" w:eastAsia="仿宋" w:cs="仿宋"/>
         <w:b/>
         <w:bCs/>
       </w:rPr>
     </w:tblStylePr>
     <w:tblStylePr w:type="lastCol">
       <w:rPr>
-        <w:rFonts w:asciiTheme="majorHAnsi" w:eastAsiaTheme="majorEastAsia" w:hAnsiTheme="majorHAnsi" w:cstheme="majorBidi"/>
+        <w:rFonts w:ascii="仿宋" w:hAnsi="仿宋" w:eastAsia="仿宋" w:cs="仿宋"/>
         <w:b/>
         <w:bCs/>
       </w:rPr>
@@ -10314,6 +9520,9 @@
     <w:pPr>
       <w:spacing w:after="0" w:line="240" w:lineRule="auto"/>
     </w:pPr>
+    <w:rPr>
+      <w:rFonts w:ascii="仿宋" w:hAnsi="仿宋" w:eastAsia="仿宋" w:cs="仿宋"/>
+    </w:rPr>
     <w:tblPr>
       <w:tblStyleRowBandSize w:val="1"/>
       <w:tblStyleColBandSize w:val="1"/>
@@ -10338,7 +9547,7 @@
         <w:spacing w:before="0" w:after="0" w:line="240" w:lineRule="auto"/>
       </w:pPr>
       <w:rPr>
-        <w:rFonts w:asciiTheme="majorHAnsi" w:eastAsiaTheme="majorEastAsia" w:hAnsiTheme="majorHAnsi" w:cstheme="majorBidi"/>
+        <w:rFonts w:ascii="仿宋" w:hAnsi="仿宋" w:eastAsia="仿宋" w:cs="仿宋"/>
         <w:b/>
         <w:bCs/>
       </w:rPr>
@@ -10359,7 +9568,7 @@
         <w:spacing w:before="0" w:after="0" w:line="240" w:lineRule="auto"/>
       </w:pPr>
       <w:rPr>
-        <w:rFonts w:asciiTheme="majorHAnsi" w:eastAsiaTheme="majorEastAsia" w:hAnsiTheme="majorHAnsi" w:cstheme="majorBidi"/>
+        <w:rFonts w:ascii="仿宋" w:hAnsi="仿宋" w:eastAsia="仿宋" w:cs="仿宋"/>
         <w:b/>
         <w:bCs/>
       </w:rPr>
@@ -10377,14 +9586,14 @@
     </w:tblStylePr>
     <w:tblStylePr w:type="firstCol">
       <w:rPr>
-        <w:rFonts w:asciiTheme="majorHAnsi" w:eastAsiaTheme="majorEastAsia" w:hAnsiTheme="majorHAnsi" w:cstheme="majorBidi"/>
+        <w:rFonts w:ascii="仿宋" w:hAnsi="仿宋" w:eastAsia="仿宋" w:cs="仿宋"/>
         <w:b/>
         <w:bCs/>
       </w:rPr>
     </w:tblStylePr>
     <w:tblStylePr w:type="lastCol">
       <w:rPr>
-        <w:rFonts w:asciiTheme="majorHAnsi" w:eastAsiaTheme="majorEastAsia" w:hAnsiTheme="majorHAnsi" w:cstheme="majorBidi"/>
+        <w:rFonts w:ascii="仿宋" w:hAnsi="仿宋" w:eastAsia="仿宋" w:cs="仿宋"/>
         <w:b/>
         <w:bCs/>
       </w:rPr>
@@ -10444,6 +9653,9 @@
     <w:pPr>
       <w:spacing w:after="0" w:line="240" w:lineRule="auto"/>
     </w:pPr>
+    <w:rPr>
+      <w:rFonts w:ascii="仿宋" w:hAnsi="仿宋" w:eastAsia="仿宋" w:cs="仿宋"/>
+    </w:rPr>
     <w:tblPr>
       <w:tblStyleRowBandSize w:val="1"/>
       <w:tblStyleColBandSize w:val="1"/>
@@ -10468,7 +9680,7 @@
         <w:spacing w:before="0" w:after="0" w:line="240" w:lineRule="auto"/>
       </w:pPr>
       <w:rPr>
-        <w:rFonts w:asciiTheme="majorHAnsi" w:eastAsiaTheme="majorEastAsia" w:hAnsiTheme="majorHAnsi" w:cstheme="majorBidi"/>
+        <w:rFonts w:ascii="仿宋" w:hAnsi="仿宋" w:eastAsia="仿宋" w:cs="仿宋"/>
         <w:b/>
         <w:bCs/>
       </w:rPr>
@@ -10489,7 +9701,7 @@
         <w:spacing w:before="0" w:after="0" w:line="240" w:lineRule="auto"/>
       </w:pPr>
       <w:rPr>
-        <w:rFonts w:asciiTheme="majorHAnsi" w:eastAsiaTheme="majorEastAsia" w:hAnsiTheme="majorHAnsi" w:cstheme="majorBidi"/>
+        <w:rFonts w:ascii="仿宋" w:hAnsi="仿宋" w:eastAsia="仿宋" w:cs="仿宋"/>
         <w:b/>
         <w:bCs/>
       </w:rPr>
@@ -10507,14 +9719,14 @@
     </w:tblStylePr>
     <w:tblStylePr w:type="firstCol">
       <w:rPr>
-        <w:rFonts w:asciiTheme="majorHAnsi" w:eastAsiaTheme="majorEastAsia" w:hAnsiTheme="majorHAnsi" w:cstheme="majorBidi"/>
+        <w:rFonts w:ascii="仿宋" w:hAnsi="仿宋" w:eastAsia="仿宋" w:cs="仿宋"/>
         <w:b/>
         <w:bCs/>
       </w:rPr>
     </w:tblStylePr>
     <w:tblStylePr w:type="lastCol">
       <w:rPr>
-        <w:rFonts w:asciiTheme="majorHAnsi" w:eastAsiaTheme="majorEastAsia" w:hAnsiTheme="majorHAnsi" w:cstheme="majorBidi"/>
+        <w:rFonts w:ascii="仿宋" w:hAnsi="仿宋" w:eastAsia="仿宋" w:cs="仿宋"/>
         <w:b/>
         <w:bCs/>
       </w:rPr>
@@ -10574,6 +9786,9 @@
     <w:pPr>
       <w:spacing w:after="0" w:line="240" w:lineRule="auto"/>
     </w:pPr>
+    <w:rPr>
+      <w:rFonts w:ascii="仿宋" w:hAnsi="仿宋" w:eastAsia="仿宋" w:cs="仿宋"/>
+    </w:rPr>
     <w:tblPr>
       <w:tblStyleRowBandSize w:val="1"/>
       <w:tblStyleColBandSize w:val="1"/>
@@ -10680,6 +9895,9 @@
     <w:pPr>
       <w:spacing w:after="0" w:line="240" w:lineRule="auto"/>
     </w:pPr>
+    <w:rPr>
+      <w:rFonts w:ascii="仿宋" w:hAnsi="仿宋" w:eastAsia="仿宋" w:cs="仿宋"/>
+    </w:rPr>
     <w:tblPr>
       <w:tblStyleRowBandSize w:val="1"/>
       <w:tblStyleColBandSize w:val="1"/>
@@ -10786,6 +10004,9 @@
     <w:pPr>
       <w:spacing w:after="0" w:line="240" w:lineRule="auto"/>
     </w:pPr>
+    <w:rPr>
+      <w:rFonts w:ascii="仿宋" w:hAnsi="仿宋" w:eastAsia="仿宋" w:cs="仿宋"/>
+    </w:rPr>
     <w:tblPr>
       <w:tblStyleRowBandSize w:val="1"/>
       <w:tblStyleColBandSize w:val="1"/>
@@ -10892,6 +10113,9 @@
     <w:pPr>
       <w:spacing w:after="0" w:line="240" w:lineRule="auto"/>
     </w:pPr>
+    <w:rPr>
+      <w:rFonts w:ascii="仿宋" w:hAnsi="仿宋" w:eastAsia="仿宋" w:cs="仿宋"/>
+    </w:rPr>
     <w:tblPr>
       <w:tblStyleRowBandSize w:val="1"/>
       <w:tblStyleColBandSize w:val="1"/>
@@ -10998,6 +10222,9 @@
     <w:pPr>
       <w:spacing w:after="0" w:line="240" w:lineRule="auto"/>
     </w:pPr>
+    <w:rPr>
+      <w:rFonts w:ascii="仿宋" w:hAnsi="仿宋" w:eastAsia="仿宋" w:cs="仿宋"/>
+    </w:rPr>
     <w:tblPr>
       <w:tblStyleRowBandSize w:val="1"/>
       <w:tblStyleColBandSize w:val="1"/>
@@ -11104,6 +10331,9 @@
     <w:pPr>
       <w:spacing w:after="0" w:line="240" w:lineRule="auto"/>
     </w:pPr>
+    <w:rPr>
+      <w:rFonts w:ascii="仿宋" w:hAnsi="仿宋" w:eastAsia="仿宋" w:cs="仿宋"/>
+    </w:rPr>
     <w:tblPr>
       <w:tblStyleRowBandSize w:val="1"/>
       <w:tblStyleColBandSize w:val="1"/>
@@ -11210,6 +10440,9 @@
     <w:pPr>
       <w:spacing w:after="0" w:line="240" w:lineRule="auto"/>
     </w:pPr>
+    <w:rPr>
+      <w:rFonts w:ascii="仿宋" w:hAnsi="仿宋" w:eastAsia="仿宋" w:cs="仿宋"/>
+    </w:rPr>
     <w:tblPr>
       <w:tblStyleRowBandSize w:val="1"/>
       <w:tblStyleColBandSize w:val="1"/>
@@ -11316,6 +10549,9 @@
     <w:pPr>
       <w:spacing w:after="0" w:line="240" w:lineRule="auto"/>
     </w:pPr>
+    <w:rPr>
+      <w:rFonts w:ascii="仿宋" w:hAnsi="仿宋" w:eastAsia="仿宋" w:cs="仿宋"/>
+    </w:rPr>
     <w:tblPr>
       <w:tblStyleRowBandSize w:val="1"/>
       <w:tblStyleColBandSize w:val="1"/>
@@ -11465,6 +10701,9 @@
     <w:pPr>
       <w:spacing w:after="0" w:line="240" w:lineRule="auto"/>
     </w:pPr>
+    <w:rPr>
+      <w:rFonts w:ascii="仿宋" w:hAnsi="仿宋" w:eastAsia="仿宋" w:cs="仿宋"/>
+    </w:rPr>
     <w:tblPr>
       <w:tblStyleRowBandSize w:val="1"/>
       <w:tblStyleColBandSize w:val="1"/>
@@ -11614,6 +10853,9 @@
     <w:pPr>
       <w:spacing w:after="0" w:line="240" w:lineRule="auto"/>
     </w:pPr>
+    <w:rPr>
+      <w:rFonts w:ascii="仿宋" w:hAnsi="仿宋" w:eastAsia="仿宋" w:cs="仿宋"/>
+    </w:rPr>
     <w:tblPr>
       <w:tblStyleRowBandSize w:val="1"/>
       <w:tblStyleColBandSize w:val="1"/>
@@ -11763,6 +11005,9 @@
     <w:pPr>
       <w:spacing w:after="0" w:line="240" w:lineRule="auto"/>
     </w:pPr>
+    <w:rPr>
+      <w:rFonts w:ascii="仿宋" w:hAnsi="仿宋" w:eastAsia="仿宋" w:cs="仿宋"/>
+    </w:rPr>
     <w:tblPr>
       <w:tblStyleRowBandSize w:val="1"/>
       <w:tblStyleColBandSize w:val="1"/>
@@ -11912,6 +11157,9 @@
     <w:pPr>
       <w:spacing w:after="0" w:line="240" w:lineRule="auto"/>
     </w:pPr>
+    <w:rPr>
+      <w:rFonts w:ascii="仿宋" w:hAnsi="仿宋" w:eastAsia="仿宋" w:cs="仿宋"/>
+    </w:rPr>
     <w:tblPr>
       <w:tblStyleRowBandSize w:val="1"/>
       <w:tblStyleColBandSize w:val="1"/>
@@ -12061,6 +11309,9 @@
     <w:pPr>
       <w:spacing w:after="0" w:line="240" w:lineRule="auto"/>
     </w:pPr>
+    <w:rPr>
+      <w:rFonts w:ascii="仿宋" w:hAnsi="仿宋" w:eastAsia="仿宋" w:cs="仿宋"/>
+    </w:rPr>
     <w:tblPr>
       <w:tblStyleRowBandSize w:val="1"/>
       <w:tblStyleColBandSize w:val="1"/>
@@ -12210,6 +11461,9 @@
     <w:pPr>
       <w:spacing w:after="0" w:line="240" w:lineRule="auto"/>
     </w:pPr>
+    <w:rPr>
+      <w:rFonts w:ascii="仿宋" w:hAnsi="仿宋" w:eastAsia="仿宋" w:cs="仿宋"/>
+    </w:rPr>
     <w:tblPr>
       <w:tblStyleRowBandSize w:val="1"/>
       <w:tblStyleColBandSize w:val="1"/>
@@ -12360,6 +11614,7 @@
       <w:spacing w:after="0" w:line="240" w:lineRule="auto"/>
     </w:pPr>
     <w:rPr>
+      <w:rFonts w:ascii="仿宋" w:hAnsi="仿宋" w:eastAsia="仿宋" w:cs="仿宋"/>
       <w:color w:val="000000" w:themeColor="text1"/>
     </w:rPr>
     <w:tblPr>
@@ -12379,7 +11634,7 @@
     </w:tblPr>
     <w:tblStylePr w:type="firstRow">
       <w:rPr>
-        <w:rFonts w:asciiTheme="majorHAnsi" w:eastAsiaTheme="majorEastAsia" w:hAnsiTheme="majorHAnsi" w:cstheme="majorBidi"/>
+        <w:rFonts w:ascii="仿宋" w:hAnsi="仿宋" w:eastAsia="仿宋" w:cs="仿宋"/>
       </w:rPr>
       <w:tblPr/>
       <w:tcPr>
@@ -12444,6 +11699,7 @@
       <w:spacing w:after="0" w:line="240" w:lineRule="auto"/>
     </w:pPr>
     <w:rPr>
+      <w:rFonts w:ascii="仿宋" w:hAnsi="仿宋" w:eastAsia="仿宋" w:cs="仿宋"/>
       <w:color w:val="000000" w:themeColor="text1"/>
     </w:rPr>
     <w:tblPr>
@@ -12463,7 +11719,7 @@
     </w:tblPr>
     <w:tblStylePr w:type="firstRow">
       <w:rPr>
-        <w:rFonts w:asciiTheme="majorHAnsi" w:eastAsiaTheme="majorEastAsia" w:hAnsiTheme="majorHAnsi" w:cstheme="majorBidi"/>
+        <w:rFonts w:ascii="仿宋" w:hAnsi="仿宋" w:eastAsia="仿宋" w:cs="仿宋"/>
       </w:rPr>
       <w:tblPr/>
       <w:tcPr>
@@ -12528,6 +11784,7 @@
       <w:spacing w:after="0" w:line="240" w:lineRule="auto"/>
     </w:pPr>
     <w:rPr>
+      <w:rFonts w:ascii="仿宋" w:hAnsi="仿宋" w:eastAsia="仿宋" w:cs="仿宋"/>
       <w:color w:val="000000" w:themeColor="text1"/>
     </w:rPr>
     <w:tblPr>
@@ -12547,7 +11804,7 @@
     </w:tblPr>
     <w:tblStylePr w:type="firstRow">
       <w:rPr>
-        <w:rFonts w:asciiTheme="majorHAnsi" w:eastAsiaTheme="majorEastAsia" w:hAnsiTheme="majorHAnsi" w:cstheme="majorBidi"/>
+        <w:rFonts w:ascii="仿宋" w:hAnsi="仿宋" w:eastAsia="仿宋" w:cs="仿宋"/>
       </w:rPr>
       <w:tblPr/>
       <w:tcPr>
@@ -12612,6 +11869,7 @@
       <w:spacing w:after="0" w:line="240" w:lineRule="auto"/>
     </w:pPr>
     <w:rPr>
+      <w:rFonts w:ascii="仿宋" w:hAnsi="仿宋" w:eastAsia="仿宋" w:cs="仿宋"/>
       <w:color w:val="000000" w:themeColor="text1"/>
     </w:rPr>
     <w:tblPr>
@@ -12631,7 +11889,7 @@
     </w:tblPr>
     <w:tblStylePr w:type="firstRow">
       <w:rPr>
-        <w:rFonts w:asciiTheme="majorHAnsi" w:eastAsiaTheme="majorEastAsia" w:hAnsiTheme="majorHAnsi" w:cstheme="majorBidi"/>
+        <w:rFonts w:ascii="仿宋" w:hAnsi="仿宋" w:eastAsia="仿宋" w:cs="仿宋"/>
       </w:rPr>
       <w:tblPr/>
       <w:tcPr>
@@ -12696,6 +11954,7 @@
       <w:spacing w:after="0" w:line="240" w:lineRule="auto"/>
     </w:pPr>
     <w:rPr>
+      <w:rFonts w:ascii="仿宋" w:hAnsi="仿宋" w:eastAsia="仿宋" w:cs="仿宋"/>
       <w:color w:val="000000" w:themeColor="text1"/>
     </w:rPr>
     <w:tblPr>
@@ -12715,7 +11974,7 @@
     </w:tblPr>
     <w:tblStylePr w:type="firstRow">
       <w:rPr>
-        <w:rFonts w:asciiTheme="majorHAnsi" w:eastAsiaTheme="majorEastAsia" w:hAnsiTheme="majorHAnsi" w:cstheme="majorBidi"/>
+        <w:rFonts w:ascii="仿宋" w:hAnsi="仿宋" w:eastAsia="仿宋" w:cs="仿宋"/>
       </w:rPr>
       <w:tblPr/>
       <w:tcPr>
@@ -12780,6 +12039,7 @@
       <w:spacing w:after="0" w:line="240" w:lineRule="auto"/>
     </w:pPr>
     <w:rPr>
+      <w:rFonts w:ascii="仿宋" w:hAnsi="仿宋" w:eastAsia="仿宋" w:cs="仿宋"/>
       <w:color w:val="000000" w:themeColor="text1"/>
     </w:rPr>
     <w:tblPr>
@@ -12799,7 +12059,7 @@
     </w:tblPr>
     <w:tblStylePr w:type="firstRow">
       <w:rPr>
-        <w:rFonts w:asciiTheme="majorHAnsi" w:eastAsiaTheme="majorEastAsia" w:hAnsiTheme="majorHAnsi" w:cstheme="majorBidi"/>
+        <w:rFonts w:ascii="仿宋" w:hAnsi="仿宋" w:eastAsia="仿宋" w:cs="仿宋"/>
       </w:rPr>
       <w:tblPr/>
       <w:tcPr>
@@ -12864,6 +12124,7 @@
       <w:spacing w:after="0" w:line="240" w:lineRule="auto"/>
     </w:pPr>
     <w:rPr>
+      <w:rFonts w:ascii="仿宋" w:hAnsi="仿宋" w:eastAsia="仿宋" w:cs="仿宋"/>
       <w:color w:val="000000" w:themeColor="text1"/>
     </w:rPr>
     <w:tblPr>
@@ -12883,7 +12144,7 @@
     </w:tblPr>
     <w:tblStylePr w:type="firstRow">
       <w:rPr>
-        <w:rFonts w:asciiTheme="majorHAnsi" w:eastAsiaTheme="majorEastAsia" w:hAnsiTheme="majorHAnsi" w:cstheme="majorBidi"/>
+        <w:rFonts w:ascii="仿宋" w:hAnsi="仿宋" w:eastAsia="仿宋" w:cs="仿宋"/>
       </w:rPr>
       <w:tblPr/>
       <w:tcPr>
@@ -12948,7 +12209,7 @@
       <w:spacing w:after="0" w:line="240" w:lineRule="auto"/>
     </w:pPr>
     <w:rPr>
-      <w:rFonts w:asciiTheme="majorHAnsi" w:eastAsiaTheme="majorEastAsia" w:hAnsiTheme="majorHAnsi" w:cstheme="majorBidi"/>
+      <w:rFonts w:ascii="仿宋" w:hAnsi="仿宋" w:eastAsia="仿宋" w:cs="仿宋"/>
       <w:color w:val="000000" w:themeColor="text1"/>
     </w:rPr>
     <w:tblPr>
@@ -13076,7 +12337,7 @@
       <w:spacing w:after="0" w:line="240" w:lineRule="auto"/>
     </w:pPr>
     <w:rPr>
-      <w:rFonts w:asciiTheme="majorHAnsi" w:eastAsiaTheme="majorEastAsia" w:hAnsiTheme="majorHAnsi" w:cstheme="majorBidi"/>
+      <w:rFonts w:ascii="仿宋" w:hAnsi="仿宋" w:eastAsia="仿宋" w:cs="仿宋"/>
       <w:color w:val="000000" w:themeColor="text1"/>
     </w:rPr>
     <w:tblPr>
@@ -13204,7 +12465,7 @@
       <w:spacing w:after="0" w:line="240" w:lineRule="auto"/>
     </w:pPr>
     <w:rPr>
-      <w:rFonts w:asciiTheme="majorHAnsi" w:eastAsiaTheme="majorEastAsia" w:hAnsiTheme="majorHAnsi" w:cstheme="majorBidi"/>
+      <w:rFonts w:ascii="仿宋" w:hAnsi="仿宋" w:eastAsia="仿宋" w:cs="仿宋"/>
       <w:color w:val="000000" w:themeColor="text1"/>
     </w:rPr>
     <w:tblPr>
@@ -13332,7 +12593,7 @@
       <w:spacing w:after="0" w:line="240" w:lineRule="auto"/>
     </w:pPr>
     <w:rPr>
-      <w:rFonts w:asciiTheme="majorHAnsi" w:eastAsiaTheme="majorEastAsia" w:hAnsiTheme="majorHAnsi" w:cstheme="majorBidi"/>
+      <w:rFonts w:ascii="仿宋" w:hAnsi="仿宋" w:eastAsia="仿宋" w:cs="仿宋"/>
       <w:color w:val="000000" w:themeColor="text1"/>
     </w:rPr>
     <w:tblPr>
@@ -13460,7 +12721,7 @@
       <w:spacing w:after="0" w:line="240" w:lineRule="auto"/>
     </w:pPr>
     <w:rPr>
-      <w:rFonts w:asciiTheme="majorHAnsi" w:eastAsiaTheme="majorEastAsia" w:hAnsiTheme="majorHAnsi" w:cstheme="majorBidi"/>
+      <w:rFonts w:ascii="仿宋" w:hAnsi="仿宋" w:eastAsia="仿宋" w:cs="仿宋"/>
       <w:color w:val="000000" w:themeColor="text1"/>
     </w:rPr>
     <w:tblPr>
@@ -13588,7 +12849,7 @@
       <w:spacing w:after="0" w:line="240" w:lineRule="auto"/>
     </w:pPr>
     <w:rPr>
-      <w:rFonts w:asciiTheme="majorHAnsi" w:eastAsiaTheme="majorEastAsia" w:hAnsiTheme="majorHAnsi" w:cstheme="majorBidi"/>
+      <w:rFonts w:ascii="仿宋" w:hAnsi="仿宋" w:eastAsia="仿宋" w:cs="仿宋"/>
       <w:color w:val="000000" w:themeColor="text1"/>
     </w:rPr>
     <w:tblPr>
@@ -13716,7 +12977,7 @@
       <w:spacing w:after="0" w:line="240" w:lineRule="auto"/>
     </w:pPr>
     <w:rPr>
-      <w:rFonts w:asciiTheme="majorHAnsi" w:eastAsiaTheme="majorEastAsia" w:hAnsiTheme="majorHAnsi" w:cstheme="majorBidi"/>
+      <w:rFonts w:ascii="仿宋" w:hAnsi="仿宋" w:eastAsia="仿宋" w:cs="仿宋"/>
       <w:color w:val="000000" w:themeColor="text1"/>
     </w:rPr>
     <w:tblPr>
@@ -13843,6 +13104,9 @@
     <w:pPr>
       <w:spacing w:after="0" w:line="240" w:lineRule="auto"/>
     </w:pPr>
+    <w:rPr>
+      <w:rFonts w:ascii="仿宋" w:hAnsi="仿宋" w:eastAsia="仿宋" w:cs="仿宋"/>
+    </w:rPr>
     <w:tblPr>
       <w:tblStyleRowBandSize w:val="1"/>
       <w:tblStyleColBandSize w:val="1"/>
@@ -13916,6 +13180,9 @@
     <w:pPr>
       <w:spacing w:after="0" w:line="240" w:lineRule="auto"/>
     </w:pPr>
+    <w:rPr>
+      <w:rFonts w:ascii="仿宋" w:hAnsi="仿宋" w:eastAsia="仿宋" w:cs="仿宋"/>
+    </w:rPr>
     <w:tblPr>
       <w:tblStyleRowBandSize w:val="1"/>
       <w:tblStyleColBandSize w:val="1"/>
@@ -13989,6 +13256,9 @@
     <w:pPr>
       <w:spacing w:after="0" w:line="240" w:lineRule="auto"/>
     </w:pPr>
+    <w:rPr>
+      <w:rFonts w:ascii="仿宋" w:hAnsi="仿宋" w:eastAsia="仿宋" w:cs="仿宋"/>
+    </w:rPr>
     <w:tblPr>
       <w:tblStyleRowBandSize w:val="1"/>
       <w:tblStyleColBandSize w:val="1"/>
@@ -14062,6 +13332,9 @@
     <w:pPr>
       <w:spacing w:after="0" w:line="240" w:lineRule="auto"/>
     </w:pPr>
+    <w:rPr>
+      <w:rFonts w:ascii="仿宋" w:hAnsi="仿宋" w:eastAsia="仿宋" w:cs="仿宋"/>
+    </w:rPr>
     <w:tblPr>
       <w:tblStyleRowBandSize w:val="1"/>
       <w:tblStyleColBandSize w:val="1"/>
@@ -14135,6 +13408,9 @@
     <w:pPr>
       <w:spacing w:after="0" w:line="240" w:lineRule="auto"/>
     </w:pPr>
+    <w:rPr>
+      <w:rFonts w:ascii="仿宋" w:hAnsi="仿宋" w:eastAsia="仿宋" w:cs="仿宋"/>
+    </w:rPr>
     <w:tblPr>
       <w:tblStyleRowBandSize w:val="1"/>
       <w:tblStyleColBandSize w:val="1"/>
@@ -14208,6 +13484,9 @@
     <w:pPr>
       <w:spacing w:after="0" w:line="240" w:lineRule="auto"/>
     </w:pPr>
+    <w:rPr>
+      <w:rFonts w:ascii="仿宋" w:hAnsi="仿宋" w:eastAsia="仿宋" w:cs="仿宋"/>
+    </w:rPr>
     <w:tblPr>
       <w:tblStyleRowBandSize w:val="1"/>
       <w:tblStyleColBandSize w:val="1"/>
@@ -14281,6 +13560,9 @@
     <w:pPr>
       <w:spacing w:after="0" w:line="240" w:lineRule="auto"/>
     </w:pPr>
+    <w:rPr>
+      <w:rFonts w:ascii="仿宋" w:hAnsi="仿宋" w:eastAsia="仿宋" w:cs="仿宋"/>
+    </w:rPr>
     <w:tblPr>
       <w:tblStyleRowBandSize w:val="1"/>
       <w:tblStyleColBandSize w:val="1"/>
@@ -14355,7 +13637,7 @@
       <w:spacing w:after="0" w:line="240" w:lineRule="auto"/>
     </w:pPr>
     <w:rPr>
-      <w:rFonts w:asciiTheme="majorHAnsi" w:eastAsiaTheme="majorEastAsia" w:hAnsiTheme="majorHAnsi" w:cstheme="majorBidi"/>
+      <w:rFonts w:ascii="仿宋" w:hAnsi="仿宋" w:eastAsia="仿宋" w:cs="仿宋"/>
       <w:color w:val="000000" w:themeColor="text1"/>
     </w:rPr>
     <w:tblPr>
@@ -14480,7 +13762,7 @@
       <w:spacing w:after="0" w:line="240" w:lineRule="auto"/>
     </w:pPr>
     <w:rPr>
-      <w:rFonts w:asciiTheme="majorHAnsi" w:eastAsiaTheme="majorEastAsia" w:hAnsiTheme="majorHAnsi" w:cstheme="majorBidi"/>
+      <w:rFonts w:ascii="仿宋" w:hAnsi="仿宋" w:eastAsia="仿宋" w:cs="仿宋"/>
       <w:color w:val="000000" w:themeColor="text1"/>
     </w:rPr>
     <w:tblPr>
@@ -14605,7 +13887,7 @@
       <w:spacing w:after="0" w:line="240" w:lineRule="auto"/>
     </w:pPr>
     <w:rPr>
-      <w:rFonts w:asciiTheme="majorHAnsi" w:eastAsiaTheme="majorEastAsia" w:hAnsiTheme="majorHAnsi" w:cstheme="majorBidi"/>
+      <w:rFonts w:ascii="仿宋" w:hAnsi="仿宋" w:eastAsia="仿宋" w:cs="仿宋"/>
       <w:color w:val="000000" w:themeColor="text1"/>
     </w:rPr>
     <w:tblPr>
@@ -14730,7 +14012,7 @@
       <w:spacing w:after="0" w:line="240" w:lineRule="auto"/>
     </w:pPr>
     <w:rPr>
-      <w:rFonts w:asciiTheme="majorHAnsi" w:eastAsiaTheme="majorEastAsia" w:hAnsiTheme="majorHAnsi" w:cstheme="majorBidi"/>
+      <w:rFonts w:ascii="仿宋" w:hAnsi="仿宋" w:eastAsia="仿宋" w:cs="仿宋"/>
       <w:color w:val="000000" w:themeColor="text1"/>
     </w:rPr>
     <w:tblPr>
@@ -14855,7 +14137,7 @@
       <w:spacing w:after="0" w:line="240" w:lineRule="auto"/>
     </w:pPr>
     <w:rPr>
-      <w:rFonts w:asciiTheme="majorHAnsi" w:eastAsiaTheme="majorEastAsia" w:hAnsiTheme="majorHAnsi" w:cstheme="majorBidi"/>
+      <w:rFonts w:ascii="仿宋" w:hAnsi="仿宋" w:eastAsia="仿宋" w:cs="仿宋"/>
       <w:color w:val="000000" w:themeColor="text1"/>
     </w:rPr>
     <w:tblPr>
@@ -14980,7 +14262,7 @@
       <w:spacing w:after="0" w:line="240" w:lineRule="auto"/>
     </w:pPr>
     <w:rPr>
-      <w:rFonts w:asciiTheme="majorHAnsi" w:eastAsiaTheme="majorEastAsia" w:hAnsiTheme="majorHAnsi" w:cstheme="majorBidi"/>
+      <w:rFonts w:ascii="仿宋" w:hAnsi="仿宋" w:eastAsia="仿宋" w:cs="仿宋"/>
       <w:color w:val="000000" w:themeColor="text1"/>
     </w:rPr>
     <w:tblPr>
@@ -15105,7 +14387,7 @@
       <w:spacing w:after="0" w:line="240" w:lineRule="auto"/>
     </w:pPr>
     <w:rPr>
-      <w:rFonts w:asciiTheme="majorHAnsi" w:eastAsiaTheme="majorEastAsia" w:hAnsiTheme="majorHAnsi" w:cstheme="majorBidi"/>
+      <w:rFonts w:ascii="仿宋" w:hAnsi="仿宋" w:eastAsia="仿宋" w:cs="仿宋"/>
       <w:color w:val="000000" w:themeColor="text1"/>
     </w:rPr>
     <w:tblPr>
@@ -15229,6 +14511,9 @@
     <w:pPr>
       <w:spacing w:after="0" w:line="240" w:lineRule="auto"/>
     </w:pPr>
+    <w:rPr>
+      <w:rFonts w:ascii="仿宋" w:hAnsi="仿宋" w:eastAsia="仿宋" w:cs="仿宋"/>
+    </w:rPr>
     <w:tblPr>
       <w:tblStyleRowBandSize w:val="1"/>
       <w:tblStyleColBandSize w:val="1"/>
@@ -15370,6 +14655,9 @@
     <w:pPr>
       <w:spacing w:after="0" w:line="240" w:lineRule="auto"/>
     </w:pPr>
+    <w:rPr>
+      <w:rFonts w:ascii="仿宋" w:hAnsi="仿宋" w:eastAsia="仿宋" w:cs="仿宋"/>
+    </w:rPr>
     <w:tblPr>
       <w:tblStyleRowBandSize w:val="1"/>
       <w:tblStyleColBandSize w:val="1"/>
@@ -15511,6 +14799,9 @@
     <w:pPr>
       <w:spacing w:after="0" w:line="240" w:lineRule="auto"/>
     </w:pPr>
+    <w:rPr>
+      <w:rFonts w:ascii="仿宋" w:hAnsi="仿宋" w:eastAsia="仿宋" w:cs="仿宋"/>
+    </w:rPr>
     <w:tblPr>
       <w:tblStyleRowBandSize w:val="1"/>
       <w:tblStyleColBandSize w:val="1"/>
@@ -15652,6 +14943,9 @@
     <w:pPr>
       <w:spacing w:after="0" w:line="240" w:lineRule="auto"/>
     </w:pPr>
+    <w:rPr>
+      <w:rFonts w:ascii="仿宋" w:hAnsi="仿宋" w:eastAsia="仿宋" w:cs="仿宋"/>
+    </w:rPr>
     <w:tblPr>
       <w:tblStyleRowBandSize w:val="1"/>
       <w:tblStyleColBandSize w:val="1"/>
@@ -15793,6 +15087,9 @@
     <w:pPr>
       <w:spacing w:after="0" w:line="240" w:lineRule="auto"/>
     </w:pPr>
+    <w:rPr>
+      <w:rFonts w:ascii="仿宋" w:hAnsi="仿宋" w:eastAsia="仿宋" w:cs="仿宋"/>
+    </w:rPr>
     <w:tblPr>
       <w:tblStyleRowBandSize w:val="1"/>
       <w:tblStyleColBandSize w:val="1"/>
@@ -15934,6 +15231,9 @@
     <w:pPr>
       <w:spacing w:after="0" w:line="240" w:lineRule="auto"/>
     </w:pPr>
+    <w:rPr>
+      <w:rFonts w:ascii="仿宋" w:hAnsi="仿宋" w:eastAsia="仿宋" w:cs="仿宋"/>
+    </w:rPr>
     <w:tblPr>
       <w:tblStyleRowBandSize w:val="1"/>
       <w:tblStyleColBandSize w:val="1"/>
@@ -16075,6 +15375,9 @@
     <w:pPr>
       <w:spacing w:after="0" w:line="240" w:lineRule="auto"/>
     </w:pPr>
+    <w:rPr>
+      <w:rFonts w:ascii="仿宋" w:hAnsi="仿宋" w:eastAsia="仿宋" w:cs="仿宋"/>
+    </w:rPr>
     <w:tblPr>
       <w:tblStyleRowBandSize w:val="1"/>
       <w:tblStyleColBandSize w:val="1"/>
@@ -16217,6 +15520,7 @@
       <w:spacing w:after="0" w:line="240" w:lineRule="auto"/>
     </w:pPr>
     <w:rPr>
+      <w:rFonts w:ascii="仿宋" w:hAnsi="仿宋" w:eastAsia="仿宋" w:cs="仿宋"/>
       <w:color w:val="FFFFFF" w:themeColor="background1"/>
     </w:rPr>
     <w:tblPr>
@@ -16331,6 +15635,7 @@
       <w:spacing w:after="0" w:line="240" w:lineRule="auto"/>
     </w:pPr>
     <w:rPr>
+      <w:rFonts w:ascii="仿宋" w:hAnsi="仿宋" w:eastAsia="仿宋" w:cs="仿宋"/>
       <w:color w:val="FFFFFF" w:themeColor="background1"/>
     </w:rPr>
     <w:tblPr>
@@ -16445,6 +15750,7 @@
       <w:spacing w:after="0" w:line="240" w:lineRule="auto"/>
     </w:pPr>
     <w:rPr>
+      <w:rFonts w:ascii="仿宋" w:hAnsi="仿宋" w:eastAsia="仿宋" w:cs="仿宋"/>
       <w:color w:val="FFFFFF" w:themeColor="background1"/>
     </w:rPr>
     <w:tblPr>
@@ -16559,6 +15865,7 @@
       <w:spacing w:after="0" w:line="240" w:lineRule="auto"/>
     </w:pPr>
     <w:rPr>
+      <w:rFonts w:ascii="仿宋" w:hAnsi="仿宋" w:eastAsia="仿宋" w:cs="仿宋"/>
       <w:color w:val="FFFFFF" w:themeColor="background1"/>
     </w:rPr>
     <w:tblPr>
@@ -16673,6 +15980,7 @@
       <w:spacing w:after="0" w:line="240" w:lineRule="auto"/>
     </w:pPr>
     <w:rPr>
+      <w:rFonts w:ascii="仿宋" w:hAnsi="仿宋" w:eastAsia="仿宋" w:cs="仿宋"/>
       <w:color w:val="FFFFFF" w:themeColor="background1"/>
     </w:rPr>
     <w:tblPr>
@@ -16787,6 +16095,7 @@
       <w:spacing w:after="0" w:line="240" w:lineRule="auto"/>
     </w:pPr>
     <w:rPr>
+      <w:rFonts w:ascii="仿宋" w:hAnsi="仿宋" w:eastAsia="仿宋" w:cs="仿宋"/>
       <w:color w:val="FFFFFF" w:themeColor="background1"/>
     </w:rPr>
     <w:tblPr>
@@ -16901,6 +16210,7 @@
       <w:spacing w:after="0" w:line="240" w:lineRule="auto"/>
     </w:pPr>
     <w:rPr>
+      <w:rFonts w:ascii="仿宋" w:hAnsi="仿宋" w:eastAsia="仿宋" w:cs="仿宋"/>
       <w:color w:val="FFFFFF" w:themeColor="background1"/>
     </w:rPr>
     <w:tblPr>
@@ -17015,6 +16325,7 @@
       <w:spacing w:after="0" w:line="240" w:lineRule="auto"/>
     </w:pPr>
     <w:rPr>
+      <w:rFonts w:ascii="仿宋" w:hAnsi="仿宋" w:eastAsia="仿宋" w:cs="仿宋"/>
       <w:color w:val="000000" w:themeColor="text1"/>
     </w:rPr>
     <w:tblPr>
@@ -17137,6 +16448,7 @@
       <w:spacing w:after="0" w:line="240" w:lineRule="auto"/>
     </w:pPr>
     <w:rPr>
+      <w:rFonts w:ascii="仿宋" w:hAnsi="仿宋" w:eastAsia="仿宋" w:cs="仿宋"/>
       <w:color w:val="000000" w:themeColor="text1"/>
     </w:rPr>
     <w:tblPr>
@@ -17259,6 +16571,7 @@
       <w:spacing w:after="0" w:line="240" w:lineRule="auto"/>
     </w:pPr>
     <w:rPr>
+      <w:rFonts w:ascii="仿宋" w:hAnsi="仿宋" w:eastAsia="仿宋" w:cs="仿宋"/>
       <w:color w:val="000000" w:themeColor="text1"/>
     </w:rPr>
     <w:tblPr>
@@ -17381,6 +16694,7 @@
       <w:spacing w:after="0" w:line="240" w:lineRule="auto"/>
     </w:pPr>
     <w:rPr>
+      <w:rFonts w:ascii="仿宋" w:hAnsi="仿宋" w:eastAsia="仿宋" w:cs="仿宋"/>
       <w:color w:val="000000" w:themeColor="text1"/>
     </w:rPr>
     <w:tblPr>
@@ -17493,6 +16807,7 @@
       <w:spacing w:after="0" w:line="240" w:lineRule="auto"/>
     </w:pPr>
     <w:rPr>
+      <w:rFonts w:ascii="仿宋" w:hAnsi="仿宋" w:eastAsia="仿宋" w:cs="仿宋"/>
       <w:color w:val="000000" w:themeColor="text1"/>
     </w:rPr>
     <w:tblPr>
@@ -17615,6 +16930,7 @@
       <w:spacing w:after="0" w:line="240" w:lineRule="auto"/>
     </w:pPr>
     <w:rPr>
+      <w:rFonts w:ascii="仿宋" w:hAnsi="仿宋" w:eastAsia="仿宋" w:cs="仿宋"/>
       <w:color w:val="000000" w:themeColor="text1"/>
     </w:rPr>
     <w:tblPr>
@@ -17737,6 +17053,7 @@
       <w:spacing w:after="0" w:line="240" w:lineRule="auto"/>
     </w:pPr>
     <w:rPr>
+      <w:rFonts w:ascii="仿宋" w:hAnsi="仿宋" w:eastAsia="仿宋" w:cs="仿宋"/>
       <w:color w:val="000000" w:themeColor="text1"/>
     </w:rPr>
     <w:tblPr>
@@ -17859,6 +17176,7 @@
       <w:spacing w:after="0" w:line="240" w:lineRule="auto"/>
     </w:pPr>
     <w:rPr>
+      <w:rFonts w:ascii="仿宋" w:hAnsi="仿宋" w:eastAsia="仿宋" w:cs="仿宋"/>
       <w:color w:val="000000" w:themeColor="text1"/>
     </w:rPr>
     <w:tblPr>
@@ -17945,6 +17263,7 @@
       <w:spacing w:after="0" w:line="240" w:lineRule="auto"/>
     </w:pPr>
     <w:rPr>
+      <w:rFonts w:ascii="仿宋" w:hAnsi="仿宋" w:eastAsia="仿宋" w:cs="仿宋"/>
       <w:color w:val="000000" w:themeColor="text1"/>
     </w:rPr>
     <w:tblPr>
@@ -18031,6 +17350,7 @@
       <w:spacing w:after="0" w:line="240" w:lineRule="auto"/>
     </w:pPr>
     <w:rPr>
+      <w:rFonts w:ascii="仿宋" w:hAnsi="仿宋" w:eastAsia="仿宋" w:cs="仿宋"/>
       <w:color w:val="000000" w:themeColor="text1"/>
     </w:rPr>
     <w:tblPr>
@@ -18117,6 +17437,7 @@
       <w:spacing w:after="0" w:line="240" w:lineRule="auto"/>
     </w:pPr>
     <w:rPr>
+      <w:rFonts w:ascii="仿宋" w:hAnsi="仿宋" w:eastAsia="仿宋" w:cs="仿宋"/>
       <w:color w:val="000000" w:themeColor="text1"/>
     </w:rPr>
     <w:tblPr>
@@ -18203,6 +17524,7 @@
       <w:spacing w:after="0" w:line="240" w:lineRule="auto"/>
     </w:pPr>
     <w:rPr>
+      <w:rFonts w:ascii="仿宋" w:hAnsi="仿宋" w:eastAsia="仿宋" w:cs="仿宋"/>
       <w:color w:val="000000" w:themeColor="text1"/>
     </w:rPr>
     <w:tblPr>
@@ -18289,6 +17611,7 @@
       <w:spacing w:after="0" w:line="240" w:lineRule="auto"/>
     </w:pPr>
     <w:rPr>
+      <w:rFonts w:ascii="仿宋" w:hAnsi="仿宋" w:eastAsia="仿宋" w:cs="仿宋"/>
       <w:color w:val="000000" w:themeColor="text1"/>
     </w:rPr>
     <w:tblPr>
@@ -18375,6 +17698,7 @@
       <w:spacing w:after="0" w:line="240" w:lineRule="auto"/>
     </w:pPr>
     <w:rPr>
+      <w:rFonts w:ascii="仿宋" w:hAnsi="仿宋" w:eastAsia="仿宋" w:cs="仿宋"/>
       <w:color w:val="000000" w:themeColor="text1"/>
     </w:rPr>
     <w:tblPr>
@@ -18461,6 +17785,7 @@
       <w:spacing w:after="0" w:line="240" w:lineRule="auto"/>
     </w:pPr>
     <w:rPr>
+      <w:rFonts w:ascii="仿宋" w:hAnsi="仿宋" w:eastAsia="仿宋" w:cs="仿宋"/>
       <w:color w:val="000000" w:themeColor="text1"/>
     </w:rPr>
     <w:tblPr>
@@ -18541,6 +17866,7 @@
       <w:spacing w:after="0" w:line="240" w:lineRule="auto"/>
     </w:pPr>
     <w:rPr>
+      <w:rFonts w:ascii="仿宋" w:hAnsi="仿宋" w:eastAsia="仿宋" w:cs="仿宋"/>
       <w:color w:val="000000" w:themeColor="text1"/>
     </w:rPr>
     <w:tblPr>
@@ -18621,6 +17947,7 @@
       <w:spacing w:after="0" w:line="240" w:lineRule="auto"/>
     </w:pPr>
     <w:rPr>
+      <w:rFonts w:ascii="仿宋" w:hAnsi="仿宋" w:eastAsia="仿宋" w:cs="仿宋"/>
       <w:color w:val="000000" w:themeColor="text1"/>
     </w:rPr>
     <w:tblPr>
@@ -18701,6 +18028,7 @@
       <w:spacing w:after="0" w:line="240" w:lineRule="auto"/>
     </w:pPr>
     <w:rPr>
+      <w:rFonts w:ascii="仿宋" w:hAnsi="仿宋" w:eastAsia="仿宋" w:cs="仿宋"/>
       <w:color w:val="000000" w:themeColor="text1"/>
     </w:rPr>
     <w:tblPr>
@@ -18781,6 +18109,7 @@
       <w:spacing w:after="0" w:line="240" w:lineRule="auto"/>
     </w:pPr>
     <w:rPr>
+      <w:rFonts w:ascii="仿宋" w:hAnsi="仿宋" w:eastAsia="仿宋" w:cs="仿宋"/>
       <w:color w:val="000000" w:themeColor="text1"/>
     </w:rPr>
     <w:tblPr>
@@ -18861,6 +18190,7 @@
       <w:spacing w:after="0" w:line="240" w:lineRule="auto"/>
     </w:pPr>
     <w:rPr>
+      <w:rFonts w:ascii="仿宋" w:hAnsi="仿宋" w:eastAsia="仿宋" w:cs="仿宋"/>
       <w:color w:val="000000" w:themeColor="text1"/>
     </w:rPr>
     <w:tblPr>
@@ -18941,6 +18271,7 @@
       <w:spacing w:after="0" w:line="240" w:lineRule="auto"/>
     </w:pPr>
     <w:rPr>
+      <w:rFonts w:ascii="仿宋" w:hAnsi="仿宋" w:eastAsia="仿宋" w:cs="仿宋"/>
       <w:color w:val="000000" w:themeColor="text1"/>
     </w:rPr>
     <w:tblPr>
@@ -19011,6 +18342,62 @@
         <w:shd w:val="clear" w:color="auto" w:fill="FBCAA2" w:themeFill="accent6" w:themeFillTint="7F"/>
       </w:tcPr>
     </w:tblStylePr>
+  </w:style>
+  <w:style w:type="paragraph" w:customStyle="1" w:styleId="ReportTable">
+    <w:name w:val="Report Table"/>
+    <w:basedOn w:val="Normal"/>
+    <w:pPr>
+      <w:spacing w:after="0" w:line="276" w:lineRule="auto"/>
+    </w:pPr>
+    <w:rPr>
+      <w:rFonts w:ascii="仿宋" w:hAnsi="仿宋" w:eastAsia="仿宋" w:cs="仿宋"/>
+      <w:b w:val="0"/>
+      <w:i w:val="0"/>
+      <w:color w:val="000000"/>
+      <w:sz w:val="21"/>
+    </w:rPr>
+  </w:style>
+  <w:style w:type="paragraph" w:customStyle="1" w:styleId="ReportTableHeader">
+    <w:name w:val="Report Table Header"/>
+    <w:basedOn w:val="Normal"/>
+    <w:pPr>
+      <w:spacing w:after="0" w:line="276" w:lineRule="auto"/>
+    </w:pPr>
+    <w:rPr>
+      <w:rFonts w:ascii="仿宋" w:hAnsi="仿宋" w:eastAsia="仿宋" w:cs="仿宋"/>
+      <w:b/>
+      <w:i w:val="0"/>
+      <w:color w:val="000000"/>
+      <w:sz w:val="21"/>
+    </w:rPr>
+  </w:style>
+  <w:style w:type="paragraph" w:customStyle="1" w:styleId="ReportCode">
+    <w:name w:val="Report Code"/>
+    <w:basedOn w:val="Normal"/>
+    <w:pPr>
+      <w:spacing w:after="0" w:line="276" w:lineRule="auto"/>
+    </w:pPr>
+    <w:rPr>
+      <w:rFonts w:ascii="仿宋" w:hAnsi="仿宋" w:eastAsia="仿宋" w:cs="仿宋"/>
+      <w:b w:val="0"/>
+      <w:i w:val="0"/>
+      <w:color w:val="000000"/>
+      <w:sz w:val="21"/>
+    </w:rPr>
+  </w:style>
+  <w:style w:type="paragraph" w:customStyle="1" w:styleId="ReportSpacer">
+    <w:name w:val="Report Spacer"/>
+    <w:basedOn w:val="Normal"/>
+    <w:pPr>
+      <w:spacing w:after="0" w:line="240" w:lineRule="auto"/>
+    </w:pPr>
+    <w:rPr>
+      <w:rFonts w:ascii="仿宋" w:hAnsi="仿宋" w:eastAsia="仿宋" w:cs="仿宋"/>
+      <w:b w:val="0"/>
+      <w:i w:val="0"/>
+      <w:color w:val="000000"/>
+      <w:sz w:val="8"/>
+    </w:rPr>
   </w:style>
 </w:styles>
 </file>

--- a/docs/S-DES实验报告.docx
+++ b/docs/S-DES实验报告.docx
@@ -521,7 +521,7 @@
               <w:pStyle w:val="ReportTable"/>
             </w:pPr>
             <w:r>
-              <w:t>C++11，MinGW GCC 4.9.2</w:t>
+              <w:t>C++11，MinGW GCC 13.1.0</w:t>
             </w:r>
           </w:p>
         </w:tc>
@@ -1223,7 +1223,7 @@
         <w:jc w:val="both"/>
       </w:pPr>
       <w:r>
-        <w:t>主密钥先经过 P10，分为两个 5 位半部。每个半部循环左移 1 位，合并后经 P8 得到 K1；在刚才的结果上继续循环左移 2 位，再经 P8 得到 K2。因此，生成 K2 时相对最初的半部共左移了 3 位。</w:t>
+        <w:t>主密钥先经过 P10，分为两个 5 位半部。两个子密钥均从这两个半部生成：分别循环左移 1 位，合并后经 P8 得到 K1；分别循环左移 2 位，合并后经 P8 得到 K2。密钥扩展为 Ki = P8(Shift^i(P10(K)))，i = 1, 2。</w:t>
       </w:r>
     </w:p>
     <w:p>
@@ -1646,7 +1646,7 @@
         <w:jc w:val="both"/>
       </w:pPr>
       <w:r>
-        <w:t>在分组加解密页输入明文 11010111 和密钥 1010000010，选择加密模式并运行。结果为 10001100；将该结果用作输入后切换到解密模式，输出恢复为 11010111。</w:t>
+        <w:t>在分组加解密页输入明文 11010111 和密钥 1010000010，选择加密模式并运行。结果为 11101000；将该结果用作输入后切换到解密模式，输出恢复为 11010111。</w:t>
       </w:r>
     </w:p>
     <w:p>
@@ -1890,7 +1890,7 @@
               <w:pStyle w:val="ReportTable"/>
             </w:pPr>
             <w:r>
-              <w:t>10001100</w:t>
+              <w:t>11101000</w:t>
             </w:r>
           </w:p>
         </w:tc>
@@ -1935,7 +1935,7 @@
               <w:pStyle w:val="ReportTable"/>
             </w:pPr>
             <w:r>
-              <w:t>10001100</w:t>
+              <w:t>11101000</w:t>
             </w:r>
           </w:p>
         </w:tc>
@@ -2001,7 +2001,7 @@
         <w:jc w:val="both"/>
       </w:pPr>
       <w:r>
-        <w:t>自动测试通过 20 项算法与边界检查，以及 28 项界面检查。界面检查覆盖加解密、结果复用、格式转换、搜索线程、导航和最小窗口尺寸。</w:t>
+        <w:t>自动测试通过 21 项算法与边界检查，以及 28 项界面检查。界面检查覆盖加解密、结果复用、格式转换、搜索线程、导航和最小窗口尺寸。</w:t>
       </w:r>
     </w:p>
     <w:p>
@@ -2019,7 +2019,7 @@
         <w:jc w:val="both"/>
       </w:pPr>
       <w:r>
-        <w:t>下表展开同一测试向量的中间步骤，用于核对位序、累积移位和两轮子密钥的使用顺序。</w:t>
+        <w:t>下表展开同一测试向量的中间步骤，用于核对位序、子密钥生成和两轮运算。异或记为 ⊕：相同两位得到 0，不同两位得到 1。轮函数先计算 EP(R) ⊕ K，再将 S-box 输出经 P4 后与左半部异或。</w:t>
       </w:r>
     </w:p>
     <w:tbl>
@@ -2244,7 +2244,7 @@
               <w:pStyle w:val="ReportTable"/>
             </w:pPr>
             <w:r>
-              <w:t>继续左移 2 位后的两半拼接</w:t>
+              <w:t>P10 两半左移 2 位后的拼接</w:t>
             </w:r>
           </w:p>
         </w:tc>
@@ -2264,7 +2264,7 @@
               <w:pStyle w:val="ReportTable"/>
             </w:pPr>
             <w:r>
-              <w:t>0010000011</w:t>
+              <w:t>0001010001</w:t>
             </w:r>
           </w:p>
         </w:tc>
@@ -2309,7 +2309,7 @@
               <w:pStyle w:val="ReportTable"/>
             </w:pPr>
             <w:r>
-              <w:t>01000011</w:t>
+              <w:t>10010010</w:t>
             </w:r>
           </w:p>
         </w:tc>
@@ -2534,7 +2534,7 @@
               <w:pStyle w:val="ReportTable"/>
             </w:pPr>
             <w:r>
-              <w:t>00010100 / 01010111</w:t>
+              <w:t>00010100 / 10000110</w:t>
             </w:r>
           </w:p>
         </w:tc>
@@ -2579,7 +2579,7 @@
               <w:pStyle w:val="ReportTable"/>
             </w:pPr>
             <w:r>
-              <w:t>01 / 00 / 1000</w:t>
+              <w:t>00 / 11 / 0110</w:t>
             </w:r>
           </w:p>
         </w:tc>
@@ -2624,7 +2624,7 @@
               <w:pStyle w:val="ReportTable"/>
             </w:pPr>
             <w:r>
-              <w:t>01010010 / 10001100</w:t>
+              <w:t>10110010 / 11101000</w:t>
             </w:r>
           </w:p>
         </w:tc>
@@ -2709,7 +2709,7 @@
         <w:jc w:val="both"/>
       </w:pPr>
       <w:r>
-        <w:t>Python 版本使用整数位运算，C++ 版本使用字符串置换。两者采用相同的置换表、S-box 和累积移位顺序。测试先比较两种实现对同一明文、同一密钥的加密结果，再把 Python 生成的密文交给 C++ 解密。</w:t>
+        <w:t>Python 版本使用整数位运算，C++ 版本使用字符串置换。两者采用相同的置换表、S-box 和子密钥生成方式。测试先比较两种实现对同一明文、同一密钥的加密结果，再把 Python 生成的密文交给 C++ 解密。</w:t>
       </w:r>
     </w:p>
     <w:tbl>
@@ -2991,7 +2991,7 @@
               <w:pStyle w:val="ReportTable"/>
             </w:pPr>
             <w:r>
-              <w:t>Python 64 位 / C++ i686</w:t>
+              <w:t>Python / C++ 均为 64 位</w:t>
             </w:r>
           </w:p>
         </w:tc>
@@ -3162,7 +3162,7 @@
               <w:pStyle w:val="ReportTable"/>
             </w:pPr>
             <w:r>
-              <w:t>00001110</w:t>
+              <w:t>01101010</w:t>
             </w:r>
           </w:p>
         </w:tc>
@@ -3182,7 +3182,7 @@
               <w:pStyle w:val="ReportTable"/>
             </w:pPr>
             <w:r>
-              <w:t>00001110</w:t>
+              <w:t>01101010</w:t>
             </w:r>
           </w:p>
         </w:tc>
@@ -3247,7 +3247,7 @@
               <w:pStyle w:val="ReportTable"/>
             </w:pPr>
             <w:r>
-              <w:t>10000001</w:t>
+              <w:t>01000101</w:t>
             </w:r>
           </w:p>
         </w:tc>
@@ -3267,7 +3267,7 @@
               <w:pStyle w:val="ReportTable"/>
             </w:pPr>
             <w:r>
-              <w:t>10000001</w:t>
+              <w:t>01000101</w:t>
             </w:r>
           </w:p>
         </w:tc>
@@ -3332,7 +3332,7 @@
               <w:pStyle w:val="ReportTable"/>
             </w:pPr>
             <w:r>
-              <w:t>00010101</w:t>
+              <w:t>10010001</w:t>
             </w:r>
           </w:p>
         </w:tc>
@@ -3352,7 +3352,7 @@
               <w:pStyle w:val="ReportTable"/>
             </w:pPr>
             <w:r>
-              <w:t>00010101</w:t>
+              <w:t>10010001</w:t>
             </w:r>
           </w:p>
         </w:tc>
@@ -3417,7 +3417,7 @@
               <w:pStyle w:val="ReportTable"/>
             </w:pPr>
             <w:r>
-              <w:t>11000001</w:t>
+              <w:t>00000101</w:t>
             </w:r>
           </w:p>
         </w:tc>
@@ -3437,7 +3437,7 @@
               <w:pStyle w:val="ReportTable"/>
             </w:pPr>
             <w:r>
-              <w:t>11000001</w:t>
+              <w:t>00000101</w:t>
             </w:r>
           </w:p>
         </w:tc>
@@ -3502,7 +3502,7 @@
               <w:pStyle w:val="ReportTable"/>
             </w:pPr>
             <w:r>
-              <w:t>10001101</w:t>
+              <w:t>00001001</w:t>
             </w:r>
           </w:p>
         </w:tc>
@@ -3522,7 +3522,7 @@
               <w:pStyle w:val="ReportTable"/>
             </w:pPr>
             <w:r>
-              <w:t>10001101</w:t>
+              <w:t>00001001</w:t>
             </w:r>
           </w:p>
         </w:tc>
@@ -3587,7 +3587,7 @@
               <w:pStyle w:val="ReportTable"/>
             </w:pPr>
             <w:r>
-              <w:t>10001100</w:t>
+              <w:t>11101000</w:t>
             </w:r>
           </w:p>
         </w:tc>
@@ -3607,7 +3607,7 @@
               <w:pStyle w:val="ReportTable"/>
             </w:pPr>
             <w:r>
-              <w:t>10001100</w:t>
+              <w:t>11101000</w:t>
             </w:r>
           </w:p>
         </w:tc>
@@ -3672,7 +3672,7 @@
               <w:pStyle w:val="ReportTable"/>
             </w:pPr>
             <w:r>
-              <w:t>11101010</w:t>
+              <w:t>10001110</w:t>
             </w:r>
           </w:p>
         </w:tc>
@@ -3692,7 +3692,7 @@
               <w:pStyle w:val="ReportTable"/>
             </w:pPr>
             <w:r>
-              <w:t>11101010</w:t>
+              <w:t>10001110</w:t>
             </w:r>
           </w:p>
         </w:tc>
@@ -3737,7 +3737,7 @@
         <w:jc w:val="both"/>
       </w:pPr>
       <w:r>
-        <w:t>与其他小组同学进行交叉测试，各项测试均通过。同一明文和密钥的加密结果一致，交换密文后能够解密恢复原文。</w:t>
+        <w:t>此前与其他小组同学进行的交叉测试均通过。本次修正子密钥生成后，测试向量已重新导出；修正版的外组互验结果待补充。</w:t>
       </w:r>
     </w:p>
     <w:tbl>
@@ -3802,7 +3802,7 @@
               <w:pStyle w:val="ReportTableHeader"/>
             </w:pPr>
             <w:r>
-              <w:t>结果</w:t>
+              <w:t>修正版结果</w:t>
             </w:r>
           </w:p>
         </w:tc>
@@ -3847,7 +3847,7 @@
               <w:pStyle w:val="ReportTable"/>
             </w:pPr>
             <w:r>
-              <w:t>通过</w:t>
+              <w:t>待互验</w:t>
             </w:r>
           </w:p>
         </w:tc>
@@ -3892,7 +3892,7 @@
               <w:pStyle w:val="ReportTable"/>
             </w:pPr>
             <w:r>
-              <w:t>通过</w:t>
+              <w:t>待互验</w:t>
             </w:r>
           </w:p>
         </w:tc>
@@ -4149,7 +4149,7 @@
               <w:pStyle w:val="ReportTable"/>
             </w:pPr>
             <w:r>
-              <w:t>C4 F8 0D 0D 2F 99 62 4F 36 5F 50 4F 29</w:t>
+              <w:t>E4 5C 89 89 AB DD C2 CB 56 9B 30 CB AD</w:t>
             </w:r>
           </w:p>
         </w:tc>
@@ -4194,7 +4194,7 @@
               <w:pStyle w:val="ReportTable"/>
             </w:pPr>
             <w:r>
-              <w:t>xPgNDS+ZYk82X1BPKQ==</w:t>
+              <w:t>5FyJiavdwstWmzDLrQ==</w:t>
             </w:r>
           </w:p>
         </w:tc>
@@ -4256,7 +4256,7 @@
         <w:jc w:val="both"/>
       </w:pPr>
       <w:r>
-        <w:t>密文中包含 C4、F8 等超出 ASCII 范围的字节，也包含 0D 等控制字符。界面提供 Hex、Base64 和转义字节三种表示，切换格式时转换的是同一组密文字节。</w:t>
+        <w:t>密文中包含 E4、89 等超出 ASCII 范围的字节，不能直接作为 ASCII 文本显示。界面提供 Hex、Base64 和转义字节三种表示，切换格式时转换的是同一组密文字节。</w:t>
       </w:r>
     </w:p>
     <w:p>
@@ -4292,7 +4292,7 @@
         <w:jc w:val="both"/>
       </w:pPr>
       <w:r>
-        <w:t>先输入明文 11010111、密文 10001100。搜索得到 0110000000、1010000010 和 1011001010 三把密钥，原始密钥 1010000010 包含在候选中。</w:t>
+        <w:t>先输入明文 11010111、密文 11101000。搜索得到 6 把密钥：0010110100、0110110100、1001011011、1010000010、1101011011、1110000010。原始密钥 1010000010 包含在候选中。</w:t>
       </w:r>
     </w:p>
     <w:p>
@@ -4351,7 +4351,7 @@
         <w:jc w:val="both"/>
       </w:pPr>
       <w:r>
-        <w:t>保持密钥不变，逐步增加不同明文对应的密文。候选数从 3 缩小到 1，五组输入见下表。</w:t>
+        <w:t>保持密钥不变，逐步增加不同明文对应的密文。候选数从 6 缩小到 2，2 组输入见下表。</w:t>
       </w:r>
     </w:p>
     <w:tbl>
@@ -4525,7 +4525,7 @@
               <w:pStyle w:val="ReportTable"/>
             </w:pPr>
             <w:r>
-              <w:t>10001100</w:t>
+              <w:t>11101000</w:t>
             </w:r>
           </w:p>
         </w:tc>
@@ -4545,7 +4545,7 @@
               <w:pStyle w:val="ReportTable"/>
             </w:pPr>
             <w:r>
-              <w:t>3</w:t>
+              <w:t>6</w:t>
             </w:r>
           </w:p>
         </w:tc>
@@ -4610,7 +4610,7 @@
               <w:pStyle w:val="ReportTable"/>
             </w:pPr>
             <w:r>
-              <w:t>00001110</w:t>
+              <w:t>01101010</w:t>
             </w:r>
           </w:p>
         </w:tc>
@@ -4631,261 +4631,6 @@
             </w:pPr>
             <w:r>
               <w:t>2</w:t>
-            </w:r>
-          </w:p>
-        </w:tc>
-      </w:tr>
-      <w:tr>
-        <w:trPr>
-          <w:cantSplit/>
-        </w:trPr>
-        <w:tc>
-          <w:tcPr>
-            <w:tcW w:type="dxa" w:w="1701"/>
-            <w:vAlign w:val="center"/>
-            <w:tcMar>
-              <w:top w:w="40" w:type="dxa"/>
-              <w:left w:w="40" w:type="dxa"/>
-              <w:bottom w:w="40" w:type="dxa"/>
-              <w:right w:w="40" w:type="dxa"/>
-            </w:tcMar>
-          </w:tcPr>
-          <w:p>
-            <w:pPr>
-              <w:pStyle w:val="ReportTable"/>
-            </w:pPr>
-            <w:r>
-              <w:t>3</w:t>
-            </w:r>
-          </w:p>
-        </w:tc>
-        <w:tc>
-          <w:tcPr>
-            <w:tcW w:type="dxa" w:w="2551"/>
-            <w:vAlign w:val="center"/>
-            <w:tcMar>
-              <w:top w:w="40" w:type="dxa"/>
-              <w:left w:w="40" w:type="dxa"/>
-              <w:bottom w:w="40" w:type="dxa"/>
-              <w:right w:w="40" w:type="dxa"/>
-            </w:tcMar>
-          </w:tcPr>
-          <w:p>
-            <w:pPr>
-              <w:pStyle w:val="ReportTable"/>
-            </w:pPr>
-            <w:r>
-              <w:t>00000001</w:t>
-            </w:r>
-          </w:p>
-        </w:tc>
-        <w:tc>
-          <w:tcPr>
-            <w:tcW w:type="dxa" w:w="2551"/>
-            <w:vAlign w:val="center"/>
-            <w:tcMar>
-              <w:top w:w="40" w:type="dxa"/>
-              <w:left w:w="40" w:type="dxa"/>
-              <w:bottom w:w="40" w:type="dxa"/>
-              <w:right w:w="40" w:type="dxa"/>
-            </w:tcMar>
-          </w:tcPr>
-          <w:p>
-            <w:pPr>
-              <w:pStyle w:val="ReportTable"/>
-            </w:pPr>
-            <w:r>
-              <w:t>10000001</w:t>
-            </w:r>
-          </w:p>
-        </w:tc>
-        <w:tc>
-          <w:tcPr>
-            <w:tcW w:type="dxa" w:w="2268"/>
-            <w:vAlign w:val="center"/>
-            <w:tcMar>
-              <w:top w:w="40" w:type="dxa"/>
-              <w:left w:w="40" w:type="dxa"/>
-              <w:bottom w:w="40" w:type="dxa"/>
-              <w:right w:w="40" w:type="dxa"/>
-            </w:tcMar>
-          </w:tcPr>
-          <w:p>
-            <w:pPr>
-              <w:pStyle w:val="ReportTable"/>
-            </w:pPr>
-            <w:r>
-              <w:t>2</w:t>
-            </w:r>
-          </w:p>
-        </w:tc>
-      </w:tr>
-      <w:tr>
-        <w:trPr>
-          <w:cantSplit/>
-        </w:trPr>
-        <w:tc>
-          <w:tcPr>
-            <w:tcW w:type="dxa" w:w="1701"/>
-            <w:vAlign w:val="center"/>
-            <w:tcMar>
-              <w:top w:w="40" w:type="dxa"/>
-              <w:left w:w="40" w:type="dxa"/>
-              <w:bottom w:w="40" w:type="dxa"/>
-              <w:right w:w="40" w:type="dxa"/>
-            </w:tcMar>
-          </w:tcPr>
-          <w:p>
-            <w:pPr>
-              <w:pStyle w:val="ReportTable"/>
-            </w:pPr>
-            <w:r>
-              <w:t>4</w:t>
-            </w:r>
-          </w:p>
-        </w:tc>
-        <w:tc>
-          <w:tcPr>
-            <w:tcW w:type="dxa" w:w="2551"/>
-            <w:vAlign w:val="center"/>
-            <w:tcMar>
-              <w:top w:w="40" w:type="dxa"/>
-              <w:left w:w="40" w:type="dxa"/>
-              <w:bottom w:w="40" w:type="dxa"/>
-              <w:right w:w="40" w:type="dxa"/>
-            </w:tcMar>
-          </w:tcPr>
-          <w:p>
-            <w:pPr>
-              <w:pStyle w:val="ReportTable"/>
-            </w:pPr>
-            <w:r>
-              <w:t>01000001</w:t>
-            </w:r>
-          </w:p>
-        </w:tc>
-        <w:tc>
-          <w:tcPr>
-            <w:tcW w:type="dxa" w:w="2551"/>
-            <w:vAlign w:val="center"/>
-            <w:tcMar>
-              <w:top w:w="40" w:type="dxa"/>
-              <w:left w:w="40" w:type="dxa"/>
-              <w:bottom w:w="40" w:type="dxa"/>
-              <w:right w:w="40" w:type="dxa"/>
-            </w:tcMar>
-          </w:tcPr>
-          <w:p>
-            <w:pPr>
-              <w:pStyle w:val="ReportTable"/>
-            </w:pPr>
-            <w:r>
-              <w:t>00010101</w:t>
-            </w:r>
-          </w:p>
-        </w:tc>
-        <w:tc>
-          <w:tcPr>
-            <w:tcW w:type="dxa" w:w="2268"/>
-            <w:vAlign w:val="center"/>
-            <w:tcMar>
-              <w:top w:w="40" w:type="dxa"/>
-              <w:left w:w="40" w:type="dxa"/>
-              <w:bottom w:w="40" w:type="dxa"/>
-              <w:right w:w="40" w:type="dxa"/>
-            </w:tcMar>
-          </w:tcPr>
-          <w:p>
-            <w:pPr>
-              <w:pStyle w:val="ReportTable"/>
-            </w:pPr>
-            <w:r>
-              <w:t>2</w:t>
-            </w:r>
-          </w:p>
-        </w:tc>
-      </w:tr>
-      <w:tr>
-        <w:trPr>
-          <w:cantSplit/>
-        </w:trPr>
-        <w:tc>
-          <w:tcPr>
-            <w:tcW w:type="dxa" w:w="1701"/>
-            <w:vAlign w:val="center"/>
-            <w:tcMar>
-              <w:top w:w="40" w:type="dxa"/>
-              <w:left w:w="40" w:type="dxa"/>
-              <w:bottom w:w="40" w:type="dxa"/>
-              <w:right w:w="40" w:type="dxa"/>
-            </w:tcMar>
-          </w:tcPr>
-          <w:p>
-            <w:pPr>
-              <w:pStyle w:val="ReportTable"/>
-            </w:pPr>
-            <w:r>
-              <w:t>5</w:t>
-            </w:r>
-          </w:p>
-        </w:tc>
-        <w:tc>
-          <w:tcPr>
-            <w:tcW w:type="dxa" w:w="2551"/>
-            <w:vAlign w:val="center"/>
-            <w:tcMar>
-              <w:top w:w="40" w:type="dxa"/>
-              <w:left w:w="40" w:type="dxa"/>
-              <w:bottom w:w="40" w:type="dxa"/>
-              <w:right w:w="40" w:type="dxa"/>
-            </w:tcMar>
-          </w:tcPr>
-          <w:p>
-            <w:pPr>
-              <w:pStyle w:val="ReportTable"/>
-            </w:pPr>
-            <w:r>
-              <w:t>01010101</w:t>
-            </w:r>
-          </w:p>
-        </w:tc>
-        <w:tc>
-          <w:tcPr>
-            <w:tcW w:type="dxa" w:w="2551"/>
-            <w:vAlign w:val="center"/>
-            <w:tcMar>
-              <w:top w:w="40" w:type="dxa"/>
-              <w:left w:w="40" w:type="dxa"/>
-              <w:bottom w:w="40" w:type="dxa"/>
-              <w:right w:w="40" w:type="dxa"/>
-            </w:tcMar>
-          </w:tcPr>
-          <w:p>
-            <w:pPr>
-              <w:pStyle w:val="ReportTable"/>
-            </w:pPr>
-            <w:r>
-              <w:t>11000001</w:t>
-            </w:r>
-          </w:p>
-        </w:tc>
-        <w:tc>
-          <w:tcPr>
-            <w:tcW w:type="dxa" w:w="2268"/>
-            <w:vAlign w:val="center"/>
-            <w:tcMar>
-              <w:top w:w="40" w:type="dxa"/>
-              <w:left w:w="40" w:type="dxa"/>
-              <w:bottom w:w="40" w:type="dxa"/>
-              <w:right w:w="40" w:type="dxa"/>
-            </w:tcMar>
-          </w:tcPr>
-          <w:p>
-            <w:pPr>
-              <w:pStyle w:val="ReportTable"/>
-            </w:pPr>
-            <w:r>
-              <w:t>1</w:t>
             </w:r>
           </w:p>
         </w:tc>
@@ -4911,7 +4656,7 @@
         <w:jc w:val="both"/>
       </w:pPr>
       <w:r>
-        <w:t>加入五组明密文对后，唯一候选为 1010000010。搜索运行在 Qt 后台线程中，进度和结果通过信号传回主窗口。停止操作返回已检查范围内的候选；相同明文配上两个不同密文时，结果为空。</w:t>
+        <w:t>加入 2 组明密文对后，剩余候选为 1010000010 和 1110000010。两把密钥生成相同的 K1、K2，对全部 256 个明文的加密结果均相同。搜索运行在 Qt 后台线程中；停止操作返回已检查范围内的候选，相互矛盾的已知对得到空结果。</w:t>
       </w:r>
     </w:p>
     <w:p>
@@ -4924,7 +4669,7 @@
         <w:drawing>
           <wp:inline xmlns:a="http://schemas.openxmlformats.org/drawingml/2006/main" xmlns:pic="http://schemas.openxmlformats.org/drawingml/2006/picture">
             <wp:extent cx="5040000" cy="3502372"/>
-            <wp:docPr id="5" name="Picture 5" descr="图5 五组明密文对恢复唯一密钥"/>
+            <wp:docPr id="5" name="Picture 5" descr="图5 多组明密文对的两个等价候选"/>
             <wp:cNvGraphicFramePr>
               <a:graphicFrameLocks noChangeAspect="1"/>
             </wp:cNvGraphicFramePr>
@@ -4961,7 +4706,7 @@
         <w:jc w:val="center"/>
       </w:pPr>
       <w:r>
-        <w:t>图5 五组明密文对恢复唯一密钥</w:t>
+        <w:t>图5 多组明密文对的两个等价候选</w:t>
       </w:r>
     </w:p>
     <w:tbl>
@@ -5071,7 +4816,7 @@
               <w:pStyle w:val="ReportTable"/>
             </w:pPr>
             <w:r>
-              <w:t>8.9953 ms</w:t>
+              <w:t>4.2847 ms</w:t>
             </w:r>
           </w:p>
         </w:tc>
@@ -5096,7 +4841,7 @@
               <w:pStyle w:val="ReportTable"/>
             </w:pPr>
             <w:r>
-              <w:t>GUI 五组明密文对</w:t>
+              <w:t>GUI 2 组明密文对</w:t>
             </w:r>
           </w:p>
         </w:tc>
@@ -5116,7 +4861,7 @@
               <w:pStyle w:val="ReportTable"/>
             </w:pPr>
             <w:r>
-              <w:t>1.6498 ms</w:t>
+              <w:t>1.2029 ms</w:t>
             </w:r>
           </w:p>
         </w:tc>
@@ -5161,7 +4906,7 @@
               <w:pStyle w:val="ReportTable"/>
             </w:pPr>
             <w:r>
-              <w:t>8.2247 ms</w:t>
+              <w:t>4.1060 ms</w:t>
             </w:r>
           </w:p>
         </w:tc>
@@ -5206,7 +4951,7 @@
               <w:pStyle w:val="ReportTable"/>
             </w:pPr>
             <w:r>
-              <w:t>1.4790 ms</w:t>
+              <w:t>1.1523 ms</w:t>
             </w:r>
           </w:p>
         </w:tc>
@@ -5251,7 +4996,7 @@
               <w:pStyle w:val="ReportTable"/>
             </w:pPr>
             <w:r>
-              <w:t>0.9108 / 2.5858 ms</w:t>
+              <w:t>0.9805 / 2.1348 ms</w:t>
             </w:r>
           </w:p>
         </w:tc>
@@ -5268,7 +5013,7 @@
         <w:jc w:val="both"/>
       </w:pPr>
       <w:r>
-        <w:t>耗时由 perf_counter_ns 记录，测量范围为密钥搜索循环。五组输入的 UTC 时间戳如下，界面按本地时区显示。</w:t>
+        <w:t>耗时由 perf_counter_ns 记录，测量范围为密钥搜索循环。多组输入的 UTC 时间戳如下，界面按本地时区显示。</w:t>
       </w:r>
     </w:p>
     <w:p>
@@ -5276,7 +5021,7 @@
         <w:pStyle w:val="ReportCode"/>
       </w:pPr>
       <w:r>
-        <w:t>开始 2026-10-07T04:04:25.481661+00:00</w:t>
+        <w:t>开始 2026-10-07T13:34:58.451453+00:00</w:t>
       </w:r>
     </w:p>
     <w:p>
@@ -5284,7 +5029,7 @@
         <w:pStyle w:val="ReportCode"/>
       </w:pPr>
       <w:r>
-        <w:t>结束 2026-10-07T04:04:25.483661+00:00</w:t>
+        <w:t>结束 2026-10-07T13:34:58.452801+00:00</w:t>
       </w:r>
     </w:p>
     <w:p>
@@ -5315,7 +5060,7 @@
         <w:jc w:val="both"/>
       </w:pPr>
       <w:r>
-        <w:t>使用随机种子 20261007 生成明文 P=01110100 和密钥 K=1011010110，加密得到 C=11111010。对这一组明密文穷举，得到 6 把候选密钥：</w:t>
+        <w:t>使用随机种子 20261007 生成明文 P=01110100 和密钥 K=1011010110，加密得到 C=01011010。对这一组明密文穷举，得到 4 把候选密钥：</w:t>
       </w:r>
     </w:p>
     <w:p>
@@ -5323,39 +5068,7 @@
         <w:pStyle w:val="ReportCode"/>
       </w:pPr>
       <w:r>
-        <w:t>0100010011</w:t>
-      </w:r>
-    </w:p>
-    <w:p>
-      <w:pPr>
-        <w:pStyle w:val="ReportCode"/>
-      </w:pPr>
-      <w:r>
-        <w:t>0101011011</w:t>
-      </w:r>
-    </w:p>
-    <w:p>
-      <w:pPr>
-        <w:pStyle w:val="ReportCode"/>
-      </w:pPr>
-      <w:r>
-        <w:t>0110010110</w:t>
-      </w:r>
-    </w:p>
-    <w:p>
-      <w:pPr>
-        <w:pStyle w:val="ReportCode"/>
-      </w:pPr>
-      <w:r>
-        <w:t>0111011110</w:t>
-      </w:r>
-    </w:p>
-    <w:p>
-      <w:pPr>
-        <w:pStyle w:val="ReportCode"/>
-      </w:pPr>
-      <w:r>
-        <w:t>1010011110</w:t>
+        <w:t>1000101111</w:t>
       </w:r>
     </w:p>
     <w:p>
@@ -5368,11 +5081,27 @@
     </w:p>
     <w:p>
       <w:pPr>
+        <w:pStyle w:val="ReportCode"/>
+      </w:pPr>
+      <w:r>
+        <w:t>1100101111</w:t>
+      </w:r>
+    </w:p>
+    <w:p>
+      <w:pPr>
+        <w:pStyle w:val="ReportCode"/>
+      </w:pPr>
+      <w:r>
+        <w:t>1111010110</w:t>
+      </w:r>
+    </w:p>
+    <w:p>
+      <w:pPr>
         <w:ind w:firstLine="480"/>
         <w:jc w:val="both"/>
       </w:pPr>
       <w:r>
-        <w:t>该样本对应多个密钥。对于一般的明密文对，候选数量取决于具体的 P 和 C：可能没有候选，也可能只有一个或存在多个。固定 P=11010111 时，有 16 种密文各自只对应一把密钥。</w:t>
+        <w:t>该样本对应多个密钥。若明密文对由加密程序生成，至少存在一把原始密钥；本次构造中，主密钥第 2 位不进入两个子密钥，因此翻转这一位会得到另一把等价密钥。若任意独立选择 P 和 C，则还可能选中不可达的密文而没有候选。</w:t>
       </w:r>
     </w:p>
     <w:p>
@@ -5643,7 +5372,7 @@
               <w:pStyle w:val="ReportTable"/>
             </w:pPr>
             <w:r>
-              <w:t>238 至 240</w:t>
+              <w:t>254 至 254</w:t>
             </w:r>
           </w:p>
         </w:tc>
@@ -5688,7 +5417,7 @@
               <w:pStyle w:val="ReportTable"/>
             </w:pPr>
             <w:r>
-              <w:t>12</w:t>
+              <w:t>8</w:t>
             </w:r>
           </w:p>
         </w:tc>
@@ -5733,7 +5462,7 @@
               <w:pStyle w:val="ReportTable"/>
             </w:pPr>
             <w:r>
-              <w:t>224 / 16</w:t>
+              <w:t>254 / 0</w:t>
             </w:r>
           </w:p>
         </w:tc>
@@ -5778,7 +5507,7 @@
               <w:pStyle w:val="ReportTable"/>
             </w:pPr>
             <w:r>
-              <w:t>2296</w:t>
+              <w:t>1728</w:t>
             </w:r>
           </w:p>
         </w:tc>
@@ -5823,7 +5552,7 @@
               <w:pStyle w:val="ReportTable"/>
             </w:pPr>
             <w:r>
-              <w:t>1024</w:t>
+              <w:t>512</w:t>
             </w:r>
           </w:p>
         </w:tc>
@@ -5868,7 +5597,7 @@
               <w:pStyle w:val="ReportTable"/>
             </w:pPr>
             <w:r>
-              <w:t>0</w:t>
+              <w:t>512</w:t>
             </w:r>
           </w:p>
         </w:tc>
@@ -5944,7 +5673,7 @@
         <w:jc w:val="both"/>
       </w:pPr>
       <w:r>
-        <w:t>以 P=11010111 为例，1024 把密钥产生 240 种密文，其中 224 种对应多把密钥。例如密文 10001100 对应第四关得到的三把候选密钥。</w:t>
+        <w:t>以 P=11010111 为例，1024 把密钥产生 254 种密文，每种可达密文均对应多把密钥。例如密文 11101000 对应第四关得到的 6 把候选密钥。</w:t>
       </w:r>
     </w:p>
     <w:p>
@@ -5953,7 +5682,7 @@
         <w:jc w:val="both"/>
       </w:pPr>
       <w:r>
-        <w:t>进一步比较每把密钥对全部 256 个明文的加密结果，得到 1024 种不同排列。因此，本实验中两把密钥在某个明文上碰撞，并不表示它们对所有明文都等价。固定密钥时明文可逆，固定明文时密钥可能碰撞，两种现象分别对应不同的映射关系。</w:t>
+        <w:t>进一步比较每把密钥对全部 256 个明文的加密结果，得到 512 种不同排列和 512 组等价密钥，每组两把。仅在一个明文上碰撞的密钥仍可能被其他明密文对区分；生成相同子密钥的等价密钥则无法通过增加输入区分。固定密钥时明文可逆，固定明文时密钥可能碰撞，两种现象分别对应不同映射。</w:t>
       </w:r>
     </w:p>
     <w:p>
@@ -5970,7 +5699,7 @@
         <w:jc w:val="both"/>
       </w:pPr>
       <w:r>
-        <w:t>本次实验完成了分组加解密、ASCII 扩展、已知明密文搜索和碰撞分析。Python 与 C++ 对全部输入组合的加密结果一致，与其他小组的交叉测试均通过。单组明密文对产生多个候选，而增加约束后可以确定唯一候选。</w:t>
+        <w:t>本次实验完成了分组加解密、ASCII 扩展、已知明密文搜索和碰撞分析。Python 与 C++ 对全部输入组合的加密结果一致。单组明密文对产生多个候选，增加约束可以缩小候选范围，但无法区分生成相同子密钥的等价密钥。</w:t>
       </w:r>
     </w:p>
     <w:p>
@@ -5979,7 +5708,7 @@
         <w:jc w:val="both"/>
       </w:pPr>
       <w:r>
-        <w:t>实现中需要留意两处细节：第二次密钥移位接续第一次移位结果；密文按字节保存，显示时再转换为 Hex、Base64 或转义形式。S-DES 的密钥空间很小，可以直接穷举，适合观察分组密码结构与密钥碰撞。</w:t>
+        <w:t>两个子密钥分别从 P10 的同一结果生成。密文按字节保存，显示时再转换为 Hex、Base64 或转义形式。S-DES 的密钥空间很小，可以直接穷举，适合观察分组密码结构与密钥碰撞。</w:t>
       </w:r>
     </w:p>
     <w:p>

--- a/docs/S-DES实验报告.docx
+++ b/docs/S-DES实验报告.docx
@@ -3737,7 +3737,7 @@
         <w:jc w:val="both"/>
       </w:pPr>
       <w:r>
-        <w:t>此前与其他小组同学进行的交叉测试均通过。本次修正子密钥生成后，测试向量已重新导出；修正版的外组互验结果待补充。</w:t>
+        <w:t>与其他小组同学完成修正版程序的交叉测试，各项测试均通过。同一明文和密钥的加密结果一致，交换密文后能够解密恢复原文。</w:t>
       </w:r>
     </w:p>
     <w:tbl>
@@ -3802,7 +3802,7 @@
               <w:pStyle w:val="ReportTableHeader"/>
             </w:pPr>
             <w:r>
-              <w:t>修正版结果</w:t>
+              <w:t>结果</w:t>
             </w:r>
           </w:p>
         </w:tc>
@@ -3847,7 +3847,7 @@
               <w:pStyle w:val="ReportTable"/>
             </w:pPr>
             <w:r>
-              <w:t>待互验</w:t>
+              <w:t>通过</w:t>
             </w:r>
           </w:p>
         </w:tc>
@@ -3892,7 +3892,7 @@
               <w:pStyle w:val="ReportTable"/>
             </w:pPr>
             <w:r>
-              <w:t>待互验</w:t>
+              <w:t>通过</w:t>
             </w:r>
           </w:p>
         </w:tc>
@@ -5699,7 +5699,7 @@
         <w:jc w:val="both"/>
       </w:pPr>
       <w:r>
-        <w:t>本次实验完成了分组加解密、ASCII 扩展、已知明密文搜索和碰撞分析。Python 与 C++ 对全部输入组合的加密结果一致。单组明密文对产生多个候选，增加约束可以缩小候选范围，但无法区分生成相同子密钥的等价密钥。</w:t>
+        <w:t>本次实验完成了分组加解密、ASCII 扩展、已知明密文搜索和碰撞分析。Python 与 C++ 对全部输入组合的加密结果一致，与其他小组的交叉测试均通过。单组明密文对产生多个候选，增加约束可以缩小候选范围，但无法区分生成相同子密钥的等价密钥。</w:t>
       </w:r>
     </w:p>
     <w:p>

--- a/docs/S-DES实验报告.docx
+++ b/docs/S-DES实验报告.docx
@@ -5699,7 +5699,7 @@
         <w:jc w:val="both"/>
       </w:pPr>
       <w:r>
-        <w:t>本次实验完成了分组加解密、ASCII 扩展、已知明密文搜索和碰撞分析。Python 与 C++ 对全部输入组合的加密结果一致，与其他小组的交叉测试均通过。单组明密文对产生多个候选，增加约束可以缩小候选范围，但无法区分生成相同子密钥的等价密钥。</w:t>
+        <w:t>本次实验五关测试均通过，Python/C++ 全量比较与跨组互验结果一致。增加明密文对可缩小候选范围，但无法区分生成相同子密钥的等价密钥。</w:t>
       </w:r>
     </w:p>
     <w:p>
